--- a/publication/manuscript/SPADE-MANUSCRIPT.docx
+++ b/publication/manuscript/SPADE-MANUSCRIPT.docx
@@ -5,10 +5,14 @@
     <w:p>
       <w:pPr>
         <w:pStyle w:val="Title"/>
+        <w:keepNext/>
+        <w:spacing w:after="240" w:line="240" w:lineRule="auto"/>
+        <w:jc w:val="center"/>
       </w:pPr>
       <w:r>
         <w:rPr>
           <w:rFonts w:ascii="Times New Roman" w:hAnsi="Times New Roman" w:eastAsia="Times New Roman" w:cs="Times New Roman"/>
+          <w:b/>
           <w:color w:val="000000"/>
           <w:sz w:val="28"/>
         </w:rPr>
@@ -16,23 +20,14 @@
       </w:r>
     </w:p>
     <w:p>
-      <w:pPr>
-        <w:keepNext/>
-        <w:spacing w:line="240" w:lineRule="auto" w:after="360"/>
-        <w:jc w:val="center"/>
-      </w:pPr>
       <w:r>
-        <w:rPr>
-          <w:rFonts w:ascii="Times New Roman" w:hAnsi="Times New Roman" w:eastAsia="Times New Roman" w:cs="Times New Roman"/>
-          <w:color w:val="000000"/>
-          <w:sz w:val="24"/>
-        </w:rPr>
-        <w:t>Joseph Yung and Alana Kwan</w:t>
+        <w:br w:type="page"/>
       </w:r>
     </w:p>
     <w:p>
       <w:pPr>
         <w:pStyle w:val="Heading1"/>
+        <w:widowControl/>
       </w:pPr>
       <w:r>
         <w:rPr>
@@ -44,6 +39,9 @@
       </w:r>
     </w:p>
     <w:p>
+      <w:pPr>
+        <w:widowControl/>
+      </w:pPr>
       <w:r>
         <w:rPr>
           <w:rFonts w:ascii="Times New Roman" w:hAnsi="Times New Roman" w:eastAsia="Times New Roman" w:cs="Times New Roman"/>
@@ -71,9 +69,9 @@
       </w:r>
       <w:r>
         <w:rPr>
-          <w:rFonts w:ascii="Times New Roman" w:hAnsi="Times New Roman" w:eastAsia="Times New Roman" w:cs="Times New Roman"/>
+          <w:rFonts w:ascii="Courier New" w:hAnsi="Courier New" w:eastAsia="Courier New" w:cs="Courier New"/>
           <w:color w:val="000000"/>
-          <w:sz w:val="24"/>
+          <w:sz w:val="22"/>
         </w:rPr>
         <w:t>-0.0005</w:t>
       </w:r>
@@ -87,9 +85,9 @@
       </w:r>
       <w:r>
         <w:rPr>
-          <w:rFonts w:ascii="Times New Roman" w:hAnsi="Times New Roman" w:eastAsia="Times New Roman" w:cs="Times New Roman"/>
+          <w:rFonts w:ascii="Courier New" w:hAnsi="Courier New" w:eastAsia="Courier New" w:cs="Courier New"/>
           <w:color w:val="000000"/>
-          <w:sz w:val="24"/>
+          <w:sz w:val="22"/>
         </w:rPr>
         <w:t>[-0.0221,0.0207]</w:t>
       </w:r>
@@ -103,9 +101,9 @@
       </w:r>
       <w:r>
         <w:rPr>
-          <w:rFonts w:ascii="Times New Roman" w:hAnsi="Times New Roman" w:eastAsia="Times New Roman" w:cs="Times New Roman"/>
+          <w:rFonts w:ascii="Courier New" w:hAnsi="Courier New" w:eastAsia="Courier New" w:cs="Courier New"/>
           <w:color w:val="000000"/>
-          <w:sz w:val="24"/>
+          <w:sz w:val="22"/>
         </w:rPr>
         <w:t>n=160</w:t>
       </w:r>
@@ -119,9 +117,9 @@
       </w:r>
       <w:r>
         <w:rPr>
-          <w:rFonts w:ascii="Times New Roman" w:hAnsi="Times New Roman" w:eastAsia="Times New Roman" w:cs="Times New Roman"/>
+          <w:rFonts w:ascii="Courier New" w:hAnsi="Courier New" w:eastAsia="Courier New" w:cs="Courier New"/>
           <w:color w:val="000000"/>
-          <w:sz w:val="24"/>
+          <w:sz w:val="22"/>
         </w:rPr>
         <w:t>+0.000855</w:t>
       </w:r>
@@ -135,9 +133,9 @@
       </w:r>
       <w:r>
         <w:rPr>
-          <w:rFonts w:ascii="Times New Roman" w:hAnsi="Times New Roman" w:eastAsia="Times New Roman" w:cs="Times New Roman"/>
+          <w:rFonts w:ascii="Courier New" w:hAnsi="Courier New" w:eastAsia="Courier New" w:cs="Courier New"/>
           <w:color w:val="000000"/>
-          <w:sz w:val="24"/>
+          <w:sz w:val="22"/>
         </w:rPr>
         <w:t>[0.000691,0.001028]</w:t>
       </w:r>
@@ -151,9 +149,9 @@
       </w:r>
       <w:r>
         <w:rPr>
-          <w:rFonts w:ascii="Times New Roman" w:hAnsi="Times New Roman" w:eastAsia="Times New Roman" w:cs="Times New Roman"/>
+          <w:rFonts w:ascii="Courier New" w:hAnsi="Courier New" w:eastAsia="Courier New" w:cs="Courier New"/>
           <w:color w:val="000000"/>
-          <w:sz w:val="24"/>
+          <w:sz w:val="22"/>
         </w:rPr>
         <w:t>n=320</w:t>
       </w:r>
@@ -167,9 +165,9 @@
       </w:r>
       <w:r>
         <w:rPr>
-          <w:rFonts w:ascii="Times New Roman" w:hAnsi="Times New Roman" w:eastAsia="Times New Roman" w:cs="Times New Roman"/>
+          <w:rFonts w:ascii="Courier New" w:hAnsi="Courier New" w:eastAsia="Courier New" w:cs="Courier New"/>
           <w:color w:val="000000"/>
-          <w:sz w:val="24"/>
+          <w:sz w:val="22"/>
         </w:rPr>
         <w:t>+0.1026</w:t>
       </w:r>
@@ -183,9 +181,9 @@
       </w:r>
       <w:r>
         <w:rPr>
-          <w:rFonts w:ascii="Times New Roman" w:hAnsi="Times New Roman" w:eastAsia="Times New Roman" w:cs="Times New Roman"/>
+          <w:rFonts w:ascii="Courier New" w:hAnsi="Courier New" w:eastAsia="Courier New" w:cs="Courier New"/>
           <w:color w:val="000000"/>
-          <w:sz w:val="24"/>
+          <w:sz w:val="22"/>
         </w:rPr>
         <w:t>c=1</w:t>
       </w:r>
@@ -199,9 +197,9 @@
       </w:r>
       <w:r>
         <w:rPr>
-          <w:rFonts w:ascii="Times New Roman" w:hAnsi="Times New Roman" w:eastAsia="Times New Roman" w:cs="Times New Roman"/>
+          <w:rFonts w:ascii="Courier New" w:hAnsi="Courier New" w:eastAsia="Courier New" w:cs="Courier New"/>
           <w:color w:val="000000"/>
-          <w:sz w:val="24"/>
+          <w:sz w:val="22"/>
         </w:rPr>
         <w:t>c=1</w:t>
       </w:r>
@@ -215,9 +213,9 @@
       </w:r>
       <w:r>
         <w:rPr>
-          <w:rFonts w:ascii="Times New Roman" w:hAnsi="Times New Roman" w:eastAsia="Times New Roman" w:cs="Times New Roman"/>
+          <w:rFonts w:ascii="Courier New" w:hAnsi="Courier New" w:eastAsia="Courier New" w:cs="Courier New"/>
           <w:color w:val="000000"/>
-          <w:sz w:val="24"/>
+          <w:sz w:val="22"/>
         </w:rPr>
         <w:t>c=1.0</w:t>
       </w:r>
@@ -231,9 +229,9 @@
       </w:r>
       <w:r>
         <w:rPr>
-          <w:rFonts w:ascii="Times New Roman" w:hAnsi="Times New Roman" w:eastAsia="Times New Roman" w:cs="Times New Roman"/>
+          <w:rFonts w:ascii="Courier New" w:hAnsi="Courier New" w:eastAsia="Courier New" w:cs="Courier New"/>
           <w:color w:val="000000"/>
-          <w:sz w:val="24"/>
+          <w:sz w:val="22"/>
         </w:rPr>
         <w:t>0.9880098603</w:t>
       </w:r>
@@ -247,6 +245,9 @@
       </w:r>
     </w:p>
     <w:p>
+      <w:pPr>
+        <w:widowControl/>
+      </w:pPr>
       <w:r>
         <w:rPr>
           <w:rFonts w:ascii="Times New Roman" w:hAnsi="Times New Roman" w:eastAsia="Times New Roman" w:cs="Times New Roman"/>
@@ -268,6 +269,7 @@
     <w:p>
       <w:pPr>
         <w:pStyle w:val="Heading1"/>
+        <w:widowControl/>
       </w:pPr>
       <w:r>
         <w:rPr>
@@ -279,6 +281,9 @@
       </w:r>
     </w:p>
     <w:p>
+      <w:pPr>
+        <w:widowControl/>
+      </w:pPr>
       <w:r>
         <w:rPr>
           <w:rFonts w:ascii="Times New Roman" w:hAnsi="Times New Roman" w:eastAsia="Times New Roman" w:cs="Times New Roman"/>
@@ -289,6 +294,9 @@
       </w:r>
     </w:p>
     <w:p>
+      <w:pPr>
+        <w:widowControl/>
+      </w:pPr>
       <w:r>
         <w:rPr>
           <w:rFonts w:ascii="Times New Roman" w:hAnsi="Times New Roman" w:eastAsia="Times New Roman" w:cs="Times New Roman"/>
@@ -299,9 +307,9 @@
       </w:r>
       <w:r>
         <w:rPr>
-          <w:rFonts w:ascii="Times New Roman" w:hAnsi="Times New Roman" w:eastAsia="Times New Roman" w:cs="Times New Roman"/>
+          <w:rFonts w:ascii="Courier New" w:hAnsi="Courier New" w:eastAsia="Courier New" w:cs="Courier New"/>
           <w:color w:val="000000"/>
-          <w:sz w:val="24"/>
+          <w:sz w:val="22"/>
         </w:rPr>
         <w:t>f</w:t>
       </w:r>
@@ -315,9 +323,9 @@
       </w:r>
       <w:r>
         <w:rPr>
-          <w:rFonts w:ascii="Times New Roman" w:hAnsi="Times New Roman" w:eastAsia="Times New Roman" w:cs="Times New Roman"/>
+          <w:rFonts w:ascii="Courier New" w:hAnsi="Courier New" w:eastAsia="Courier New" w:cs="Courier New"/>
           <w:color w:val="000000"/>
-          <w:sz w:val="24"/>
+          <w:sz w:val="22"/>
         </w:rPr>
         <w:t>tau</w:t>
       </w:r>
@@ -331,9 +339,9 @@
       </w:r>
       <w:r>
         <w:rPr>
-          <w:rFonts w:ascii="Times New Roman" w:hAnsi="Times New Roman" w:eastAsia="Times New Roman" w:cs="Times New Roman"/>
+          <w:rFonts w:ascii="Courier New" w:hAnsi="Courier New" w:eastAsia="Courier New" w:cs="Courier New"/>
           <w:color w:val="000000"/>
-          <w:sz w:val="24"/>
+          <w:sz w:val="22"/>
         </w:rPr>
         <w:t>X</w:t>
       </w:r>
@@ -347,9 +355,9 @@
       </w:r>
       <w:r>
         <w:rPr>
-          <w:rFonts w:ascii="Times New Roman" w:hAnsi="Times New Roman" w:eastAsia="Times New Roman" w:cs="Times New Roman"/>
+          <w:rFonts w:ascii="Courier New" w:hAnsi="Courier New" w:eastAsia="Courier New" w:cs="Courier New"/>
           <w:color w:val="000000"/>
-          <w:sz w:val="24"/>
+          <w:sz w:val="22"/>
         </w:rPr>
         <w:t>Gamma={x in X:f(x)&gt;=tau}</w:t>
       </w:r>
@@ -380,9 +388,9 @@
       </w:r>
       <w:r>
         <w:rPr>
-          <w:rFonts w:ascii="Times New Roman" w:hAnsi="Times New Roman" w:eastAsia="Times New Roman" w:cs="Times New Roman"/>
+          <w:rFonts w:ascii="Courier New" w:hAnsi="Courier New" w:eastAsia="Courier New" w:cs="Courier New"/>
           <w:color w:val="000000"/>
-          <w:sz w:val="24"/>
+          <w:sz w:val="22"/>
         </w:rPr>
         <w:t>P(C subset Gamma | data)&gt;=alpha</w:t>
       </w:r>
@@ -396,6 +404,9 @@
       </w:r>
     </w:p>
     <w:p>
+      <w:pPr>
+        <w:widowControl/>
+      </w:pPr>
       <w:r>
         <w:rPr>
           <w:rFonts w:ascii="Times New Roman" w:hAnsi="Times New Roman" w:eastAsia="Times New Roman" w:cs="Times New Roman"/>
@@ -406,6 +417,9 @@
       </w:r>
     </w:p>
     <w:p>
+      <w:pPr>
+        <w:widowControl/>
+      </w:pPr>
       <w:r>
         <w:rPr>
           <w:rFonts w:ascii="Times New Roman" w:hAnsi="Times New Roman" w:eastAsia="Times New Roman" w:cs="Times New Roman"/>
@@ -418,6 +432,7 @@
     <w:p>
       <w:pPr>
         <w:pStyle w:val="Heading2"/>
+        <w:widowControl/>
       </w:pPr>
       <w:r>
         <w:rPr>
@@ -429,6 +444,9 @@
       </w:r>
     </w:p>
     <w:p>
+      <w:pPr>
+        <w:widowControl/>
+      </w:pPr>
       <w:r>
         <w:rPr>
           <w:rFonts w:ascii="Times New Roman" w:hAnsi="Times New Roman" w:eastAsia="Times New Roman" w:cs="Times New Roman"/>
@@ -441,29 +459,40 @@
     <w:p>
       <w:pPr>
         <w:keepNext/>
-        <w:spacing w:before="160" w:after="80" w:line="240" w:lineRule="auto"/>
+        <w:keepLines/>
+        <w:widowControl/>
       </w:pPr>
       <w:r>
         <w:rPr>
           <w:rFonts w:ascii="Times New Roman" w:hAnsi="Times New Roman" w:eastAsia="Times New Roman" w:cs="Times New Roman"/>
           <w:b/>
           <w:color w:val="000000"/>
-          <w:sz w:val="20"/>
+          <w:sz w:val="24"/>
         </w:rPr>
         <w:t>Table 1. Contribution and novelty map.</w:t>
       </w:r>
     </w:p>
     <w:tbl>
       <w:tblPr>
-        <w:tblW w:type="auto" w:w="0"/>
-        <w:jc w:val="center"/>
+        <w:tblStyle w:val="TableGrid"/>
+        <w:tblW w:type="dxa" w:w="9360"/>
+        <w:jc w:val="left"/>
         <w:tblLayout w:type="fixed"/>
         <w:tblLook w:firstColumn="1" w:firstRow="1" w:lastColumn="0" w:lastRow="0" w:noHBand="0" w:noVBand="1" w:val="04A0"/>
+        <w:tblBorders>
+          <w:top w:val="single" w:sz="4" w:color="D9D9D9"/>
+          <w:left w:val="single" w:sz="4" w:color="D9D9D9"/>
+          <w:bottom w:val="single" w:sz="4" w:color="D9D9D9"/>
+          <w:right w:val="single" w:sz="4" w:color="D9D9D9"/>
+          <w:insideH w:val="single" w:sz="4" w:color="D9D9D9"/>
+          <w:insideV w:val="single" w:sz="4" w:color="D9D9D9"/>
+        </w:tblBorders>
+        <w:tblInd w:w="120" w:type="dxa"/>
       </w:tblPr>
       <w:tblGrid>
-        <w:gridCol w:w="2500"/>
-        <w:gridCol w:w="1900"/>
-        <w:gridCol w:w="4960"/>
+        <w:gridCol w:w="2200"/>
+        <w:gridCol w:w="3580"/>
+        <w:gridCol w:w="3580"/>
       </w:tblGrid>
       <w:tr>
         <w:trPr>
@@ -472,27 +501,18 @@
         </w:trPr>
         <w:tc>
           <w:tcPr>
-            <w:tcW w:type="dxa" w:w="2500"/>
+            <w:tcW w:type="dxa" w:w="2200"/>
+            <w:shd w:fill="E7E6E6"/>
             <w:vAlign w:val="center"/>
             <w:tcMar>
-              <w:top w:w="60" w:type="dxa"/>
-              <w:start w:w="70" w:type="dxa"/>
-              <w:bottom w:w="60" w:type="dxa"/>
-              <w:end w:w="70" w:type="dxa"/>
+              <w:top w:w="80" w:type="dxa"/>
+              <w:bottom w:w="80" w:type="dxa"/>
+              <w:start w:w="120" w:type="dxa"/>
+              <w:end w:w="120" w:type="dxa"/>
             </w:tcMar>
-            <w:tcBorders>
-              <w:top w:val="single" w:sz="4" w:space="0" w:color="B7B7B7"/>
-              <w:start w:val="single" w:sz="4" w:space="0" w:color="B7B7B7"/>
-              <w:bottom w:val="single" w:sz="4" w:space="0" w:color="B7B7B7"/>
-              <w:end w:val="single" w:sz="4" w:space="0" w:color="B7B7B7"/>
-              <w:insideH w:val="single" w:sz="4" w:space="0" w:color="B7B7B7"/>
-              <w:insideV w:val="single" w:sz="4" w:space="0" w:color="B7B7B7"/>
-            </w:tcBorders>
-            <w:shd w:fill="D9EAF7"/>
           </w:tcPr>
           <w:p>
             <w:pPr>
-              <w:keepLines/>
               <w:spacing w:before="0" w:after="0" w:line="240" w:lineRule="auto"/>
             </w:pPr>
             <w:r>
@@ -500,7 +520,7 @@
                 <w:rFonts w:ascii="Times New Roman" w:hAnsi="Times New Roman" w:eastAsia="Times New Roman" w:cs="Times New Roman"/>
                 <w:b/>
                 <w:color w:val="000000"/>
-                <w:sz w:val="16"/>
+                <w:sz w:val="17"/>
               </w:rPr>
               <w:t>Element</w:t>
             </w:r>
@@ -508,27 +528,18 @@
         </w:tc>
         <w:tc>
           <w:tcPr>
-            <w:tcW w:type="dxa" w:w="1900"/>
+            <w:tcW w:type="dxa" w:w="3580"/>
+            <w:shd w:fill="E7E6E6"/>
             <w:vAlign w:val="center"/>
             <w:tcMar>
-              <w:top w:w="60" w:type="dxa"/>
-              <w:start w:w="70" w:type="dxa"/>
-              <w:bottom w:w="60" w:type="dxa"/>
-              <w:end w:w="70" w:type="dxa"/>
+              <w:top w:w="80" w:type="dxa"/>
+              <w:bottom w:w="80" w:type="dxa"/>
+              <w:start w:w="120" w:type="dxa"/>
+              <w:end w:w="120" w:type="dxa"/>
             </w:tcMar>
-            <w:tcBorders>
-              <w:top w:val="single" w:sz="4" w:space="0" w:color="B7B7B7"/>
-              <w:start w:val="single" w:sz="4" w:space="0" w:color="B7B7B7"/>
-              <w:bottom w:val="single" w:sz="4" w:space="0" w:color="B7B7B7"/>
-              <w:end w:val="single" w:sz="4" w:space="0" w:color="B7B7B7"/>
-              <w:insideH w:val="single" w:sz="4" w:space="0" w:color="B7B7B7"/>
-              <w:insideV w:val="single" w:sz="4" w:space="0" w:color="B7B7B7"/>
-            </w:tcBorders>
-            <w:shd w:fill="D9EAF7"/>
           </w:tcPr>
           <w:p>
             <w:pPr>
-              <w:keepLines/>
               <w:spacing w:before="0" w:after="0" w:line="240" w:lineRule="auto"/>
             </w:pPr>
             <w:r>
@@ -536,7 +547,7 @@
                 <w:rFonts w:ascii="Times New Roman" w:hAnsi="Times New Roman" w:eastAsia="Times New Roman" w:cs="Times New Roman"/>
                 <w:b/>
                 <w:color w:val="000000"/>
-                <w:sz w:val="16"/>
+                <w:sz w:val="17"/>
               </w:rPr>
               <w:t>Classification</w:t>
             </w:r>
@@ -544,27 +555,18 @@
         </w:tc>
         <w:tc>
           <w:tcPr>
-            <w:tcW w:type="dxa" w:w="4960"/>
+            <w:tcW w:type="dxa" w:w="3580"/>
+            <w:shd w:fill="E7E6E6"/>
             <w:vAlign w:val="center"/>
             <w:tcMar>
-              <w:top w:w="60" w:type="dxa"/>
-              <w:start w:w="70" w:type="dxa"/>
-              <w:bottom w:w="60" w:type="dxa"/>
-              <w:end w:w="70" w:type="dxa"/>
+              <w:top w:w="80" w:type="dxa"/>
+              <w:bottom w:w="80" w:type="dxa"/>
+              <w:start w:w="120" w:type="dxa"/>
+              <w:end w:w="120" w:type="dxa"/>
             </w:tcMar>
-            <w:tcBorders>
-              <w:top w:val="single" w:sz="4" w:space="0" w:color="B7B7B7"/>
-              <w:start w:val="single" w:sz="4" w:space="0" w:color="B7B7B7"/>
-              <w:bottom w:val="single" w:sz="4" w:space="0" w:color="B7B7B7"/>
-              <w:end w:val="single" w:sz="4" w:space="0" w:color="B7B7B7"/>
-              <w:insideH w:val="single" w:sz="4" w:space="0" w:color="B7B7B7"/>
-              <w:insideV w:val="single" w:sz="4" w:space="0" w:color="B7B7B7"/>
-            </w:tcBorders>
-            <w:shd w:fill="D9EAF7"/>
           </w:tcPr>
           <w:p>
             <w:pPr>
-              <w:keepLines/>
               <w:spacing w:before="0" w:after="0" w:line="240" w:lineRule="auto"/>
             </w:pPr>
             <w:r>
@@ -572,7 +574,7 @@
                 <w:rFonts w:ascii="Times New Roman" w:hAnsi="Times New Roman" w:eastAsia="Times New Roman" w:cs="Times New Roman"/>
                 <w:b/>
                 <w:color w:val="000000"/>
-                <w:sz w:val="16"/>
+                <w:sz w:val="17"/>
               </w:rPr>
               <w:t>Scope in this study</w:t>
             </w:r>
@@ -585,33 +587,24 @@
         </w:trPr>
         <w:tc>
           <w:tcPr>
-            <w:tcW w:type="dxa" w:w="2500"/>
+            <w:tcW w:type="dxa" w:w="2200"/>
             <w:vAlign w:val="center"/>
             <w:tcMar>
-              <w:top w:w="60" w:type="dxa"/>
-              <w:start w:w="70" w:type="dxa"/>
-              <w:bottom w:w="60" w:type="dxa"/>
-              <w:end w:w="70" w:type="dxa"/>
+              <w:top w:w="80" w:type="dxa"/>
+              <w:bottom w:w="80" w:type="dxa"/>
+              <w:start w:w="120" w:type="dxa"/>
+              <w:end w:w="120" w:type="dxa"/>
             </w:tcMar>
-            <w:tcBorders>
-              <w:top w:val="single" w:sz="4" w:space="0" w:color="B7B7B7"/>
-              <w:start w:val="single" w:sz="4" w:space="0" w:color="B7B7B7"/>
-              <w:bottom w:val="single" w:sz="4" w:space="0" w:color="B7B7B7"/>
-              <w:end w:val="single" w:sz="4" w:space="0" w:color="B7B7B7"/>
-              <w:insideH w:val="single" w:sz="4" w:space="0" w:color="B7B7B7"/>
-              <w:insideV w:val="single" w:sz="4" w:space="0" w:color="B7B7B7"/>
-            </w:tcBorders>
           </w:tcPr>
           <w:p>
             <w:pPr>
-              <w:keepLines/>
               <w:spacing w:before="0" w:after="0" w:line="240" w:lineRule="auto"/>
             </w:pPr>
             <w:r>
               <w:rPr>
                 <w:rFonts w:ascii="Times New Roman" w:hAnsi="Times New Roman" w:eastAsia="Times New Roman" w:cs="Times New Roman"/>
                 <w:color w:val="000000"/>
-                <w:sz w:val="16"/>
+                <w:sz w:val="17"/>
               </w:rPr>
               <w:t>GP excursion sets and boundary-focused sequential design</w:t>
             </w:r>
@@ -619,33 +612,24 @@
         </w:tc>
         <w:tc>
           <w:tcPr>
-            <w:tcW w:type="dxa" w:w="1900"/>
+            <w:tcW w:type="dxa" w:w="3580"/>
             <w:vAlign w:val="center"/>
             <w:tcMar>
-              <w:top w:w="60" w:type="dxa"/>
-              <w:start w:w="70" w:type="dxa"/>
-              <w:bottom w:w="60" w:type="dxa"/>
-              <w:end w:w="70" w:type="dxa"/>
+              <w:top w:w="80" w:type="dxa"/>
+              <w:bottom w:w="80" w:type="dxa"/>
+              <w:start w:w="120" w:type="dxa"/>
+              <w:end w:w="120" w:type="dxa"/>
             </w:tcMar>
-            <w:tcBorders>
-              <w:top w:val="single" w:sz="4" w:space="0" w:color="B7B7B7"/>
-              <w:start w:val="single" w:sz="4" w:space="0" w:color="B7B7B7"/>
-              <w:bottom w:val="single" w:sz="4" w:space="0" w:color="B7B7B7"/>
-              <w:end w:val="single" w:sz="4" w:space="0" w:color="B7B7B7"/>
-              <w:insideH w:val="single" w:sz="4" w:space="0" w:color="B7B7B7"/>
-              <w:insideV w:val="single" w:sz="4" w:space="0" w:color="B7B7B7"/>
-            </w:tcBorders>
           </w:tcPr>
           <w:p>
             <w:pPr>
-              <w:keepLines/>
               <w:spacing w:before="0" w:after="0" w:line="240" w:lineRule="auto"/>
             </w:pPr>
             <w:r>
               <w:rPr>
                 <w:rFonts w:ascii="Times New Roman" w:hAnsi="Times New Roman" w:eastAsia="Times New Roman" w:cs="Times New Roman"/>
                 <w:color w:val="000000"/>
-                <w:sz w:val="16"/>
+                <w:sz w:val="17"/>
               </w:rPr>
               <w:t>Established ingredient</w:t>
             </w:r>
@@ -653,33 +637,24 @@
         </w:tc>
         <w:tc>
           <w:tcPr>
-            <w:tcW w:type="dxa" w:w="4960"/>
+            <w:tcW w:type="dxa" w:w="3580"/>
             <w:vAlign w:val="center"/>
             <w:tcMar>
-              <w:top w:w="60" w:type="dxa"/>
-              <w:start w:w="70" w:type="dxa"/>
-              <w:bottom w:w="60" w:type="dxa"/>
-              <w:end w:w="70" w:type="dxa"/>
+              <w:top w:w="80" w:type="dxa"/>
+              <w:bottom w:w="80" w:type="dxa"/>
+              <w:start w:w="120" w:type="dxa"/>
+              <w:end w:w="120" w:type="dxa"/>
             </w:tcMar>
-            <w:tcBorders>
-              <w:top w:val="single" w:sz="4" w:space="0" w:color="B7B7B7"/>
-              <w:start w:val="single" w:sz="4" w:space="0" w:color="B7B7B7"/>
-              <w:bottom w:val="single" w:sz="4" w:space="0" w:color="B7B7B7"/>
-              <w:end w:val="single" w:sz="4" w:space="0" w:color="B7B7B7"/>
-              <w:insideH w:val="single" w:sz="4" w:space="0" w:color="B7B7B7"/>
-              <w:insideV w:val="single" w:sz="4" w:space="0" w:color="B7B7B7"/>
-            </w:tcBorders>
           </w:tcPr>
           <w:p>
             <w:pPr>
-              <w:keepLines/>
               <w:spacing w:before="0" w:after="0" w:line="240" w:lineRule="auto"/>
             </w:pPr>
             <w:r>
               <w:rPr>
                 <w:rFonts w:ascii="Times New Roman" w:hAnsi="Times New Roman" w:eastAsia="Times New Roman" w:cs="Times New Roman"/>
                 <w:color w:val="000000"/>
-                <w:sz w:val="16"/>
+                <w:sz w:val="17"/>
               </w:rPr>
               <w:t>Used within the GP level-set and batch-SUR tradition [1--4].</w:t>
             </w:r>
@@ -692,33 +667,24 @@
         </w:trPr>
         <w:tc>
           <w:tcPr>
-            <w:tcW w:type="dxa" w:w="2500"/>
+            <w:tcW w:type="dxa" w:w="2200"/>
             <w:vAlign w:val="center"/>
             <w:tcMar>
-              <w:top w:w="60" w:type="dxa"/>
-              <w:start w:w="70" w:type="dxa"/>
-              <w:bottom w:w="60" w:type="dxa"/>
-              <w:end w:w="70" w:type="dxa"/>
+              <w:top w:w="80" w:type="dxa"/>
+              <w:bottom w:w="80" w:type="dxa"/>
+              <w:start w:w="120" w:type="dxa"/>
+              <w:end w:w="120" w:type="dxa"/>
             </w:tcMar>
-            <w:tcBorders>
-              <w:top w:val="single" w:sz="4" w:space="0" w:color="B7B7B7"/>
-              <w:start w:val="single" w:sz="4" w:space="0" w:color="B7B7B7"/>
-              <w:bottom w:val="single" w:sz="4" w:space="0" w:color="B7B7B7"/>
-              <w:end w:val="single" w:sz="4" w:space="0" w:color="B7B7B7"/>
-              <w:insideH w:val="single" w:sz="4" w:space="0" w:color="B7B7B7"/>
-              <w:insideV w:val="single" w:sz="4" w:space="0" w:color="B7B7B7"/>
-            </w:tcBorders>
           </w:tcPr>
           <w:p>
             <w:pPr>
-              <w:keepLines/>
               <w:spacing w:before="0" w:after="0" w:line="240" w:lineRule="auto"/>
             </w:pPr>
             <w:r>
               <w:rPr>
                 <w:rFonts w:ascii="Times New Roman" w:hAnsi="Times New Roman" w:eastAsia="Times New Roman" w:cs="Times New Roman"/>
                 <w:color w:val="000000"/>
-                <w:sz w:val="16"/>
+                <w:sz w:val="17"/>
               </w:rPr>
               <w:t>Posterior excursion draws and nested Vorob'ev quantiles</w:t>
             </w:r>
@@ -726,33 +692,24 @@
         </w:tc>
         <w:tc>
           <w:tcPr>
-            <w:tcW w:type="dxa" w:w="1900"/>
+            <w:tcW w:type="dxa" w:w="3580"/>
             <w:vAlign w:val="center"/>
             <w:tcMar>
-              <w:top w:w="60" w:type="dxa"/>
-              <w:start w:w="70" w:type="dxa"/>
-              <w:bottom w:w="60" w:type="dxa"/>
-              <w:end w:w="70" w:type="dxa"/>
+              <w:top w:w="80" w:type="dxa"/>
+              <w:bottom w:w="80" w:type="dxa"/>
+              <w:start w:w="120" w:type="dxa"/>
+              <w:end w:w="120" w:type="dxa"/>
             </w:tcMar>
-            <w:tcBorders>
-              <w:top w:val="single" w:sz="4" w:space="0" w:color="B7B7B7"/>
-              <w:start w:val="single" w:sz="4" w:space="0" w:color="B7B7B7"/>
-              <w:bottom w:val="single" w:sz="4" w:space="0" w:color="B7B7B7"/>
-              <w:end w:val="single" w:sz="4" w:space="0" w:color="B7B7B7"/>
-              <w:insideH w:val="single" w:sz="4" w:space="0" w:color="B7B7B7"/>
-              <w:insideV w:val="single" w:sz="4" w:space="0" w:color="B7B7B7"/>
-            </w:tcBorders>
           </w:tcPr>
           <w:p>
             <w:pPr>
-              <w:keepLines/>
               <w:spacing w:before="0" w:after="0" w:line="240" w:lineRule="auto"/>
             </w:pPr>
             <w:r>
               <w:rPr>
                 <w:rFonts w:ascii="Times New Roman" w:hAnsi="Times New Roman" w:eastAsia="Times New Roman" w:cs="Times New Roman"/>
                 <w:color w:val="000000"/>
-                <w:sz w:val="16"/>
+                <w:sz w:val="17"/>
               </w:rPr>
               <w:t>Established ingredient</w:t>
             </w:r>
@@ -760,33 +717,24 @@
         </w:tc>
         <w:tc>
           <w:tcPr>
-            <w:tcW w:type="dxa" w:w="4960"/>
+            <w:tcW w:type="dxa" w:w="3580"/>
             <w:vAlign w:val="center"/>
             <w:tcMar>
-              <w:top w:w="60" w:type="dxa"/>
-              <w:start w:w="70" w:type="dxa"/>
-              <w:bottom w:w="60" w:type="dxa"/>
-              <w:end w:w="70" w:type="dxa"/>
+              <w:top w:w="80" w:type="dxa"/>
+              <w:bottom w:w="80" w:type="dxa"/>
+              <w:start w:w="120" w:type="dxa"/>
+              <w:end w:w="120" w:type="dxa"/>
             </w:tcMar>
-            <w:tcBorders>
-              <w:top w:val="single" w:sz="4" w:space="0" w:color="B7B7B7"/>
-              <w:start w:val="single" w:sz="4" w:space="0" w:color="B7B7B7"/>
-              <w:bottom w:val="single" w:sz="4" w:space="0" w:color="B7B7B7"/>
-              <w:end w:val="single" w:sz="4" w:space="0" w:color="B7B7B7"/>
-              <w:insideH w:val="single" w:sz="4" w:space="0" w:color="B7B7B7"/>
-              <w:insideV w:val="single" w:sz="4" w:space="0" w:color="B7B7B7"/>
-            </w:tcBorders>
           </w:tcPr>
           <w:p>
             <w:pPr>
-              <w:keepLines/>
               <w:spacing w:before="0" w:after="0" w:line="240" w:lineRule="auto"/>
             </w:pPr>
             <w:r>
               <w:rPr>
                 <w:rFonts w:ascii="Times New Roman" w:hAnsi="Times New Roman" w:eastAsia="Times New Roman" w:cs="Times New Roman"/>
                 <w:color w:val="000000"/>
-                <w:sz w:val="16"/>
+                <w:sz w:val="17"/>
               </w:rPr>
               <w:t>Used as established random-set summaries [4--8].</w:t>
             </w:r>
@@ -799,33 +747,24 @@
         </w:trPr>
         <w:tc>
           <w:tcPr>
-            <w:tcW w:type="dxa" w:w="2500"/>
+            <w:tcW w:type="dxa" w:w="2200"/>
             <w:vAlign w:val="center"/>
             <w:tcMar>
-              <w:top w:w="60" w:type="dxa"/>
-              <w:start w:w="70" w:type="dxa"/>
-              <w:bottom w:w="60" w:type="dxa"/>
-              <w:end w:w="70" w:type="dxa"/>
+              <w:top w:w="80" w:type="dxa"/>
+              <w:bottom w:w="80" w:type="dxa"/>
+              <w:start w:w="120" w:type="dxa"/>
+              <w:end w:w="120" w:type="dxa"/>
             </w:tcMar>
-            <w:tcBorders>
-              <w:top w:val="single" w:sz="4" w:space="0" w:color="B7B7B7"/>
-              <w:start w:val="single" w:sz="4" w:space="0" w:color="B7B7B7"/>
-              <w:bottom w:val="single" w:sz="4" w:space="0" w:color="B7B7B7"/>
-              <w:end w:val="single" w:sz="4" w:space="0" w:color="B7B7B7"/>
-              <w:insideH w:val="single" w:sz="4" w:space="0" w:color="B7B7B7"/>
-              <w:insideV w:val="single" w:sz="4" w:space="0" w:color="B7B7B7"/>
-            </w:tcBorders>
           </w:tcPr>
           <w:p>
             <w:pPr>
-              <w:keepLines/>
               <w:spacing w:before="0" w:after="0" w:line="240" w:lineRule="auto"/>
             </w:pPr>
             <w:r>
               <w:rPr>
                 <w:rFonts w:ascii="Times New Roman" w:hAnsi="Times New Roman" w:eastAsia="Times New Roman" w:cs="Times New Roman"/>
                 <w:color w:val="000000"/>
-                <w:sz w:val="16"/>
+                <w:sz w:val="17"/>
               </w:rPr>
               <w:t>High-volume candidate satisfying joint posterior containment</w:t>
             </w:r>
@@ -833,33 +772,24 @@
         </w:tc>
         <w:tc>
           <w:tcPr>
-            <w:tcW w:type="dxa" w:w="1900"/>
+            <w:tcW w:type="dxa" w:w="3580"/>
             <w:vAlign w:val="center"/>
             <w:tcMar>
-              <w:top w:w="60" w:type="dxa"/>
-              <w:start w:w="70" w:type="dxa"/>
-              <w:bottom w:w="60" w:type="dxa"/>
-              <w:end w:w="70" w:type="dxa"/>
+              <w:top w:w="80" w:type="dxa"/>
+              <w:bottom w:w="80" w:type="dxa"/>
+              <w:start w:w="120" w:type="dxa"/>
+              <w:end w:w="120" w:type="dxa"/>
             </w:tcMar>
-            <w:tcBorders>
-              <w:top w:val="single" w:sz="4" w:space="0" w:color="B7B7B7"/>
-              <w:start w:val="single" w:sz="4" w:space="0" w:color="B7B7B7"/>
-              <w:bottom w:val="single" w:sz="4" w:space="0" w:color="B7B7B7"/>
-              <w:end w:val="single" w:sz="4" w:space="0" w:color="B7B7B7"/>
-              <w:insideH w:val="single" w:sz="4" w:space="0" w:color="B7B7B7"/>
-              <w:insideV w:val="single" w:sz="4" w:space="0" w:color="B7B7B7"/>
-            </w:tcBorders>
           </w:tcPr>
           <w:p>
             <w:pPr>
-              <w:keepLines/>
               <w:spacing w:before="0" w:after="0" w:line="240" w:lineRule="auto"/>
             </w:pPr>
             <w:r>
               <w:rPr>
                 <w:rFonts w:ascii="Times New Roman" w:hAnsi="Times New Roman" w:eastAsia="Times New Roman" w:cs="Times New Roman"/>
                 <w:color w:val="000000"/>
-                <w:sz w:val="16"/>
+                <w:sz w:val="17"/>
               </w:rPr>
               <w:t>Established ingredient; close antecedent</w:t>
             </w:r>
@@ -867,33 +797,24 @@
         </w:tc>
         <w:tc>
           <w:tcPr>
-            <w:tcW w:type="dxa" w:w="4960"/>
+            <w:tcW w:type="dxa" w:w="3580"/>
             <w:vAlign w:val="center"/>
             <w:tcMar>
-              <w:top w:w="60" w:type="dxa"/>
-              <w:start w:w="70" w:type="dxa"/>
-              <w:bottom w:w="60" w:type="dxa"/>
-              <w:end w:w="70" w:type="dxa"/>
+              <w:top w:w="80" w:type="dxa"/>
+              <w:bottom w:w="80" w:type="dxa"/>
+              <w:start w:w="120" w:type="dxa"/>
+              <w:end w:w="120" w:type="dxa"/>
             </w:tcMar>
-            <w:tcBorders>
-              <w:top w:val="single" w:sz="4" w:space="0" w:color="B7B7B7"/>
-              <w:start w:val="single" w:sz="4" w:space="0" w:color="B7B7B7"/>
-              <w:bottom w:val="single" w:sz="4" w:space="0" w:color="B7B7B7"/>
-              <w:end w:val="single" w:sz="4" w:space="0" w:color="B7B7B7"/>
-              <w:insideH w:val="single" w:sz="4" w:space="0" w:color="B7B7B7"/>
-              <w:insideV w:val="single" w:sz="4" w:space="0" w:color="B7B7B7"/>
-            </w:tcBorders>
           </w:tcPr>
           <w:p>
             <w:pPr>
-              <w:keepLines/>
               <w:spacing w:before="0" w:after="0" w:line="240" w:lineRule="auto"/>
             </w:pPr>
             <w:r>
               <w:rPr>
                 <w:rFonts w:ascii="Times New Roman" w:hAnsi="Times New Roman" w:eastAsia="Times New Roman" w:cs="Times New Roman"/>
                 <w:color w:val="000000"/>
-                <w:sz w:val="16"/>
+                <w:sz w:val="17"/>
               </w:rPr>
               <w:t xml:space="preserve">Azzimonti </w:t>
             </w:r>
@@ -902,7 +823,7 @@
                 <w:rFonts w:ascii="Times New Roman" w:hAnsi="Times New Roman" w:eastAsia="Times New Roman" w:cs="Times New Roman"/>
                 <w:i/>
                 <w:color w:val="000000"/>
-                <w:sz w:val="16"/>
+                <w:sz w:val="17"/>
               </w:rPr>
               <w:t>et al.</w:t>
             </w:r>
@@ -910,7 +831,7 @@
               <w:rPr>
                 <w:rFonts w:ascii="Times New Roman" w:hAnsi="Times New Roman" w:eastAsia="Times New Roman" w:cs="Times New Roman"/>
                 <w:color w:val="000000"/>
-                <w:sz w:val="16"/>
+                <w:sz w:val="17"/>
               </w:rPr>
               <w:t xml:space="preserve"> [4] give essentially this formulation. SPADE searches registered nested candidates on a finite grid, not all measurable subsets.</w:t>
             </w:r>
@@ -923,33 +844,24 @@
         </w:trPr>
         <w:tc>
           <w:tcPr>
-            <w:tcW w:type="dxa" w:w="2500"/>
+            <w:tcW w:type="dxa" w:w="2200"/>
             <w:vAlign w:val="center"/>
             <w:tcMar>
-              <w:top w:w="60" w:type="dxa"/>
-              <w:start w:w="70" w:type="dxa"/>
-              <w:bottom w:w="60" w:type="dxa"/>
-              <w:end w:w="70" w:type="dxa"/>
+              <w:top w:w="80" w:type="dxa"/>
+              <w:bottom w:w="80" w:type="dxa"/>
+              <w:start w:w="120" w:type="dxa"/>
+              <w:end w:w="120" w:type="dxa"/>
             </w:tcMar>
-            <w:tcBorders>
-              <w:top w:val="single" w:sz="4" w:space="0" w:color="B7B7B7"/>
-              <w:start w:val="single" w:sz="4" w:space="0" w:color="B7B7B7"/>
-              <w:bottom w:val="single" w:sz="4" w:space="0" w:color="B7B7B7"/>
-              <w:end w:val="single" w:sz="4" w:space="0" w:color="B7B7B7"/>
-              <w:insideH w:val="single" w:sz="4" w:space="0" w:color="B7B7B7"/>
-              <w:insideV w:val="single" w:sz="4" w:space="0" w:color="B7B7B7"/>
-            </w:tcBorders>
           </w:tcPr>
           <w:p>
             <w:pPr>
-              <w:keepLines/>
               <w:spacing w:before="0" w:after="0" w:line="240" w:lineRule="auto"/>
             </w:pPr>
             <w:r>
               <w:rPr>
                 <w:rFonts w:ascii="Times New Roman" w:hAnsi="Times New Roman" w:eastAsia="Times New Roman" w:cs="Times New Roman"/>
                 <w:color w:val="000000"/>
-                <w:sz w:val="16"/>
+                <w:sz w:val="17"/>
               </w:rPr>
               <w:t>qLogNEI and low-order response-surface DoE</w:t>
             </w:r>
@@ -957,33 +869,24 @@
         </w:tc>
         <w:tc>
           <w:tcPr>
-            <w:tcW w:type="dxa" w:w="1900"/>
+            <w:tcW w:type="dxa" w:w="3580"/>
             <w:vAlign w:val="center"/>
             <w:tcMar>
-              <w:top w:w="60" w:type="dxa"/>
-              <w:start w:w="70" w:type="dxa"/>
-              <w:bottom w:w="60" w:type="dxa"/>
-              <w:end w:w="70" w:type="dxa"/>
+              <w:top w:w="80" w:type="dxa"/>
+              <w:bottom w:w="80" w:type="dxa"/>
+              <w:start w:w="120" w:type="dxa"/>
+              <w:end w:w="120" w:type="dxa"/>
             </w:tcMar>
-            <w:tcBorders>
-              <w:top w:val="single" w:sz="4" w:space="0" w:color="B7B7B7"/>
-              <w:start w:val="single" w:sz="4" w:space="0" w:color="B7B7B7"/>
-              <w:bottom w:val="single" w:sz="4" w:space="0" w:color="B7B7B7"/>
-              <w:end w:val="single" w:sz="4" w:space="0" w:color="B7B7B7"/>
-              <w:insideH w:val="single" w:sz="4" w:space="0" w:color="B7B7B7"/>
-              <w:insideV w:val="single" w:sz="4" w:space="0" w:color="B7B7B7"/>
-            </w:tcBorders>
           </w:tcPr>
           <w:p>
             <w:pPr>
-              <w:keepLines/>
               <w:spacing w:before="0" w:after="0" w:line="240" w:lineRule="auto"/>
             </w:pPr>
             <w:r>
               <w:rPr>
                 <w:rFonts w:ascii="Times New Roman" w:hAnsi="Times New Roman" w:eastAsia="Times New Roman" w:cs="Times New Roman"/>
                 <w:color w:val="000000"/>
-                <w:sz w:val="16"/>
+                <w:sz w:val="17"/>
               </w:rPr>
               <w:t>Established comparator ingredients</w:t>
             </w:r>
@@ -991,33 +894,24 @@
         </w:tc>
         <w:tc>
           <w:tcPr>
-            <w:tcW w:type="dxa" w:w="4960"/>
+            <w:tcW w:type="dxa" w:w="3580"/>
             <w:vAlign w:val="center"/>
             <w:tcMar>
-              <w:top w:w="60" w:type="dxa"/>
-              <w:start w:w="70" w:type="dxa"/>
-              <w:bottom w:w="60" w:type="dxa"/>
-              <w:end w:w="70" w:type="dxa"/>
+              <w:top w:w="80" w:type="dxa"/>
+              <w:bottom w:w="80" w:type="dxa"/>
+              <w:start w:w="120" w:type="dxa"/>
+              <w:end w:w="120" w:type="dxa"/>
             </w:tcMar>
-            <w:tcBorders>
-              <w:top w:val="single" w:sz="4" w:space="0" w:color="B7B7B7"/>
-              <w:start w:val="single" w:sz="4" w:space="0" w:color="B7B7B7"/>
-              <w:bottom w:val="single" w:sz="4" w:space="0" w:color="B7B7B7"/>
-              <w:end w:val="single" w:sz="4" w:space="0" w:color="B7B7B7"/>
-              <w:insideH w:val="single" w:sz="4" w:space="0" w:color="B7B7B7"/>
-              <w:insideV w:val="single" w:sz="4" w:space="0" w:color="B7B7B7"/>
-            </w:tcBorders>
           </w:tcPr>
           <w:p>
             <w:pPr>
-              <w:keepLines/>
               <w:spacing w:before="0" w:after="0" w:line="240" w:lineRule="auto"/>
             </w:pPr>
             <w:r>
               <w:rPr>
                 <w:rFonts w:ascii="Times New Roman" w:hAnsi="Times New Roman" w:eastAsia="Times New Roman" w:cs="Times New Roman"/>
                 <w:color w:val="000000"/>
-                <w:sz w:val="16"/>
+                <w:sz w:val="17"/>
               </w:rPr>
               <w:t>qLogNEI is one noisy point-optimization policy [10--12]; the DoE pipeline is study-specific [13,14].</w:t>
             </w:r>
@@ -1030,33 +924,24 @@
         </w:trPr>
         <w:tc>
           <w:tcPr>
-            <w:tcW w:type="dxa" w:w="2500"/>
+            <w:tcW w:type="dxa" w:w="2200"/>
             <w:vAlign w:val="center"/>
             <w:tcMar>
-              <w:top w:w="60" w:type="dxa"/>
-              <w:start w:w="70" w:type="dxa"/>
-              <w:bottom w:w="60" w:type="dxa"/>
-              <w:end w:w="70" w:type="dxa"/>
+              <w:top w:w="80" w:type="dxa"/>
+              <w:bottom w:w="80" w:type="dxa"/>
+              <w:start w:w="120" w:type="dxa"/>
+              <w:end w:w="120" w:type="dxa"/>
             </w:tcMar>
-            <w:tcBorders>
-              <w:top w:val="single" w:sz="4" w:space="0" w:color="B7B7B7"/>
-              <w:start w:val="single" w:sz="4" w:space="0" w:color="B7B7B7"/>
-              <w:bottom w:val="single" w:sz="4" w:space="0" w:color="B7B7B7"/>
-              <w:end w:val="single" w:sz="4" w:space="0" w:color="B7B7B7"/>
-              <w:insideH w:val="single" w:sz="4" w:space="0" w:color="B7B7B7"/>
-              <w:insideV w:val="single" w:sz="4" w:space="0" w:color="B7B7B7"/>
-            </w:tcBorders>
           </w:tcPr>
           <w:p>
             <w:pPr>
-              <w:keepLines/>
               <w:spacing w:before="0" w:after="0" w:line="240" w:lineRule="auto"/>
             </w:pPr>
             <w:r>
               <w:rPr>
                 <w:rFonts w:ascii="Times New Roman" w:hAnsi="Times New Roman" w:eastAsia="Times New Roman" w:cs="Times New Roman"/>
                 <w:color w:val="000000"/>
-                <w:sz w:val="16"/>
+                <w:sz w:val="17"/>
               </w:rPr>
               <w:t>Per-well plug-in variances, 48-well schedules, eight-well later batches, empty answer</w:t>
             </w:r>
@@ -1064,33 +949,24 @@
         </w:tc>
         <w:tc>
           <w:tcPr>
-            <w:tcW w:type="dxa" w:w="1900"/>
+            <w:tcW w:type="dxa" w:w="3580"/>
             <w:vAlign w:val="center"/>
             <w:tcMar>
-              <w:top w:w="60" w:type="dxa"/>
-              <w:start w:w="70" w:type="dxa"/>
-              <w:bottom w:w="60" w:type="dxa"/>
-              <w:end w:w="70" w:type="dxa"/>
+              <w:top w:w="80" w:type="dxa"/>
+              <w:bottom w:w="80" w:type="dxa"/>
+              <w:start w:w="120" w:type="dxa"/>
+              <w:end w:w="120" w:type="dxa"/>
             </w:tcMar>
-            <w:tcBorders>
-              <w:top w:val="single" w:sz="4" w:space="0" w:color="B7B7B7"/>
-              <w:start w:val="single" w:sz="4" w:space="0" w:color="B7B7B7"/>
-              <w:bottom w:val="single" w:sz="4" w:space="0" w:color="B7B7B7"/>
-              <w:end w:val="single" w:sz="4" w:space="0" w:color="B7B7B7"/>
-              <w:insideH w:val="single" w:sz="4" w:space="0" w:color="B7B7B7"/>
-              <w:insideV w:val="single" w:sz="4" w:space="0" w:color="B7B7B7"/>
-            </w:tcBorders>
           </w:tcPr>
           <w:p>
             <w:pPr>
-              <w:keepLines/>
               <w:spacing w:before="0" w:after="0" w:line="240" w:lineRule="auto"/>
             </w:pPr>
             <w:r>
               <w:rPr>
                 <w:rFonts w:ascii="Times New Roman" w:hAnsi="Times New Roman" w:eastAsia="Times New Roman" w:cs="Times New Roman"/>
                 <w:color w:val="000000"/>
-                <w:sz w:val="16"/>
+                <w:sz w:val="17"/>
               </w:rPr>
               <w:t>SPADE-specific assay adaptation</w:t>
             </w:r>
@@ -1098,33 +974,24 @@
         </w:tc>
         <w:tc>
           <w:tcPr>
-            <w:tcW w:type="dxa" w:w="4960"/>
+            <w:tcW w:type="dxa" w:w="3580"/>
             <w:vAlign w:val="center"/>
             <w:tcMar>
-              <w:top w:w="60" w:type="dxa"/>
-              <w:start w:w="70" w:type="dxa"/>
-              <w:bottom w:w="60" w:type="dxa"/>
-              <w:end w:w="70" w:type="dxa"/>
+              <w:top w:w="80" w:type="dxa"/>
+              <w:bottom w:w="80" w:type="dxa"/>
+              <w:start w:w="120" w:type="dxa"/>
+              <w:end w:w="120" w:type="dxa"/>
             </w:tcMar>
-            <w:tcBorders>
-              <w:top w:val="single" w:sz="4" w:space="0" w:color="B7B7B7"/>
-              <w:start w:val="single" w:sz="4" w:space="0" w:color="B7B7B7"/>
-              <w:bottom w:val="single" w:sz="4" w:space="0" w:color="B7B7B7"/>
-              <w:end w:val="single" w:sz="4" w:space="0" w:color="B7B7B7"/>
-              <w:insideH w:val="single" w:sz="4" w:space="0" w:color="B7B7B7"/>
-              <w:insideV w:val="single" w:sz="4" w:space="0" w:color="B7B7B7"/>
-            </w:tcBorders>
           </w:tcPr>
           <w:p>
             <w:pPr>
-              <w:keepLines/>
               <w:spacing w:before="0" w:after="0" w:line="240" w:lineRule="auto"/>
             </w:pPr>
             <w:r>
               <w:rPr>
                 <w:rFonts w:ascii="Times New Roman" w:hAnsi="Times New Roman" w:eastAsia="Times New Roman" w:cs="Times New Roman"/>
                 <w:color w:val="000000"/>
-                <w:sz w:val="16"/>
+                <w:sz w:val="17"/>
               </w:rPr>
               <w:t>Engineering adaptation to the operational setting; not new heteroscedastic-GP or abstention theory.</w:t>
             </w:r>
@@ -1137,33 +1004,24 @@
         </w:trPr>
         <w:tc>
           <w:tcPr>
-            <w:tcW w:type="dxa" w:w="2500"/>
+            <w:tcW w:type="dxa" w:w="2200"/>
             <w:vAlign w:val="center"/>
             <w:tcMar>
-              <w:top w:w="60" w:type="dxa"/>
-              <w:start w:w="70" w:type="dxa"/>
-              <w:bottom w:w="60" w:type="dxa"/>
-              <w:end w:w="70" w:type="dxa"/>
+              <w:top w:w="80" w:type="dxa"/>
+              <w:bottom w:w="80" w:type="dxa"/>
+              <w:start w:w="120" w:type="dxa"/>
+              <w:end w:w="120" w:type="dxa"/>
             </w:tcMar>
-            <w:tcBorders>
-              <w:top w:val="single" w:sz="4" w:space="0" w:color="B7B7B7"/>
-              <w:start w:val="single" w:sz="4" w:space="0" w:color="B7B7B7"/>
-              <w:bottom w:val="single" w:sz="4" w:space="0" w:color="B7B7B7"/>
-              <w:end w:val="single" w:sz="4" w:space="0" w:color="B7B7B7"/>
-              <w:insideH w:val="single" w:sz="4" w:space="0" w:color="B7B7B7"/>
-              <w:insideV w:val="single" w:sz="4" w:space="0" w:color="B7B7B7"/>
-            </w:tcBorders>
           </w:tcPr>
           <w:p>
             <w:pPr>
-              <w:keepLines/>
               <w:spacing w:before="0" w:after="0" w:line="240" w:lineRule="auto"/>
             </w:pPr>
             <w:r>
               <w:rPr>
                 <w:rFonts w:ascii="Times New Roman" w:hAnsi="Times New Roman" w:eastAsia="Times New Roman" w:cs="Times New Roman"/>
                 <w:color w:val="000000"/>
-                <w:sz w:val="16"/>
+                <w:sz w:val="17"/>
               </w:rPr>
               <w:t>LC/C3 held-out-family inflation and DC/C2 in-sample selection/fallback</w:t>
             </w:r>
@@ -1171,33 +1029,24 @@
         </w:tc>
         <w:tc>
           <w:tcPr>
-            <w:tcW w:type="dxa" w:w="1900"/>
+            <w:tcW w:type="dxa" w:w="3580"/>
             <w:vAlign w:val="center"/>
             <w:tcMar>
-              <w:top w:w="60" w:type="dxa"/>
-              <w:start w:w="70" w:type="dxa"/>
-              <w:bottom w:w="60" w:type="dxa"/>
-              <w:end w:w="70" w:type="dxa"/>
+              <w:top w:w="80" w:type="dxa"/>
+              <w:bottom w:w="80" w:type="dxa"/>
+              <w:start w:w="120" w:type="dxa"/>
+              <w:end w:w="120" w:type="dxa"/>
             </w:tcMar>
-            <w:tcBorders>
-              <w:top w:val="single" w:sz="4" w:space="0" w:color="B7B7B7"/>
-              <w:start w:val="single" w:sz="4" w:space="0" w:color="B7B7B7"/>
-              <w:bottom w:val="single" w:sz="4" w:space="0" w:color="B7B7B7"/>
-              <w:end w:val="single" w:sz="4" w:space="0" w:color="B7B7B7"/>
-              <w:insideH w:val="single" w:sz="4" w:space="0" w:color="B7B7B7"/>
-              <w:insideV w:val="single" w:sz="4" w:space="0" w:color="B7B7B7"/>
-            </w:tcBorders>
           </w:tcPr>
           <w:p>
             <w:pPr>
-              <w:keepLines/>
               <w:spacing w:before="0" w:after="0" w:line="240" w:lineRule="auto"/>
             </w:pPr>
             <w:r>
               <w:rPr>
                 <w:rFonts w:ascii="Times New Roman" w:hAnsi="Times New Roman" w:eastAsia="Times New Roman" w:cs="Times New Roman"/>
                 <w:color w:val="000000"/>
-                <w:sz w:val="16"/>
+                <w:sz w:val="17"/>
               </w:rPr>
               <w:t>Study-specific analysis adaptation</w:t>
             </w:r>
@@ -1205,39 +1054,30 @@
         </w:tc>
         <w:tc>
           <w:tcPr>
-            <w:tcW w:type="dxa" w:w="4960"/>
+            <w:tcW w:type="dxa" w:w="3580"/>
             <w:vAlign w:val="center"/>
             <w:tcMar>
-              <w:top w:w="60" w:type="dxa"/>
-              <w:start w:w="70" w:type="dxa"/>
-              <w:bottom w:w="60" w:type="dxa"/>
-              <w:end w:w="70" w:type="dxa"/>
+              <w:top w:w="80" w:type="dxa"/>
+              <w:bottom w:w="80" w:type="dxa"/>
+              <w:start w:w="120" w:type="dxa"/>
+              <w:end w:w="120" w:type="dxa"/>
             </w:tcMar>
-            <w:tcBorders>
-              <w:top w:val="single" w:sz="4" w:space="0" w:color="B7B7B7"/>
-              <w:start w:val="single" w:sz="4" w:space="0" w:color="B7B7B7"/>
-              <w:bottom w:val="single" w:sz="4" w:space="0" w:color="B7B7B7"/>
-              <w:end w:val="single" w:sz="4" w:space="0" w:color="B7B7B7"/>
-              <w:insideH w:val="single" w:sz="4" w:space="0" w:color="B7B7B7"/>
-              <w:insideV w:val="single" w:sz="4" w:space="0" w:color="B7B7B7"/>
-            </w:tcBorders>
           </w:tcPr>
           <w:p>
             <w:pPr>
-              <w:keepLines/>
               <w:spacing w:before="0" w:after="0" w:line="240" w:lineRule="auto"/>
             </w:pPr>
             <w:r>
               <w:rPr>
                 <w:rFonts w:ascii="Times New Roman" w:hAnsi="Times New Roman" w:eastAsia="Times New Roman" w:cs="Times New Roman"/>
                 <w:color w:val="000000"/>
-                <w:sz w:val="16"/>
+                <w:sz w:val="17"/>
               </w:rPr>
               <w:t xml:space="preserve">LC selects inflation without the held-out family. In DC, SPADE selects </w:t>
             </w:r>
             <w:r>
               <w:rPr>
-                <w:rFonts w:ascii="Times New Roman" w:hAnsi="Times New Roman" w:eastAsia="Times New Roman" w:cs="Times New Roman"/>
+                <w:rFonts w:ascii="Courier New" w:hAnsi="Courier New" w:eastAsia="Courier New" w:cs="Courier New"/>
                 <w:color w:val="000000"/>
                 <w:sz w:val="16"/>
               </w:rPr>
@@ -1247,13 +1087,13 @@
               <w:rPr>
                 <w:rFonts w:ascii="Times New Roman" w:hAnsi="Times New Roman" w:eastAsia="Times New Roman" w:cs="Times New Roman"/>
                 <w:color w:val="000000"/>
-                <w:sz w:val="16"/>
+                <w:sz w:val="17"/>
               </w:rPr>
               <w:t xml:space="preserve"> in sample; neither DoE arm passes, so DoE is diagnosed at baseline </w:t>
             </w:r>
             <w:r>
               <w:rPr>
-                <w:rFonts w:ascii="Times New Roman" w:hAnsi="Times New Roman" w:eastAsia="Times New Roman" w:cs="Times New Roman"/>
+                <w:rFonts w:ascii="Courier New" w:hAnsi="Courier New" w:eastAsia="Courier New" w:cs="Courier New"/>
                 <w:color w:val="000000"/>
                 <w:sz w:val="16"/>
               </w:rPr>
@@ -1263,7 +1103,7 @@
               <w:rPr>
                 <w:rFonts w:ascii="Times New Roman" w:hAnsi="Times New Roman" w:eastAsia="Times New Roman" w:cs="Times New Roman"/>
                 <w:color w:val="000000"/>
-                <w:sz w:val="16"/>
+                <w:sz w:val="17"/>
               </w:rPr>
               <w:t>. Neither procedure is distribution-free or prospectively validated.</w:t>
             </w:r>
@@ -1276,33 +1116,24 @@
         </w:trPr>
         <w:tc>
           <w:tcPr>
-            <w:tcW w:type="dxa" w:w="2500"/>
+            <w:tcW w:type="dxa" w:w="2200"/>
             <w:vAlign w:val="center"/>
             <w:tcMar>
-              <w:top w:w="60" w:type="dxa"/>
-              <w:start w:w="70" w:type="dxa"/>
-              <w:bottom w:w="60" w:type="dxa"/>
-              <w:end w:w="70" w:type="dxa"/>
+              <w:top w:w="80" w:type="dxa"/>
+              <w:bottom w:w="80" w:type="dxa"/>
+              <w:start w:w="120" w:type="dxa"/>
+              <w:end w:w="120" w:type="dxa"/>
             </w:tcMar>
-            <w:tcBorders>
-              <w:top w:val="single" w:sz="4" w:space="0" w:color="B7B7B7"/>
-              <w:start w:val="single" w:sz="4" w:space="0" w:color="B7B7B7"/>
-              <w:bottom w:val="single" w:sz="4" w:space="0" w:color="B7B7B7"/>
-              <w:end w:val="single" w:sz="4" w:space="0" w:color="B7B7B7"/>
-              <w:insideH w:val="single" w:sz="4" w:space="0" w:color="B7B7B7"/>
-              <w:insideV w:val="single" w:sz="4" w:space="0" w:color="B7B7B7"/>
-            </w:tcBorders>
           </w:tcPr>
           <w:p>
             <w:pPr>
-              <w:keepLines/>
               <w:spacing w:before="0" w:after="0" w:line="240" w:lineRule="auto"/>
             </w:pPr>
             <w:r>
               <w:rPr>
                 <w:rFonts w:ascii="Times New Roman" w:hAnsi="Times New Roman" w:eastAsia="Times New Roman" w:cs="Times New Roman"/>
                 <w:color w:val="000000"/>
-                <w:sz w:val="16"/>
+                <w:sz w:val="17"/>
               </w:rPr>
               <w:t>Common regional estimator for SPADE, qLogNEI, and DoE observations</w:t>
             </w:r>
@@ -1310,33 +1141,24 @@
         </w:tc>
         <w:tc>
           <w:tcPr>
-            <w:tcW w:type="dxa" w:w="1900"/>
+            <w:tcW w:type="dxa" w:w="3580"/>
             <w:vAlign w:val="center"/>
             <w:tcMar>
-              <w:top w:w="60" w:type="dxa"/>
-              <w:start w:w="70" w:type="dxa"/>
-              <w:bottom w:w="60" w:type="dxa"/>
-              <w:end w:w="70" w:type="dxa"/>
+              <w:top w:w="80" w:type="dxa"/>
+              <w:bottom w:w="80" w:type="dxa"/>
+              <w:start w:w="120" w:type="dxa"/>
+              <w:end w:w="120" w:type="dxa"/>
             </w:tcMar>
-            <w:tcBorders>
-              <w:top w:val="single" w:sz="4" w:space="0" w:color="B7B7B7"/>
-              <w:start w:val="single" w:sz="4" w:space="0" w:color="B7B7B7"/>
-              <w:bottom w:val="single" w:sz="4" w:space="0" w:color="B7B7B7"/>
-              <w:end w:val="single" w:sz="4" w:space="0" w:color="B7B7B7"/>
-              <w:insideH w:val="single" w:sz="4" w:space="0" w:color="B7B7B7"/>
-              <w:insideV w:val="single" w:sz="4" w:space="0" w:color="B7B7B7"/>
-            </w:tcBorders>
           </w:tcPr>
           <w:p>
             <w:pPr>
-              <w:keepLines/>
               <w:spacing w:before="0" w:after="0" w:line="240" w:lineRule="auto"/>
             </w:pPr>
             <w:r>
               <w:rPr>
                 <w:rFonts w:ascii="Times New Roman" w:hAnsi="Times New Roman" w:eastAsia="Times New Roman" w:cs="Times New Roman"/>
                 <w:color w:val="000000"/>
-                <w:sz w:val="16"/>
+                <w:sz w:val="17"/>
               </w:rPr>
               <w:t>Comparative-design contribution</w:t>
             </w:r>
@@ -1344,33 +1166,24 @@
         </w:tc>
         <w:tc>
           <w:tcPr>
-            <w:tcW w:type="dxa" w:w="4960"/>
+            <w:tcW w:type="dxa" w:w="3580"/>
             <w:vAlign w:val="center"/>
             <w:tcMar>
-              <w:top w:w="60" w:type="dxa"/>
-              <w:start w:w="70" w:type="dxa"/>
-              <w:bottom w:w="60" w:type="dxa"/>
-              <w:end w:w="70" w:type="dxa"/>
+              <w:top w:w="80" w:type="dxa"/>
+              <w:bottom w:w="80" w:type="dxa"/>
+              <w:start w:w="120" w:type="dxa"/>
+              <w:end w:w="120" w:type="dxa"/>
             </w:tcMar>
-            <w:tcBorders>
-              <w:top w:val="single" w:sz="4" w:space="0" w:color="B7B7B7"/>
-              <w:start w:val="single" w:sz="4" w:space="0" w:color="B7B7B7"/>
-              <w:bottom w:val="single" w:sz="4" w:space="0" w:color="B7B7B7"/>
-              <w:end w:val="single" w:sz="4" w:space="0" w:color="B7B7B7"/>
-              <w:insideH w:val="single" w:sz="4" w:space="0" w:color="B7B7B7"/>
-              <w:insideV w:val="single" w:sz="4" w:space="0" w:color="B7B7B7"/>
-            </w:tcBorders>
           </w:tcPr>
           <w:p>
             <w:pPr>
-              <w:keepLines/>
               <w:spacing w:before="0" w:after="0" w:line="240" w:lineRule="auto"/>
             </w:pPr>
             <w:r>
               <w:rPr>
                 <w:rFonts w:ascii="Times New Roman" w:hAnsi="Times New Roman" w:eastAsia="Times New Roman" w:cs="Times New Roman"/>
                 <w:color w:val="000000"/>
-                <w:sz w:val="16"/>
+                <w:sz w:val="17"/>
               </w:rPr>
               <w:t>Isolates acquisition/design within the tested pipelines.</w:t>
             </w:r>
@@ -1383,33 +1196,24 @@
         </w:trPr>
         <w:tc>
           <w:tcPr>
-            <w:tcW w:type="dxa" w:w="2500"/>
+            <w:tcW w:type="dxa" w:w="2200"/>
             <w:vAlign w:val="center"/>
             <w:tcMar>
-              <w:top w:w="60" w:type="dxa"/>
-              <w:start w:w="70" w:type="dxa"/>
-              <w:bottom w:w="60" w:type="dxa"/>
-              <w:end w:w="70" w:type="dxa"/>
+              <w:top w:w="80" w:type="dxa"/>
+              <w:bottom w:w="80" w:type="dxa"/>
+              <w:start w:w="120" w:type="dxa"/>
+              <w:end w:w="120" w:type="dxa"/>
             </w:tcMar>
-            <w:tcBorders>
-              <w:top w:val="single" w:sz="4" w:space="0" w:color="B7B7B7"/>
-              <w:start w:val="single" w:sz="4" w:space="0" w:color="B7B7B7"/>
-              <w:bottom w:val="single" w:sz="4" w:space="0" w:color="B7B7B7"/>
-              <w:end w:val="single" w:sz="4" w:space="0" w:color="B7B7B7"/>
-              <w:insideH w:val="single" w:sz="4" w:space="0" w:color="B7B7B7"/>
-              <w:insideV w:val="single" w:sz="4" w:space="0" w:color="B7B7B7"/>
-            </w:tcBorders>
           </w:tcPr>
           <w:p>
             <w:pPr>
-              <w:keepLines/>
               <w:spacing w:before="0" w:after="0" w:line="240" w:lineRule="auto"/>
             </w:pPr>
             <w:r>
               <w:rPr>
                 <w:rFonts w:ascii="Times New Roman" w:hAnsi="Times New Roman" w:eastAsia="Times New Roman" w:cs="Times New Roman"/>
                 <w:color w:val="000000"/>
-                <w:sz w:val="16"/>
+                <w:sz w:val="17"/>
               </w:rPr>
               <w:t>Regret, volume, answer-rate, and truth-containment results</w:t>
             </w:r>
@@ -1417,33 +1221,24 @@
         </w:tc>
         <w:tc>
           <w:tcPr>
-            <w:tcW w:type="dxa" w:w="1900"/>
+            <w:tcW w:type="dxa" w:w="3580"/>
             <w:vAlign w:val="center"/>
             <w:tcMar>
-              <w:top w:w="60" w:type="dxa"/>
-              <w:start w:w="70" w:type="dxa"/>
-              <w:bottom w:w="60" w:type="dxa"/>
-              <w:end w:w="70" w:type="dxa"/>
+              <w:top w:w="80" w:type="dxa"/>
+              <w:bottom w:w="80" w:type="dxa"/>
+              <w:start w:w="120" w:type="dxa"/>
+              <w:end w:w="120" w:type="dxa"/>
             </w:tcMar>
-            <w:tcBorders>
-              <w:top w:val="single" w:sz="4" w:space="0" w:color="B7B7B7"/>
-              <w:start w:val="single" w:sz="4" w:space="0" w:color="B7B7B7"/>
-              <w:bottom w:val="single" w:sz="4" w:space="0" w:color="B7B7B7"/>
-              <w:end w:val="single" w:sz="4" w:space="0" w:color="B7B7B7"/>
-              <w:insideH w:val="single" w:sz="4" w:space="0" w:color="B7B7B7"/>
-              <w:insideV w:val="single" w:sz="4" w:space="0" w:color="B7B7B7"/>
-            </w:tcBorders>
           </w:tcPr>
           <w:p>
             <w:pPr>
-              <w:keepLines/>
               <w:spacing w:before="0" w:after="0" w:line="240" w:lineRule="auto"/>
             </w:pPr>
             <w:r>
               <w:rPr>
                 <w:rFonts w:ascii="Times New Roman" w:hAnsi="Times New Roman" w:eastAsia="Times New Roman" w:cs="Times New Roman"/>
                 <w:color w:val="000000"/>
-                <w:sz w:val="16"/>
+                <w:sz w:val="17"/>
               </w:rPr>
               <w:t>Empirical contribution</w:t>
             </w:r>
@@ -1451,33 +1246,24 @@
         </w:tc>
         <w:tc>
           <w:tcPr>
-            <w:tcW w:type="dxa" w:w="4960"/>
+            <w:tcW w:type="dxa" w:w="3580"/>
             <w:vAlign w:val="center"/>
             <w:tcMar>
-              <w:top w:w="60" w:type="dxa"/>
-              <w:start w:w="70" w:type="dxa"/>
-              <w:bottom w:w="60" w:type="dxa"/>
-              <w:end w:w="70" w:type="dxa"/>
+              <w:top w:w="80" w:type="dxa"/>
+              <w:bottom w:w="80" w:type="dxa"/>
+              <w:start w:w="120" w:type="dxa"/>
+              <w:end w:w="120" w:type="dxa"/>
             </w:tcMar>
-            <w:tcBorders>
-              <w:top w:val="single" w:sz="4" w:space="0" w:color="B7B7B7"/>
-              <w:start w:val="single" w:sz="4" w:space="0" w:color="B7B7B7"/>
-              <w:bottom w:val="single" w:sz="4" w:space="0" w:color="B7B7B7"/>
-              <w:end w:val="single" w:sz="4" w:space="0" w:color="B7B7B7"/>
-              <w:insideH w:val="single" w:sz="4" w:space="0" w:color="B7B7B7"/>
-              <w:insideV w:val="single" w:sz="4" w:space="0" w:color="B7B7B7"/>
-            </w:tcBorders>
           </w:tcPr>
           <w:p>
             <w:pPr>
-              <w:keepLines/>
               <w:spacing w:before="0" w:after="0" w:line="240" w:lineRule="auto"/>
             </w:pPr>
             <w:r>
               <w:rPr>
                 <w:rFonts w:ascii="Times New Roman" w:hAnsi="Times New Roman" w:eastAsia="Times New Roman" w:cs="Times New Roman"/>
                 <w:color w:val="000000"/>
-                <w:sz w:val="16"/>
+                <w:sz w:val="17"/>
               </w:rPr>
               <w:t>Bounded to the named families, seeds, targets, noise, schedules, grid, and implementation.</w:t>
             </w:r>
@@ -1487,12 +1273,13 @@
     </w:tbl>
     <w:p>
       <w:pPr>
-        <w:spacing w:after="0"/>
+        <w:spacing w:after="40"/>
       </w:pPr>
     </w:p>
     <w:p>
       <w:pPr>
         <w:pStyle w:val="Heading1"/>
+        <w:widowControl/>
       </w:pPr>
       <w:r>
         <w:rPr>
@@ -1506,6 +1293,7 @@
     <w:p>
       <w:pPr>
         <w:pStyle w:val="Heading2"/>
+        <w:widowControl/>
       </w:pPr>
       <w:r>
         <w:rPr>
@@ -1517,6 +1305,9 @@
       </w:r>
     </w:p>
     <w:p>
+      <w:pPr>
+        <w:widowControl/>
+      </w:pPr>
       <w:r>
         <w:rPr>
           <w:rFonts w:ascii="Times New Roman" w:hAnsi="Times New Roman" w:eastAsia="Times New Roman" w:cs="Times New Roman"/>
@@ -1527,9 +1318,9 @@
       </w:r>
       <w:r>
         <w:rPr>
-          <w:rFonts w:ascii="Times New Roman" w:hAnsi="Times New Roman" w:eastAsia="Times New Roman" w:cs="Times New Roman"/>
+          <w:rFonts w:ascii="Courier New" w:hAnsi="Courier New" w:eastAsia="Courier New" w:cs="Courier New"/>
           <w:color w:val="000000"/>
-          <w:sz w:val="24"/>
+          <w:sz w:val="22"/>
         </w:rPr>
         <w:t>sigma_rel=0.25</w:t>
       </w:r>
@@ -1543,9 +1334,9 @@
       </w:r>
       <w:r>
         <w:rPr>
-          <w:rFonts w:ascii="Times New Roman" w:hAnsi="Times New Roman" w:eastAsia="Times New Roman" w:cs="Times New Roman"/>
+          <w:rFonts w:ascii="Courier New" w:hAnsi="Courier New" w:eastAsia="Courier New" w:cs="Courier New"/>
           <w:color w:val="000000"/>
-          <w:sz w:val="24"/>
+          <w:sz w:val="22"/>
         </w:rPr>
         <w:t>alpha=0.95</w:t>
       </w:r>
@@ -1559,6 +1350,9 @@
       </w:r>
     </w:p>
     <w:p>
+      <w:pPr>
+        <w:widowControl/>
+      </w:pPr>
       <w:r>
         <w:rPr>
           <w:rFonts w:ascii="Times New Roman" w:hAnsi="Times New Roman" w:eastAsia="Times New Roman" w:cs="Times New Roman"/>
@@ -1569,9 +1363,9 @@
       </w:r>
       <w:r>
         <w:rPr>
-          <w:rFonts w:ascii="Times New Roman" w:hAnsi="Times New Roman" w:eastAsia="Times New Roman" w:cs="Times New Roman"/>
+          <w:rFonts w:ascii="Courier New" w:hAnsi="Courier New" w:eastAsia="Courier New" w:cs="Courier New"/>
           <w:color w:val="000000"/>
-          <w:sz w:val="24"/>
+          <w:sz w:val="22"/>
         </w:rPr>
         <w:t>32+8+8</w:t>
       </w:r>
@@ -1585,9 +1379,9 @@
       </w:r>
       <w:r>
         <w:rPr>
-          <w:rFonts w:ascii="Times New Roman" w:hAnsi="Times New Roman" w:eastAsia="Times New Roman" w:cs="Times New Roman"/>
+          <w:rFonts w:ascii="Courier New" w:hAnsi="Courier New" w:eastAsia="Courier New" w:cs="Courier New"/>
           <w:color w:val="000000"/>
-          <w:sz w:val="24"/>
+          <w:sz w:val="22"/>
         </w:rPr>
         <w:t>16+8+8+8+8</w:t>
       </w:r>
@@ -1603,32 +1397,43 @@
     <w:p>
       <w:pPr>
         <w:keepNext/>
-        <w:spacing w:before="160" w:after="80" w:line="240" w:lineRule="auto"/>
+        <w:keepLines/>
+        <w:widowControl/>
       </w:pPr>
       <w:r>
         <w:rPr>
           <w:rFonts w:ascii="Times New Roman" w:hAnsi="Times New Roman" w:eastAsia="Times New Roman" w:cs="Times New Roman"/>
           <w:b/>
           <w:color w:val="000000"/>
-          <w:sz w:val="20"/>
+          <w:sz w:val="24"/>
         </w:rPr>
         <w:t>Table 2. Study and benchmark overview.</w:t>
       </w:r>
     </w:p>
     <w:tbl>
       <w:tblPr>
-        <w:tblW w:type="auto" w:w="0"/>
-        <w:jc w:val="center"/>
+        <w:tblStyle w:val="TableGrid"/>
+        <w:tblW w:type="dxa" w:w="9360"/>
+        <w:jc w:val="left"/>
         <w:tblLayout w:type="fixed"/>
         <w:tblLook w:firstColumn="1" w:firstRow="1" w:lastColumn="0" w:lastRow="0" w:noHBand="0" w:noVBand="1" w:val="04A0"/>
+        <w:tblBorders>
+          <w:top w:val="single" w:sz="4" w:color="D9D9D9"/>
+          <w:left w:val="single" w:sz="4" w:color="D9D9D9"/>
+          <w:bottom w:val="single" w:sz="4" w:color="D9D9D9"/>
+          <w:right w:val="single" w:sz="4" w:color="D9D9D9"/>
+          <w:insideH w:val="single" w:sz="4" w:color="D9D9D9"/>
+          <w:insideV w:val="single" w:sz="4" w:color="D9D9D9"/>
+        </w:tblBorders>
+        <w:tblInd w:w="120" w:type="dxa"/>
       </w:tblPr>
       <w:tblGrid>
-        <w:gridCol w:w="850"/>
-        <w:gridCol w:w="2250"/>
-        <w:gridCol w:w="1000"/>
-        <w:gridCol w:w="1550"/>
-        <w:gridCol w:w="1200"/>
-        <w:gridCol w:w="2510"/>
+        <w:gridCol w:w="1560"/>
+        <w:gridCol w:w="1560"/>
+        <w:gridCol w:w="1560"/>
+        <w:gridCol w:w="1560"/>
+        <w:gridCol w:w="1560"/>
+        <w:gridCol w:w="1560"/>
       </w:tblGrid>
       <w:tr>
         <w:trPr>
@@ -1637,27 +1442,18 @@
         </w:trPr>
         <w:tc>
           <w:tcPr>
-            <w:tcW w:type="dxa" w:w="850"/>
+            <w:tcW w:type="dxa" w:w="1560"/>
+            <w:shd w:fill="E7E6E6"/>
             <w:vAlign w:val="center"/>
             <w:tcMar>
-              <w:top w:w="60" w:type="dxa"/>
-              <w:start w:w="45" w:type="dxa"/>
-              <w:bottom w:w="60" w:type="dxa"/>
-              <w:end w:w="45" w:type="dxa"/>
+              <w:top w:w="80" w:type="dxa"/>
+              <w:bottom w:w="80" w:type="dxa"/>
+              <w:start w:w="120" w:type="dxa"/>
+              <w:end w:w="120" w:type="dxa"/>
             </w:tcMar>
-            <w:tcBorders>
-              <w:top w:val="single" w:sz="4" w:space="0" w:color="B7B7B7"/>
-              <w:start w:val="single" w:sz="4" w:space="0" w:color="B7B7B7"/>
-              <w:bottom w:val="single" w:sz="4" w:space="0" w:color="B7B7B7"/>
-              <w:end w:val="single" w:sz="4" w:space="0" w:color="B7B7B7"/>
-              <w:insideH w:val="single" w:sz="4" w:space="0" w:color="B7B7B7"/>
-              <w:insideV w:val="single" w:sz="4" w:space="0" w:color="B7B7B7"/>
-            </w:tcBorders>
-            <w:shd w:fill="D9EAF7"/>
           </w:tcPr>
           <w:p>
             <w:pPr>
-              <w:keepLines/>
               <w:spacing w:before="0" w:after="0" w:line="240" w:lineRule="auto"/>
             </w:pPr>
             <w:r>
@@ -1665,7 +1461,7 @@
                 <w:rFonts w:ascii="Times New Roman" w:hAnsi="Times New Roman" w:eastAsia="Times New Roman" w:cs="Times New Roman"/>
                 <w:b/>
                 <w:color w:val="000000"/>
-                <w:sz w:val="14"/>
+                <w:sz w:val="17"/>
               </w:rPr>
               <w:t>Program</w:t>
             </w:r>
@@ -1673,27 +1469,18 @@
         </w:tc>
         <w:tc>
           <w:tcPr>
-            <w:tcW w:type="dxa" w:w="2250"/>
+            <w:tcW w:type="dxa" w:w="1560"/>
+            <w:shd w:fill="E7E6E6"/>
             <w:vAlign w:val="center"/>
             <w:tcMar>
-              <w:top w:w="60" w:type="dxa"/>
-              <w:start w:w="45" w:type="dxa"/>
-              <w:bottom w:w="60" w:type="dxa"/>
-              <w:end w:w="45" w:type="dxa"/>
+              <w:top w:w="80" w:type="dxa"/>
+              <w:bottom w:w="80" w:type="dxa"/>
+              <w:start w:w="120" w:type="dxa"/>
+              <w:end w:w="120" w:type="dxa"/>
             </w:tcMar>
-            <w:tcBorders>
-              <w:top w:val="single" w:sz="4" w:space="0" w:color="B7B7B7"/>
-              <w:start w:val="single" w:sz="4" w:space="0" w:color="B7B7B7"/>
-              <w:bottom w:val="single" w:sz="4" w:space="0" w:color="B7B7B7"/>
-              <w:end w:val="single" w:sz="4" w:space="0" w:color="B7B7B7"/>
-              <w:insideH w:val="single" w:sz="4" w:space="0" w:color="B7B7B7"/>
-              <w:insideV w:val="single" w:sz="4" w:space="0" w:color="B7B7B7"/>
-            </w:tcBorders>
-            <w:shd w:fill="D9EAF7"/>
           </w:tcPr>
           <w:p>
             <w:pPr>
-              <w:keepLines/>
               <w:spacing w:before="0" w:after="0" w:line="240" w:lineRule="auto"/>
             </w:pPr>
             <w:r>
@@ -1701,7 +1488,7 @@
                 <w:rFonts w:ascii="Times New Roman" w:hAnsi="Times New Roman" w:eastAsia="Times New Roman" w:cs="Times New Roman"/>
                 <w:b/>
                 <w:color w:val="000000"/>
-                <w:sz w:val="14"/>
+                <w:sz w:val="17"/>
               </w:rPr>
               <w:t>Arms and operational rounds used here</w:t>
             </w:r>
@@ -1709,27 +1496,18 @@
         </w:tc>
         <w:tc>
           <w:tcPr>
-            <w:tcW w:type="dxa" w:w="1000"/>
+            <w:tcW w:type="dxa" w:w="1560"/>
+            <w:shd w:fill="E7E6E6"/>
             <w:vAlign w:val="center"/>
             <w:tcMar>
-              <w:top w:w="60" w:type="dxa"/>
-              <w:start w:w="45" w:type="dxa"/>
-              <w:bottom w:w="60" w:type="dxa"/>
-              <w:end w:w="45" w:type="dxa"/>
+              <w:top w:w="80" w:type="dxa"/>
+              <w:bottom w:w="80" w:type="dxa"/>
+              <w:start w:w="120" w:type="dxa"/>
+              <w:end w:w="120" w:type="dxa"/>
             </w:tcMar>
-            <w:tcBorders>
-              <w:top w:val="single" w:sz="4" w:space="0" w:color="B7B7B7"/>
-              <w:start w:val="single" w:sz="4" w:space="0" w:color="B7B7B7"/>
-              <w:bottom w:val="single" w:sz="4" w:space="0" w:color="B7B7B7"/>
-              <w:end w:val="single" w:sz="4" w:space="0" w:color="B7B7B7"/>
-              <w:insideH w:val="single" w:sz="4" w:space="0" w:color="B7B7B7"/>
-              <w:insideV w:val="single" w:sz="4" w:space="0" w:color="B7B7B7"/>
-            </w:tcBorders>
-            <w:shd w:fill="D9EAF7"/>
           </w:tcPr>
           <w:p>
             <w:pPr>
-              <w:keepLines/>
               <w:spacing w:before="0" w:after="0" w:line="240" w:lineRule="auto"/>
             </w:pPr>
             <w:r>
@@ -1737,7 +1515,7 @@
                 <w:rFonts w:ascii="Times New Roman" w:hAnsi="Times New Roman" w:eastAsia="Times New Roman" w:cs="Times New Roman"/>
                 <w:b/>
                 <w:color w:val="000000"/>
-                <w:sz w:val="14"/>
+                <w:sz w:val="17"/>
               </w:rPr>
               <w:t>Wells</w:t>
             </w:r>
@@ -1745,27 +1523,18 @@
         </w:tc>
         <w:tc>
           <w:tcPr>
-            <w:tcW w:type="dxa" w:w="1550"/>
+            <w:tcW w:type="dxa" w:w="1560"/>
+            <w:shd w:fill="E7E6E6"/>
             <w:vAlign w:val="center"/>
             <w:tcMar>
-              <w:top w:w="60" w:type="dxa"/>
-              <w:start w:w="45" w:type="dxa"/>
-              <w:bottom w:w="60" w:type="dxa"/>
-              <w:end w:w="45" w:type="dxa"/>
+              <w:top w:w="80" w:type="dxa"/>
+              <w:bottom w:w="80" w:type="dxa"/>
+              <w:start w:w="120" w:type="dxa"/>
+              <w:end w:w="120" w:type="dxa"/>
             </w:tcMar>
-            <w:tcBorders>
-              <w:top w:val="single" w:sz="4" w:space="0" w:color="B7B7B7"/>
-              <w:start w:val="single" w:sz="4" w:space="0" w:color="B7B7B7"/>
-              <w:bottom w:val="single" w:sz="4" w:space="0" w:color="B7B7B7"/>
-              <w:end w:val="single" w:sz="4" w:space="0" w:color="B7B7B7"/>
-              <w:insideH w:val="single" w:sz="4" w:space="0" w:color="B7B7B7"/>
-              <w:insideV w:val="single" w:sz="4" w:space="0" w:color="B7B7B7"/>
-            </w:tcBorders>
-            <w:shd w:fill="D9EAF7"/>
           </w:tcPr>
           <w:p>
             <w:pPr>
-              <w:keepLines/>
               <w:spacing w:before="0" w:after="0" w:line="240" w:lineRule="auto"/>
             </w:pPr>
             <w:r>
@@ -1773,7 +1542,7 @@
                 <w:rFonts w:ascii="Times New Roman" w:hAnsi="Times New Roman" w:eastAsia="Times New Roman" w:cs="Times New Roman"/>
                 <w:b/>
                 <w:color w:val="000000"/>
-                <w:sz w:val="14"/>
+                <w:sz w:val="17"/>
               </w:rPr>
               <w:t>Families and seeds</w:t>
             </w:r>
@@ -1781,27 +1550,18 @@
         </w:tc>
         <w:tc>
           <w:tcPr>
-            <w:tcW w:type="dxa" w:w="1200"/>
+            <w:tcW w:type="dxa" w:w="1560"/>
+            <w:shd w:fill="E7E6E6"/>
             <w:vAlign w:val="center"/>
             <w:tcMar>
-              <w:top w:w="60" w:type="dxa"/>
-              <w:start w:w="45" w:type="dxa"/>
-              <w:bottom w:w="60" w:type="dxa"/>
-              <w:end w:w="45" w:type="dxa"/>
+              <w:top w:w="80" w:type="dxa"/>
+              <w:bottom w:w="80" w:type="dxa"/>
+              <w:start w:w="120" w:type="dxa"/>
+              <w:end w:w="120" w:type="dxa"/>
             </w:tcMar>
-            <w:tcBorders>
-              <w:top w:val="single" w:sz="4" w:space="0" w:color="B7B7B7"/>
-              <w:start w:val="single" w:sz="4" w:space="0" w:color="B7B7B7"/>
-              <w:bottom w:val="single" w:sz="4" w:space="0" w:color="B7B7B7"/>
-              <w:end w:val="single" w:sz="4" w:space="0" w:color="B7B7B7"/>
-              <w:insideH w:val="single" w:sz="4" w:space="0" w:color="B7B7B7"/>
-              <w:insideV w:val="single" w:sz="4" w:space="0" w:color="B7B7B7"/>
-            </w:tcBorders>
-            <w:shd w:fill="D9EAF7"/>
           </w:tcPr>
           <w:p>
             <w:pPr>
-              <w:keepLines/>
               <w:spacing w:before="0" w:after="0" w:line="240" w:lineRule="auto"/>
             </w:pPr>
             <w:r>
@@ -1809,7 +1569,7 @@
                 <w:rFonts w:ascii="Times New Roman" w:hAnsi="Times New Roman" w:eastAsia="Times New Roman" w:cs="Times New Roman"/>
                 <w:b/>
                 <w:color w:val="000000"/>
-                <w:sz w:val="14"/>
+                <w:sz w:val="17"/>
               </w:rPr>
               <w:t>Target prevalences</w:t>
             </w:r>
@@ -1817,27 +1577,18 @@
         </w:tc>
         <w:tc>
           <w:tcPr>
-            <w:tcW w:type="dxa" w:w="2510"/>
+            <w:tcW w:type="dxa" w:w="1560"/>
+            <w:shd w:fill="E7E6E6"/>
             <w:vAlign w:val="center"/>
             <w:tcMar>
-              <w:top w:w="60" w:type="dxa"/>
-              <w:start w:w="45" w:type="dxa"/>
-              <w:bottom w:w="60" w:type="dxa"/>
-              <w:end w:w="45" w:type="dxa"/>
+              <w:top w:w="80" w:type="dxa"/>
+              <w:bottom w:w="80" w:type="dxa"/>
+              <w:start w:w="120" w:type="dxa"/>
+              <w:end w:w="120" w:type="dxa"/>
             </w:tcMar>
-            <w:tcBorders>
-              <w:top w:val="single" w:sz="4" w:space="0" w:color="B7B7B7"/>
-              <w:start w:val="single" w:sz="4" w:space="0" w:color="B7B7B7"/>
-              <w:bottom w:val="single" w:sz="4" w:space="0" w:color="B7B7B7"/>
-              <w:end w:val="single" w:sz="4" w:space="0" w:color="B7B7B7"/>
-              <w:insideH w:val="single" w:sz="4" w:space="0" w:color="B7B7B7"/>
-              <w:insideV w:val="single" w:sz="4" w:space="0" w:color="B7B7B7"/>
-            </w:tcBorders>
-            <w:shd w:fill="D9EAF7"/>
           </w:tcPr>
           <w:p>
             <w:pPr>
-              <w:keepLines/>
               <w:spacing w:before="0" w:after="0" w:line="240" w:lineRule="auto"/>
             </w:pPr>
             <w:r>
@@ -1845,7 +1596,7 @@
                 <w:rFonts w:ascii="Times New Roman" w:hAnsi="Times New Roman" w:eastAsia="Times New Roman" w:cs="Times New Roman"/>
                 <w:b/>
                 <w:color w:val="000000"/>
-                <w:sz w:val="14"/>
+                <w:sz w:val="17"/>
               </w:rPr>
               <w:t>Status and role</w:t>
             </w:r>
@@ -1858,33 +1609,24 @@
         </w:trPr>
         <w:tc>
           <w:tcPr>
-            <w:tcW w:type="dxa" w:w="850"/>
+            <w:tcW w:type="dxa" w:w="1560"/>
             <w:vAlign w:val="center"/>
             <w:tcMar>
-              <w:top w:w="60" w:type="dxa"/>
-              <w:start w:w="45" w:type="dxa"/>
-              <w:bottom w:w="60" w:type="dxa"/>
-              <w:end w:w="45" w:type="dxa"/>
+              <w:top w:w="80" w:type="dxa"/>
+              <w:bottom w:w="80" w:type="dxa"/>
+              <w:start w:w="120" w:type="dxa"/>
+              <w:end w:w="120" w:type="dxa"/>
             </w:tcMar>
-            <w:tcBorders>
-              <w:top w:val="single" w:sz="4" w:space="0" w:color="B7B7B7"/>
-              <w:start w:val="single" w:sz="4" w:space="0" w:color="B7B7B7"/>
-              <w:bottom w:val="single" w:sz="4" w:space="0" w:color="B7B7B7"/>
-              <w:end w:val="single" w:sz="4" w:space="0" w:color="B7B7B7"/>
-              <w:insideH w:val="single" w:sz="4" w:space="0" w:color="B7B7B7"/>
-              <w:insideV w:val="single" w:sz="4" w:space="0" w:color="B7B7B7"/>
-            </w:tcBorders>
           </w:tcPr>
           <w:p>
             <w:pPr>
-              <w:keepLines/>
               <w:spacing w:before="0" w:after="0" w:line="240" w:lineRule="auto"/>
             </w:pPr>
             <w:r>
               <w:rPr>
                 <w:rFonts w:ascii="Times New Roman" w:hAnsi="Times New Roman" w:eastAsia="Times New Roman" w:cs="Times New Roman"/>
                 <w:color w:val="000000"/>
-                <w:sz w:val="14"/>
+                <w:sz w:val="17"/>
               </w:rPr>
               <w:t>DC</w:t>
             </w:r>
@@ -1892,33 +1634,24 @@
         </w:tc>
         <w:tc>
           <w:tcPr>
-            <w:tcW w:type="dxa" w:w="2250"/>
+            <w:tcW w:type="dxa" w:w="1560"/>
             <w:vAlign w:val="center"/>
             <w:tcMar>
-              <w:top w:w="60" w:type="dxa"/>
-              <w:start w:w="45" w:type="dxa"/>
-              <w:bottom w:w="60" w:type="dxa"/>
-              <w:end w:w="45" w:type="dxa"/>
+              <w:top w:w="80" w:type="dxa"/>
+              <w:bottom w:w="80" w:type="dxa"/>
+              <w:start w:w="120" w:type="dxa"/>
+              <w:end w:w="120" w:type="dxa"/>
             </w:tcMar>
-            <w:tcBorders>
-              <w:top w:val="single" w:sz="4" w:space="0" w:color="B7B7B7"/>
-              <w:start w:val="single" w:sz="4" w:space="0" w:color="B7B7B7"/>
-              <w:bottom w:val="single" w:sz="4" w:space="0" w:color="B7B7B7"/>
-              <w:end w:val="single" w:sz="4" w:space="0" w:color="B7B7B7"/>
-              <w:insideH w:val="single" w:sz="4" w:space="0" w:color="B7B7B7"/>
-              <w:insideV w:val="single" w:sz="4" w:space="0" w:color="B7B7B7"/>
-            </w:tcBorders>
           </w:tcPr>
           <w:p>
             <w:pPr>
-              <w:keepLines/>
               <w:spacing w:before="0" w:after="0" w:line="240" w:lineRule="auto"/>
             </w:pPr>
             <w:r>
               <w:rPr>
                 <w:rFonts w:ascii="Times New Roman" w:hAnsi="Times New Roman" w:eastAsia="Times New Roman" w:cs="Times New Roman"/>
                 <w:color w:val="000000"/>
-                <w:sz w:val="14"/>
+                <w:sz w:val="17"/>
               </w:rPr>
               <w:t>Screened DoE R3; unscreened DoE R3; SPADE R5; qLogNEI R10</w:t>
             </w:r>
@@ -1926,33 +1659,24 @@
         </w:tc>
         <w:tc>
           <w:tcPr>
-            <w:tcW w:type="dxa" w:w="1000"/>
+            <w:tcW w:type="dxa" w:w="1560"/>
             <w:vAlign w:val="center"/>
             <w:tcMar>
-              <w:top w:w="60" w:type="dxa"/>
-              <w:start w:w="45" w:type="dxa"/>
-              <w:bottom w:w="60" w:type="dxa"/>
-              <w:end w:w="45" w:type="dxa"/>
+              <w:top w:w="80" w:type="dxa"/>
+              <w:bottom w:w="80" w:type="dxa"/>
+              <w:start w:w="120" w:type="dxa"/>
+              <w:end w:w="120" w:type="dxa"/>
             </w:tcMar>
-            <w:tcBorders>
-              <w:top w:val="single" w:sz="4" w:space="0" w:color="B7B7B7"/>
-              <w:start w:val="single" w:sz="4" w:space="0" w:color="B7B7B7"/>
-              <w:bottom w:val="single" w:sz="4" w:space="0" w:color="B7B7B7"/>
-              <w:end w:val="single" w:sz="4" w:space="0" w:color="B7B7B7"/>
-              <w:insideH w:val="single" w:sz="4" w:space="0" w:color="B7B7B7"/>
-              <w:insideV w:val="single" w:sz="4" w:space="0" w:color="B7B7B7"/>
-            </w:tcBorders>
           </w:tcPr>
           <w:p>
             <w:pPr>
-              <w:keepLines/>
               <w:spacing w:before="0" w:after="0" w:line="240" w:lineRule="auto"/>
             </w:pPr>
             <w:r>
               <w:rPr>
                 <w:rFonts w:ascii="Times New Roman" w:hAnsi="Times New Roman" w:eastAsia="Times New Roman" w:cs="Times New Roman"/>
                 <w:color w:val="000000"/>
-                <w:sz w:val="14"/>
+                <w:sz w:val="17"/>
               </w:rPr>
               <w:t>48</w:t>
             </w:r>
@@ -1960,33 +1684,24 @@
         </w:tc>
         <w:tc>
           <w:tcPr>
-            <w:tcW w:type="dxa" w:w="1550"/>
+            <w:tcW w:type="dxa" w:w="1560"/>
             <w:vAlign w:val="center"/>
             <w:tcMar>
-              <w:top w:w="60" w:type="dxa"/>
-              <w:start w:w="45" w:type="dxa"/>
-              <w:bottom w:w="60" w:type="dxa"/>
-              <w:end w:w="45" w:type="dxa"/>
+              <w:top w:w="80" w:type="dxa"/>
+              <w:bottom w:w="80" w:type="dxa"/>
+              <w:start w:w="120" w:type="dxa"/>
+              <w:end w:w="120" w:type="dxa"/>
             </w:tcMar>
-            <w:tcBorders>
-              <w:top w:val="single" w:sz="4" w:space="0" w:color="B7B7B7"/>
-              <w:start w:val="single" w:sz="4" w:space="0" w:color="B7B7B7"/>
-              <w:bottom w:val="single" w:sz="4" w:space="0" w:color="B7B7B7"/>
-              <w:end w:val="single" w:sz="4" w:space="0" w:color="B7B7B7"/>
-              <w:insideH w:val="single" w:sz="4" w:space="0" w:color="B7B7B7"/>
-              <w:insideV w:val="single" w:sz="4" w:space="0" w:color="B7B7B7"/>
-            </w:tcBorders>
           </w:tcPr>
           <w:p>
             <w:pPr>
-              <w:keepLines/>
               <w:spacing w:before="0" w:after="0" w:line="240" w:lineRule="auto"/>
             </w:pPr>
             <w:r>
               <w:rPr>
                 <w:rFonts w:ascii="Times New Roman" w:hAnsi="Times New Roman" w:eastAsia="Times New Roman" w:cs="Times New Roman"/>
                 <w:color w:val="000000"/>
-                <w:sz w:val="14"/>
+                <w:sz w:val="17"/>
               </w:rPr>
               <w:t>Five families x 32 seeds</w:t>
             </w:r>
@@ -1994,33 +1709,24 @@
         </w:tc>
         <w:tc>
           <w:tcPr>
-            <w:tcW w:type="dxa" w:w="1200"/>
+            <w:tcW w:type="dxa" w:w="1560"/>
             <w:vAlign w:val="center"/>
             <w:tcMar>
-              <w:top w:w="60" w:type="dxa"/>
-              <w:start w:w="45" w:type="dxa"/>
-              <w:bottom w:w="60" w:type="dxa"/>
-              <w:end w:w="45" w:type="dxa"/>
+              <w:top w:w="80" w:type="dxa"/>
+              <w:bottom w:w="80" w:type="dxa"/>
+              <w:start w:w="120" w:type="dxa"/>
+              <w:end w:w="120" w:type="dxa"/>
             </w:tcMar>
-            <w:tcBorders>
-              <w:top w:val="single" w:sz="4" w:space="0" w:color="B7B7B7"/>
-              <w:start w:val="single" w:sz="4" w:space="0" w:color="B7B7B7"/>
-              <w:bottom w:val="single" w:sz="4" w:space="0" w:color="B7B7B7"/>
-              <w:end w:val="single" w:sz="4" w:space="0" w:color="B7B7B7"/>
-              <w:insideH w:val="single" w:sz="4" w:space="0" w:color="B7B7B7"/>
-              <w:insideV w:val="single" w:sz="4" w:space="0" w:color="B7B7B7"/>
-            </w:tcBorders>
           </w:tcPr>
           <w:p>
             <w:pPr>
-              <w:keepLines/>
               <w:spacing w:before="0" w:after="0" w:line="240" w:lineRule="auto"/>
             </w:pPr>
             <w:r>
               <w:rPr>
                 <w:rFonts w:ascii="Times New Roman" w:hAnsi="Times New Roman" w:eastAsia="Times New Roman" w:cs="Times New Roman"/>
                 <w:color w:val="000000"/>
-                <w:sz w:val="14"/>
+                <w:sz w:val="17"/>
               </w:rPr>
               <w:t>0.70, 0.30</w:t>
             </w:r>
@@ -2028,33 +1734,24 @@
         </w:tc>
         <w:tc>
           <w:tcPr>
-            <w:tcW w:type="dxa" w:w="2510"/>
+            <w:tcW w:type="dxa" w:w="1560"/>
             <w:vAlign w:val="center"/>
             <w:tcMar>
-              <w:top w:w="60" w:type="dxa"/>
-              <w:start w:w="45" w:type="dxa"/>
-              <w:bottom w:w="60" w:type="dxa"/>
-              <w:end w:w="45" w:type="dxa"/>
+              <w:top w:w="80" w:type="dxa"/>
+              <w:bottom w:w="80" w:type="dxa"/>
+              <w:start w:w="120" w:type="dxa"/>
+              <w:end w:w="120" w:type="dxa"/>
             </w:tcMar>
-            <w:tcBorders>
-              <w:top w:val="single" w:sz="4" w:space="0" w:color="B7B7B7"/>
-              <w:start w:val="single" w:sz="4" w:space="0" w:color="B7B7B7"/>
-              <w:bottom w:val="single" w:sz="4" w:space="0" w:color="B7B7B7"/>
-              <w:end w:val="single" w:sz="4" w:space="0" w:color="B7B7B7"/>
-              <w:insideH w:val="single" w:sz="4" w:space="0" w:color="B7B7B7"/>
-              <w:insideV w:val="single" w:sz="4" w:space="0" w:color="B7B7B7"/>
-            </w:tcBorders>
           </w:tcPr>
           <w:p>
             <w:pPr>
-              <w:keepLines/>
               <w:spacing w:before="0" w:after="0" w:line="240" w:lineRule="auto"/>
             </w:pPr>
             <w:r>
               <w:rPr>
                 <w:rFonts w:ascii="Times New Roman" w:hAnsi="Times New Roman" w:eastAsia="Times New Roman" w:cs="Times New Roman"/>
                 <w:color w:val="000000"/>
-                <w:sz w:val="14"/>
+                <w:sz w:val="17"/>
               </w:rPr>
               <w:t>Complete active grid; confirmatory/core C1/C2; C1 supersedes the cross-run estimate.</w:t>
             </w:r>
@@ -2067,33 +1764,24 @@
         </w:trPr>
         <w:tc>
           <w:tcPr>
-            <w:tcW w:type="dxa" w:w="850"/>
+            <w:tcW w:type="dxa" w:w="1560"/>
             <w:vAlign w:val="center"/>
             <w:tcMar>
-              <w:top w:w="60" w:type="dxa"/>
-              <w:start w:w="45" w:type="dxa"/>
-              <w:bottom w:w="60" w:type="dxa"/>
-              <w:end w:w="45" w:type="dxa"/>
+              <w:top w:w="80" w:type="dxa"/>
+              <w:bottom w:w="80" w:type="dxa"/>
+              <w:start w:w="120" w:type="dxa"/>
+              <w:end w:w="120" w:type="dxa"/>
             </w:tcMar>
-            <w:tcBorders>
-              <w:top w:val="single" w:sz="4" w:space="0" w:color="B7B7B7"/>
-              <w:start w:val="single" w:sz="4" w:space="0" w:color="B7B7B7"/>
-              <w:bottom w:val="single" w:sz="4" w:space="0" w:color="B7B7B7"/>
-              <w:end w:val="single" w:sz="4" w:space="0" w:color="B7B7B7"/>
-              <w:insideH w:val="single" w:sz="4" w:space="0" w:color="B7B7B7"/>
-              <w:insideV w:val="single" w:sz="4" w:space="0" w:color="B7B7B7"/>
-            </w:tcBorders>
           </w:tcPr>
           <w:p>
             <w:pPr>
-              <w:keepLines/>
               <w:spacing w:before="0" w:after="0" w:line="240" w:lineRule="auto"/>
             </w:pPr>
             <w:r>
               <w:rPr>
                 <w:rFonts w:ascii="Times New Roman" w:hAnsi="Times New Roman" w:eastAsia="Times New Roman" w:cs="Times New Roman"/>
                 <w:color w:val="000000"/>
-                <w:sz w:val="14"/>
+                <w:sz w:val="17"/>
               </w:rPr>
               <w:t>LC</w:t>
             </w:r>
@@ -2101,33 +1789,24 @@
         </w:tc>
         <w:tc>
           <w:tcPr>
-            <w:tcW w:type="dxa" w:w="2250"/>
+            <w:tcW w:type="dxa" w:w="1560"/>
             <w:vAlign w:val="center"/>
             <w:tcMar>
-              <w:top w:w="60" w:type="dxa"/>
-              <w:start w:w="45" w:type="dxa"/>
-              <w:bottom w:w="60" w:type="dxa"/>
-              <w:end w:w="45" w:type="dxa"/>
+              <w:top w:w="80" w:type="dxa"/>
+              <w:bottom w:w="80" w:type="dxa"/>
+              <w:start w:w="120" w:type="dxa"/>
+              <w:end w:w="120" w:type="dxa"/>
             </w:tcMar>
-            <w:tcBorders>
-              <w:top w:val="single" w:sz="4" w:space="0" w:color="B7B7B7"/>
-              <w:start w:val="single" w:sz="4" w:space="0" w:color="B7B7B7"/>
-              <w:bottom w:val="single" w:sz="4" w:space="0" w:color="B7B7B7"/>
-              <w:end w:val="single" w:sz="4" w:space="0" w:color="B7B7B7"/>
-              <w:insideH w:val="single" w:sz="4" w:space="0" w:color="B7B7B7"/>
-              <w:insideV w:val="single" w:sz="4" w:space="0" w:color="B7B7B7"/>
-            </w:tcBorders>
           </w:tcPr>
           <w:p>
             <w:pPr>
-              <w:keepLines/>
               <w:spacing w:before="0" w:after="0" w:line="240" w:lineRule="auto"/>
             </w:pPr>
             <w:r>
               <w:rPr>
                 <w:rFonts w:ascii="Times New Roman" w:hAnsi="Times New Roman" w:eastAsia="Times New Roman" w:cs="Times New Roman"/>
                 <w:color w:val="000000"/>
-                <w:sz w:val="14"/>
+                <w:sz w:val="17"/>
               </w:rPr>
               <w:t>SPADE R3/R5; qLogNEI R3/R5/R10</w:t>
             </w:r>
@@ -2135,33 +1814,24 @@
         </w:tc>
         <w:tc>
           <w:tcPr>
-            <w:tcW w:type="dxa" w:w="1000"/>
+            <w:tcW w:type="dxa" w:w="1560"/>
             <w:vAlign w:val="center"/>
             <w:tcMar>
-              <w:top w:w="60" w:type="dxa"/>
-              <w:start w:w="45" w:type="dxa"/>
-              <w:bottom w:w="60" w:type="dxa"/>
-              <w:end w:w="45" w:type="dxa"/>
+              <w:top w:w="80" w:type="dxa"/>
+              <w:bottom w:w="80" w:type="dxa"/>
+              <w:start w:w="120" w:type="dxa"/>
+              <w:end w:w="120" w:type="dxa"/>
             </w:tcMar>
-            <w:tcBorders>
-              <w:top w:val="single" w:sz="4" w:space="0" w:color="B7B7B7"/>
-              <w:start w:val="single" w:sz="4" w:space="0" w:color="B7B7B7"/>
-              <w:bottom w:val="single" w:sz="4" w:space="0" w:color="B7B7B7"/>
-              <w:end w:val="single" w:sz="4" w:space="0" w:color="B7B7B7"/>
-              <w:insideH w:val="single" w:sz="4" w:space="0" w:color="B7B7B7"/>
-              <w:insideV w:val="single" w:sz="4" w:space="0" w:color="B7B7B7"/>
-            </w:tcBorders>
           </w:tcPr>
           <w:p>
             <w:pPr>
-              <w:keepLines/>
               <w:spacing w:before="0" w:after="0" w:line="240" w:lineRule="auto"/>
             </w:pPr>
             <w:r>
               <w:rPr>
                 <w:rFonts w:ascii="Times New Roman" w:hAnsi="Times New Roman" w:eastAsia="Times New Roman" w:cs="Times New Roman"/>
                 <w:color w:val="000000"/>
-                <w:sz w:val="14"/>
+                <w:sz w:val="17"/>
               </w:rPr>
               <w:t>48</w:t>
             </w:r>
@@ -2169,33 +1839,24 @@
         </w:tc>
         <w:tc>
           <w:tcPr>
-            <w:tcW w:type="dxa" w:w="1550"/>
+            <w:tcW w:type="dxa" w:w="1560"/>
             <w:vAlign w:val="center"/>
             <w:tcMar>
-              <w:top w:w="60" w:type="dxa"/>
-              <w:start w:w="45" w:type="dxa"/>
-              <w:bottom w:w="60" w:type="dxa"/>
-              <w:end w:w="45" w:type="dxa"/>
+              <w:top w:w="80" w:type="dxa"/>
+              <w:bottom w:w="80" w:type="dxa"/>
+              <w:start w:w="120" w:type="dxa"/>
+              <w:end w:w="120" w:type="dxa"/>
             </w:tcMar>
-            <w:tcBorders>
-              <w:top w:val="single" w:sz="4" w:space="0" w:color="B7B7B7"/>
-              <w:start w:val="single" w:sz="4" w:space="0" w:color="B7B7B7"/>
-              <w:bottom w:val="single" w:sz="4" w:space="0" w:color="B7B7B7"/>
-              <w:end w:val="single" w:sz="4" w:space="0" w:color="B7B7B7"/>
-              <w:insideH w:val="single" w:sz="4" w:space="0" w:color="B7B7B7"/>
-              <w:insideV w:val="single" w:sz="4" w:space="0" w:color="B7B7B7"/>
-            </w:tcBorders>
           </w:tcPr>
           <w:p>
             <w:pPr>
-              <w:keepLines/>
               <w:spacing w:before="0" w:after="0" w:line="240" w:lineRule="auto"/>
             </w:pPr>
             <w:r>
               <w:rPr>
                 <w:rFonts w:ascii="Times New Roman" w:hAnsi="Times New Roman" w:eastAsia="Times New Roman" w:cs="Times New Roman"/>
                 <w:color w:val="000000"/>
-                <w:sz w:val="14"/>
+                <w:sz w:val="17"/>
               </w:rPr>
               <w:t>Five families x 32 seeds</w:t>
             </w:r>
@@ -2203,33 +1864,24 @@
         </w:tc>
         <w:tc>
           <w:tcPr>
-            <w:tcW w:type="dxa" w:w="1200"/>
+            <w:tcW w:type="dxa" w:w="1560"/>
             <w:vAlign w:val="center"/>
             <w:tcMar>
-              <w:top w:w="60" w:type="dxa"/>
-              <w:start w:w="45" w:type="dxa"/>
-              <w:bottom w:w="60" w:type="dxa"/>
-              <w:end w:w="45" w:type="dxa"/>
+              <w:top w:w="80" w:type="dxa"/>
+              <w:bottom w:w="80" w:type="dxa"/>
+              <w:start w:w="120" w:type="dxa"/>
+              <w:end w:w="120" w:type="dxa"/>
             </w:tcMar>
-            <w:tcBorders>
-              <w:top w:val="single" w:sz="4" w:space="0" w:color="B7B7B7"/>
-              <w:start w:val="single" w:sz="4" w:space="0" w:color="B7B7B7"/>
-              <w:bottom w:val="single" w:sz="4" w:space="0" w:color="B7B7B7"/>
-              <w:end w:val="single" w:sz="4" w:space="0" w:color="B7B7B7"/>
-              <w:insideH w:val="single" w:sz="4" w:space="0" w:color="B7B7B7"/>
-              <w:insideV w:val="single" w:sz="4" w:space="0" w:color="B7B7B7"/>
-            </w:tcBorders>
           </w:tcPr>
           <w:p>
             <w:pPr>
-              <w:keepLines/>
               <w:spacing w:before="0" w:after="0" w:line="240" w:lineRule="auto"/>
             </w:pPr>
             <w:r>
               <w:rPr>
                 <w:rFonts w:ascii="Times New Roman" w:hAnsi="Times New Roman" w:eastAsia="Times New Roman" w:cs="Times New Roman"/>
                 <w:color w:val="000000"/>
-                <w:sz w:val="14"/>
+                <w:sz w:val="17"/>
               </w:rPr>
               <w:t>0.30, 0.10</w:t>
             </w:r>
@@ -2237,33 +1889,24 @@
         </w:tc>
         <w:tc>
           <w:tcPr>
-            <w:tcW w:type="dxa" w:w="2510"/>
+            <w:tcW w:type="dxa" w:w="1560"/>
             <w:vAlign w:val="center"/>
             <w:tcMar>
-              <w:top w:w="60" w:type="dxa"/>
-              <w:start w:w="45" w:type="dxa"/>
-              <w:bottom w:w="60" w:type="dxa"/>
-              <w:end w:w="45" w:type="dxa"/>
+              <w:top w:w="80" w:type="dxa"/>
+              <w:bottom w:w="80" w:type="dxa"/>
+              <w:start w:w="120" w:type="dxa"/>
+              <w:end w:w="120" w:type="dxa"/>
             </w:tcMar>
-            <w:tcBorders>
-              <w:top w:val="single" w:sz="4" w:space="0" w:color="B7B7B7"/>
-              <w:start w:val="single" w:sz="4" w:space="0" w:color="B7B7B7"/>
-              <w:bottom w:val="single" w:sz="4" w:space="0" w:color="B7B7B7"/>
-              <w:end w:val="single" w:sz="4" w:space="0" w:color="B7B7B7"/>
-              <w:insideH w:val="single" w:sz="4" w:space="0" w:color="B7B7B7"/>
-              <w:insideV w:val="single" w:sz="4" w:space="0" w:color="B7B7B7"/>
-            </w:tcBorders>
           </w:tcPr>
           <w:p>
             <w:pPr>
-              <w:keepLines/>
               <w:spacing w:before="0" w:after="0" w:line="240" w:lineRule="auto"/>
             </w:pPr>
             <w:r>
               <w:rPr>
                 <w:rFonts w:ascii="Times New Roman" w:hAnsi="Times New Roman" w:eastAsia="Times New Roman" w:cs="Times New Roman"/>
                 <w:color w:val="000000"/>
-                <w:sz w:val="14"/>
+                <w:sz w:val="17"/>
               </w:rPr>
               <w:t>Complete active grid; confirmatory/core C3 and SPADE side of C4; LOFO inflation.</w:t>
             </w:r>
@@ -2276,33 +1919,24 @@
         </w:trPr>
         <w:tc>
           <w:tcPr>
-            <w:tcW w:type="dxa" w:w="850"/>
+            <w:tcW w:type="dxa" w:w="1560"/>
             <w:vAlign w:val="center"/>
             <w:tcMar>
-              <w:top w:w="60" w:type="dxa"/>
-              <w:start w:w="45" w:type="dxa"/>
-              <w:bottom w:w="60" w:type="dxa"/>
-              <w:end w:w="45" w:type="dxa"/>
+              <w:top w:w="80" w:type="dxa"/>
+              <w:bottom w:w="80" w:type="dxa"/>
+              <w:start w:w="120" w:type="dxa"/>
+              <w:end w:w="120" w:type="dxa"/>
             </w:tcMar>
-            <w:tcBorders>
-              <w:top w:val="single" w:sz="4" w:space="0" w:color="B7B7B7"/>
-              <w:start w:val="single" w:sz="4" w:space="0" w:color="B7B7B7"/>
-              <w:bottom w:val="single" w:sz="4" w:space="0" w:color="B7B7B7"/>
-              <w:end w:val="single" w:sz="4" w:space="0" w:color="B7B7B7"/>
-              <w:insideH w:val="single" w:sz="4" w:space="0" w:color="B7B7B7"/>
-              <w:insideV w:val="single" w:sz="4" w:space="0" w:color="B7B7B7"/>
-            </w:tcBorders>
           </w:tcPr>
           <w:p>
             <w:pPr>
-              <w:keepLines/>
               <w:spacing w:before="0" w:after="0" w:line="240" w:lineRule="auto"/>
             </w:pPr>
             <w:r>
               <w:rPr>
                 <w:rFonts w:ascii="Times New Roman" w:hAnsi="Times New Roman" w:eastAsia="Times New Roman" w:cs="Times New Roman"/>
                 <w:color w:val="000000"/>
-                <w:sz w:val="14"/>
+                <w:sz w:val="17"/>
               </w:rPr>
               <w:t>LA/C4</w:t>
             </w:r>
@@ -2310,33 +1944,24 @@
         </w:tc>
         <w:tc>
           <w:tcPr>
-            <w:tcW w:type="dxa" w:w="2250"/>
+            <w:tcW w:type="dxa" w:w="1560"/>
             <w:vAlign w:val="center"/>
             <w:tcMar>
-              <w:top w:w="60" w:type="dxa"/>
-              <w:start w:w="45" w:type="dxa"/>
-              <w:bottom w:w="60" w:type="dxa"/>
-              <w:end w:w="45" w:type="dxa"/>
+              <w:top w:w="80" w:type="dxa"/>
+              <w:bottom w:w="80" w:type="dxa"/>
+              <w:start w:w="120" w:type="dxa"/>
+              <w:end w:w="120" w:type="dxa"/>
             </w:tcMar>
-            <w:tcBorders>
-              <w:top w:val="single" w:sz="4" w:space="0" w:color="B7B7B7"/>
-              <w:start w:val="single" w:sz="4" w:space="0" w:color="B7B7B7"/>
-              <w:bottom w:val="single" w:sz="4" w:space="0" w:color="B7B7B7"/>
-              <w:end w:val="single" w:sz="4" w:space="0" w:color="B7B7B7"/>
-              <w:insideH w:val="single" w:sz="4" w:space="0" w:color="B7B7B7"/>
-              <w:insideV w:val="single" w:sz="4" w:space="0" w:color="B7B7B7"/>
-            </w:tcBorders>
           </w:tcPr>
           <w:p>
             <w:pPr>
-              <w:keepLines/>
               <w:spacing w:before="0" w:after="0" w:line="240" w:lineRule="auto"/>
             </w:pPr>
             <w:r>
               <w:rPr>
                 <w:rFonts w:ascii="Times New Roman" w:hAnsi="Times New Roman" w:eastAsia="Times New Roman" w:cs="Times New Roman"/>
                 <w:color w:val="000000"/>
-                <w:sz w:val="14"/>
+                <w:sz w:val="17"/>
               </w:rPr>
               <w:t>One-shot LHS R1 paired with LC SPADE R3</w:t>
             </w:r>
@@ -2344,33 +1969,24 @@
         </w:tc>
         <w:tc>
           <w:tcPr>
-            <w:tcW w:type="dxa" w:w="1000"/>
+            <w:tcW w:type="dxa" w:w="1560"/>
             <w:vAlign w:val="center"/>
             <w:tcMar>
-              <w:top w:w="60" w:type="dxa"/>
-              <w:start w:w="45" w:type="dxa"/>
-              <w:bottom w:w="60" w:type="dxa"/>
-              <w:end w:w="45" w:type="dxa"/>
+              <w:top w:w="80" w:type="dxa"/>
+              <w:bottom w:w="80" w:type="dxa"/>
+              <w:start w:w="120" w:type="dxa"/>
+              <w:end w:w="120" w:type="dxa"/>
             </w:tcMar>
-            <w:tcBorders>
-              <w:top w:val="single" w:sz="4" w:space="0" w:color="B7B7B7"/>
-              <w:start w:val="single" w:sz="4" w:space="0" w:color="B7B7B7"/>
-              <w:bottom w:val="single" w:sz="4" w:space="0" w:color="B7B7B7"/>
-              <w:end w:val="single" w:sz="4" w:space="0" w:color="B7B7B7"/>
-              <w:insideH w:val="single" w:sz="4" w:space="0" w:color="B7B7B7"/>
-              <w:insideV w:val="single" w:sz="4" w:space="0" w:color="B7B7B7"/>
-            </w:tcBorders>
           </w:tcPr>
           <w:p>
             <w:pPr>
-              <w:keepLines/>
               <w:spacing w:before="0" w:after="0" w:line="240" w:lineRule="auto"/>
             </w:pPr>
             <w:r>
               <w:rPr>
                 <w:rFonts w:ascii="Times New Roman" w:hAnsi="Times New Roman" w:eastAsia="Times New Roman" w:cs="Times New Roman"/>
                 <w:color w:val="000000"/>
-                <w:sz w:val="14"/>
+                <w:sz w:val="17"/>
               </w:rPr>
               <w:t>48</w:t>
             </w:r>
@@ -2378,33 +1994,24 @@
         </w:tc>
         <w:tc>
           <w:tcPr>
-            <w:tcW w:type="dxa" w:w="1550"/>
+            <w:tcW w:type="dxa" w:w="1560"/>
             <w:vAlign w:val="center"/>
             <w:tcMar>
-              <w:top w:w="60" w:type="dxa"/>
-              <w:start w:w="45" w:type="dxa"/>
-              <w:bottom w:w="60" w:type="dxa"/>
-              <w:end w:w="45" w:type="dxa"/>
+              <w:top w:w="80" w:type="dxa"/>
+              <w:bottom w:w="80" w:type="dxa"/>
+              <w:start w:w="120" w:type="dxa"/>
+              <w:end w:w="120" w:type="dxa"/>
             </w:tcMar>
-            <w:tcBorders>
-              <w:top w:val="single" w:sz="4" w:space="0" w:color="B7B7B7"/>
-              <w:start w:val="single" w:sz="4" w:space="0" w:color="B7B7B7"/>
-              <w:bottom w:val="single" w:sz="4" w:space="0" w:color="B7B7B7"/>
-              <w:end w:val="single" w:sz="4" w:space="0" w:color="B7B7B7"/>
-              <w:insideH w:val="single" w:sz="4" w:space="0" w:color="B7B7B7"/>
-              <w:insideV w:val="single" w:sz="4" w:space="0" w:color="B7B7B7"/>
-            </w:tcBorders>
           </w:tcPr>
           <w:p>
             <w:pPr>
-              <w:keepLines/>
               <w:spacing w:before="0" w:after="0" w:line="240" w:lineRule="auto"/>
             </w:pPr>
             <w:r>
               <w:rPr>
                 <w:rFonts w:ascii="Times New Roman" w:hAnsi="Times New Roman" w:eastAsia="Times New Roman" w:cs="Times New Roman"/>
                 <w:color w:val="000000"/>
-                <w:sz w:val="14"/>
+                <w:sz w:val="17"/>
               </w:rPr>
               <w:t>Four common families x 20 common seeds</w:t>
             </w:r>
@@ -2412,33 +2019,24 @@
         </w:tc>
         <w:tc>
           <w:tcPr>
-            <w:tcW w:type="dxa" w:w="1200"/>
+            <w:tcW w:type="dxa" w:w="1560"/>
             <w:vAlign w:val="center"/>
             <w:tcMar>
-              <w:top w:w="60" w:type="dxa"/>
-              <w:start w:w="45" w:type="dxa"/>
-              <w:bottom w:w="60" w:type="dxa"/>
-              <w:end w:w="45" w:type="dxa"/>
+              <w:top w:w="80" w:type="dxa"/>
+              <w:bottom w:w="80" w:type="dxa"/>
+              <w:start w:w="120" w:type="dxa"/>
+              <w:end w:w="120" w:type="dxa"/>
             </w:tcMar>
-            <w:tcBorders>
-              <w:top w:val="single" w:sz="4" w:space="0" w:color="B7B7B7"/>
-              <w:start w:val="single" w:sz="4" w:space="0" w:color="B7B7B7"/>
-              <w:bottom w:val="single" w:sz="4" w:space="0" w:color="B7B7B7"/>
-              <w:end w:val="single" w:sz="4" w:space="0" w:color="B7B7B7"/>
-              <w:insideH w:val="single" w:sz="4" w:space="0" w:color="B7B7B7"/>
-              <w:insideV w:val="single" w:sz="4" w:space="0" w:color="B7B7B7"/>
-            </w:tcBorders>
           </w:tcPr>
           <w:p>
             <w:pPr>
-              <w:keepLines/>
               <w:spacing w:before="0" w:after="0" w:line="240" w:lineRule="auto"/>
             </w:pPr>
             <w:r>
               <w:rPr>
                 <w:rFonts w:ascii="Times New Roman" w:hAnsi="Times New Roman" w:eastAsia="Times New Roman" w:cs="Times New Roman"/>
                 <w:color w:val="000000"/>
-                <w:sz w:val="14"/>
+                <w:sz w:val="17"/>
               </w:rPr>
               <w:t>Regret paired by family and seed</w:t>
             </w:r>
@@ -2446,41 +2044,32 @@
         </w:tc>
         <w:tc>
           <w:tcPr>
-            <w:tcW w:type="dxa" w:w="2510"/>
+            <w:tcW w:type="dxa" w:w="1560"/>
             <w:vAlign w:val="center"/>
             <w:tcMar>
-              <w:top w:w="60" w:type="dxa"/>
-              <w:start w:w="45" w:type="dxa"/>
-              <w:bottom w:w="60" w:type="dxa"/>
-              <w:end w:w="45" w:type="dxa"/>
+              <w:top w:w="80" w:type="dxa"/>
+              <w:bottom w:w="80" w:type="dxa"/>
+              <w:start w:w="120" w:type="dxa"/>
+              <w:end w:w="120" w:type="dxa"/>
             </w:tcMar>
-            <w:tcBorders>
-              <w:top w:val="single" w:sz="4" w:space="0" w:color="B7B7B7"/>
-              <w:start w:val="single" w:sz="4" w:space="0" w:color="B7B7B7"/>
-              <w:bottom w:val="single" w:sz="4" w:space="0" w:color="B7B7B7"/>
-              <w:end w:val="single" w:sz="4" w:space="0" w:color="B7B7B7"/>
-              <w:insideH w:val="single" w:sz="4" w:space="0" w:color="B7B7B7"/>
-              <w:insideV w:val="single" w:sz="4" w:space="0" w:color="B7B7B7"/>
-            </w:tcBorders>
           </w:tcPr>
           <w:p>
             <w:pPr>
-              <w:keepLines/>
               <w:spacing w:before="0" w:after="0" w:line="240" w:lineRule="auto"/>
             </w:pPr>
             <w:r>
               <w:rPr>
                 <w:rFonts w:ascii="Times New Roman" w:hAnsi="Times New Roman" w:eastAsia="Times New Roman" w:cs="Times New Roman"/>
                 <w:color w:val="000000"/>
-                <w:sz w:val="14"/>
+                <w:sz w:val="17"/>
               </w:rPr>
               <w:t xml:space="preserve">Complete active grid; frozen development lineage used as core C4 support; exactly </w:t>
             </w:r>
             <w:r>
               <w:rPr>
-                <w:rFonts w:ascii="Times New Roman" w:hAnsi="Times New Roman" w:eastAsia="Times New Roman" w:cs="Times New Roman"/>
+                <w:rFonts w:ascii="Courier New" w:hAnsi="Courier New" w:eastAsia="Courier New" w:cs="Courier New"/>
                 <w:color w:val="000000"/>
-                <w:sz w:val="14"/>
+                <w:sz w:val="16"/>
               </w:rPr>
               <w:t>4 x 20=80</w:t>
             </w:r>
@@ -2488,7 +2077,7 @@
               <w:rPr>
                 <w:rFonts w:ascii="Times New Roman" w:hAnsi="Times New Roman" w:eastAsia="Times New Roman" w:cs="Times New Roman"/>
                 <w:color w:val="000000"/>
-                <w:sz w:val="14"/>
+                <w:sz w:val="17"/>
               </w:rPr>
               <w:t xml:space="preserve"> pairs; unmatched Hill and seeds 20--31 excluded, not imputed.</w:t>
             </w:r>
@@ -2501,33 +2090,24 @@
         </w:trPr>
         <w:tc>
           <w:tcPr>
-            <w:tcW w:type="dxa" w:w="850"/>
+            <w:tcW w:type="dxa" w:w="1560"/>
             <w:vAlign w:val="center"/>
             <w:tcMar>
-              <w:top w:w="60" w:type="dxa"/>
-              <w:start w:w="45" w:type="dxa"/>
-              <w:bottom w:w="60" w:type="dxa"/>
-              <w:end w:w="45" w:type="dxa"/>
+              <w:top w:w="80" w:type="dxa"/>
+              <w:bottom w:w="80" w:type="dxa"/>
+              <w:start w:w="120" w:type="dxa"/>
+              <w:end w:w="120" w:type="dxa"/>
             </w:tcMar>
-            <w:tcBorders>
-              <w:top w:val="single" w:sz="4" w:space="0" w:color="B7B7B7"/>
-              <w:start w:val="single" w:sz="4" w:space="0" w:color="B7B7B7"/>
-              <w:bottom w:val="single" w:sz="4" w:space="0" w:color="B7B7B7"/>
-              <w:end w:val="single" w:sz="4" w:space="0" w:color="B7B7B7"/>
-              <w:insideH w:val="single" w:sz="4" w:space="0" w:color="B7B7B7"/>
-              <w:insideV w:val="single" w:sz="4" w:space="0" w:color="B7B7B7"/>
-            </w:tcBorders>
           </w:tcPr>
           <w:p>
             <w:pPr>
-              <w:keepLines/>
               <w:spacing w:before="0" w:after="0" w:line="240" w:lineRule="auto"/>
             </w:pPr>
             <w:r>
               <w:rPr>
                 <w:rFonts w:ascii="Times New Roman" w:hAnsi="Times New Roman" w:eastAsia="Times New Roman" w:cs="Times New Roman"/>
                 <w:color w:val="000000"/>
-                <w:sz w:val="14"/>
+                <w:sz w:val="17"/>
               </w:rPr>
               <w:t>TAU</w:t>
             </w:r>
@@ -2535,33 +2115,24 @@
         </w:tc>
         <w:tc>
           <w:tcPr>
-            <w:tcW w:type="dxa" w:w="2250"/>
+            <w:tcW w:type="dxa" w:w="1560"/>
             <w:vAlign w:val="center"/>
             <w:tcMar>
-              <w:top w:w="60" w:type="dxa"/>
-              <w:start w:w="45" w:type="dxa"/>
-              <w:bottom w:w="60" w:type="dxa"/>
-              <w:end w:w="45" w:type="dxa"/>
+              <w:top w:w="80" w:type="dxa"/>
+              <w:bottom w:w="80" w:type="dxa"/>
+              <w:start w:w="120" w:type="dxa"/>
+              <w:end w:w="120" w:type="dxa"/>
             </w:tcMar>
-            <w:tcBorders>
-              <w:top w:val="single" w:sz="4" w:space="0" w:color="B7B7B7"/>
-              <w:start w:val="single" w:sz="4" w:space="0" w:color="B7B7B7"/>
-              <w:bottom w:val="single" w:sz="4" w:space="0" w:color="B7B7B7"/>
-              <w:end w:val="single" w:sz="4" w:space="0" w:color="B7B7B7"/>
-              <w:insideH w:val="single" w:sz="4" w:space="0" w:color="B7B7B7"/>
-              <w:insideV w:val="single" w:sz="4" w:space="0" w:color="B7B7B7"/>
-            </w:tcBorders>
           </w:tcPr>
           <w:p>
             <w:pPr>
-              <w:keepLines/>
               <w:spacing w:before="0" w:after="0" w:line="240" w:lineRule="auto"/>
             </w:pPr>
             <w:r>
               <w:rPr>
                 <w:rFonts w:ascii="Times New Roman" w:hAnsi="Times New Roman" w:eastAsia="Times New Roman" w:cs="Times New Roman"/>
                 <w:color w:val="000000"/>
-                <w:sz w:val="14"/>
+                <w:sz w:val="17"/>
               </w:rPr>
               <w:t>SPADE R5; qLogNEI R5</w:t>
             </w:r>
@@ -2569,33 +2140,24 @@
         </w:tc>
         <w:tc>
           <w:tcPr>
-            <w:tcW w:type="dxa" w:w="1000"/>
+            <w:tcW w:type="dxa" w:w="1560"/>
             <w:vAlign w:val="center"/>
             <w:tcMar>
-              <w:top w:w="60" w:type="dxa"/>
-              <w:start w:w="45" w:type="dxa"/>
-              <w:bottom w:w="60" w:type="dxa"/>
-              <w:end w:w="45" w:type="dxa"/>
+              <w:top w:w="80" w:type="dxa"/>
+              <w:bottom w:w="80" w:type="dxa"/>
+              <w:start w:w="120" w:type="dxa"/>
+              <w:end w:w="120" w:type="dxa"/>
             </w:tcMar>
-            <w:tcBorders>
-              <w:top w:val="single" w:sz="4" w:space="0" w:color="B7B7B7"/>
-              <w:start w:val="single" w:sz="4" w:space="0" w:color="B7B7B7"/>
-              <w:bottom w:val="single" w:sz="4" w:space="0" w:color="B7B7B7"/>
-              <w:end w:val="single" w:sz="4" w:space="0" w:color="B7B7B7"/>
-              <w:insideH w:val="single" w:sz="4" w:space="0" w:color="B7B7B7"/>
-              <w:insideV w:val="single" w:sz="4" w:space="0" w:color="B7B7B7"/>
-            </w:tcBorders>
           </w:tcPr>
           <w:p>
             <w:pPr>
-              <w:keepLines/>
               <w:spacing w:before="0" w:after="0" w:line="240" w:lineRule="auto"/>
             </w:pPr>
             <w:r>
               <w:rPr>
                 <w:rFonts w:ascii="Times New Roman" w:hAnsi="Times New Roman" w:eastAsia="Times New Roman" w:cs="Times New Roman"/>
                 <w:color w:val="000000"/>
-                <w:sz w:val="14"/>
+                <w:sz w:val="17"/>
               </w:rPr>
               <w:t>48</w:t>
             </w:r>
@@ -2603,33 +2165,24 @@
         </w:tc>
         <w:tc>
           <w:tcPr>
-            <w:tcW w:type="dxa" w:w="1550"/>
+            <w:tcW w:type="dxa" w:w="1560"/>
             <w:vAlign w:val="center"/>
             <w:tcMar>
-              <w:top w:w="60" w:type="dxa"/>
-              <w:start w:w="45" w:type="dxa"/>
-              <w:bottom w:w="60" w:type="dxa"/>
-              <w:end w:w="45" w:type="dxa"/>
+              <w:top w:w="80" w:type="dxa"/>
+              <w:bottom w:w="80" w:type="dxa"/>
+              <w:start w:w="120" w:type="dxa"/>
+              <w:end w:w="120" w:type="dxa"/>
             </w:tcMar>
-            <w:tcBorders>
-              <w:top w:val="single" w:sz="4" w:space="0" w:color="B7B7B7"/>
-              <w:start w:val="single" w:sz="4" w:space="0" w:color="B7B7B7"/>
-              <w:bottom w:val="single" w:sz="4" w:space="0" w:color="B7B7B7"/>
-              <w:end w:val="single" w:sz="4" w:space="0" w:color="B7B7B7"/>
-              <w:insideH w:val="single" w:sz="4" w:space="0" w:color="B7B7B7"/>
-              <w:insideV w:val="single" w:sz="4" w:space="0" w:color="B7B7B7"/>
-            </w:tcBorders>
           </w:tcPr>
           <w:p>
             <w:pPr>
-              <w:keepLines/>
               <w:spacing w:before="0" w:after="0" w:line="240" w:lineRule="auto"/>
             </w:pPr>
             <w:r>
               <w:rPr>
                 <w:rFonts w:ascii="Times New Roman" w:hAnsi="Times New Roman" w:eastAsia="Times New Roman" w:cs="Times New Roman"/>
                 <w:color w:val="000000"/>
-                <w:sz w:val="14"/>
+                <w:sz w:val="17"/>
               </w:rPr>
               <w:t>Five families x 64 seeds</w:t>
             </w:r>
@@ -2637,33 +2190,24 @@
         </w:tc>
         <w:tc>
           <w:tcPr>
-            <w:tcW w:type="dxa" w:w="1200"/>
+            <w:tcW w:type="dxa" w:w="1560"/>
             <w:vAlign w:val="center"/>
             <w:tcMar>
-              <w:top w:w="60" w:type="dxa"/>
-              <w:start w:w="45" w:type="dxa"/>
-              <w:bottom w:w="60" w:type="dxa"/>
-              <w:end w:w="45" w:type="dxa"/>
+              <w:top w:w="80" w:type="dxa"/>
+              <w:bottom w:w="80" w:type="dxa"/>
+              <w:start w:w="120" w:type="dxa"/>
+              <w:end w:w="120" w:type="dxa"/>
             </w:tcMar>
-            <w:tcBorders>
-              <w:top w:val="single" w:sz="4" w:space="0" w:color="B7B7B7"/>
-              <w:start w:val="single" w:sz="4" w:space="0" w:color="B7B7B7"/>
-              <w:bottom w:val="single" w:sz="4" w:space="0" w:color="B7B7B7"/>
-              <w:end w:val="single" w:sz="4" w:space="0" w:color="B7B7B7"/>
-              <w:insideH w:val="single" w:sz="4" w:space="0" w:color="B7B7B7"/>
-              <w:insideV w:val="single" w:sz="4" w:space="0" w:color="B7B7B7"/>
-            </w:tcBorders>
           </w:tcPr>
           <w:p>
             <w:pPr>
-              <w:keepLines/>
               <w:spacing w:before="0" w:after="0" w:line="240" w:lineRule="auto"/>
             </w:pPr>
             <w:r>
               <w:rPr>
                 <w:rFonts w:ascii="Times New Roman" w:hAnsi="Times New Roman" w:eastAsia="Times New Roman" w:cs="Times New Roman"/>
                 <w:color w:val="000000"/>
-                <w:sz w:val="14"/>
+                <w:sz w:val="17"/>
               </w:rPr>
               <w:t>0.70, 0.50, 0.30, 0.20, 0.10</w:t>
             </w:r>
@@ -2671,41 +2215,32 @@
         </w:tc>
         <w:tc>
           <w:tcPr>
-            <w:tcW w:type="dxa" w:w="2510"/>
+            <w:tcW w:type="dxa" w:w="1560"/>
             <w:vAlign w:val="center"/>
             <w:tcMar>
-              <w:top w:w="60" w:type="dxa"/>
-              <w:start w:w="45" w:type="dxa"/>
-              <w:bottom w:w="60" w:type="dxa"/>
-              <w:end w:w="45" w:type="dxa"/>
+              <w:top w:w="80" w:type="dxa"/>
+              <w:bottom w:w="80" w:type="dxa"/>
+              <w:start w:w="120" w:type="dxa"/>
+              <w:end w:w="120" w:type="dxa"/>
             </w:tcMar>
-            <w:tcBorders>
-              <w:top w:val="single" w:sz="4" w:space="0" w:color="B7B7B7"/>
-              <w:start w:val="single" w:sz="4" w:space="0" w:color="B7B7B7"/>
-              <w:bottom w:val="single" w:sz="4" w:space="0" w:color="B7B7B7"/>
-              <w:end w:val="single" w:sz="4" w:space="0" w:color="B7B7B7"/>
-              <w:insideH w:val="single" w:sz="4" w:space="0" w:color="B7B7B7"/>
-              <w:insideV w:val="single" w:sz="4" w:space="0" w:color="B7B7B7"/>
-            </w:tcBorders>
           </w:tcPr>
           <w:p>
             <w:pPr>
-              <w:keepLines/>
               <w:spacing w:before="0" w:after="0" w:line="240" w:lineRule="auto"/>
             </w:pPr>
             <w:r>
               <w:rPr>
                 <w:rFonts w:ascii="Times New Roman" w:hAnsi="Times New Roman" w:eastAsia="Times New Roman" w:cs="Times New Roman"/>
                 <w:color w:val="000000"/>
-                <w:sz w:val="14"/>
+                <w:sz w:val="17"/>
               </w:rPr>
               <w:t xml:space="preserve">Complete active grid; confirmatory/core descriptive gate for C5/C6; </w:t>
             </w:r>
             <w:r>
               <w:rPr>
-                <w:rFonts w:ascii="Times New Roman" w:hAnsi="Times New Roman" w:eastAsia="Times New Roman" w:cs="Times New Roman"/>
+                <w:rFonts w:ascii="Courier New" w:hAnsi="Courier New" w:eastAsia="Courier New" w:cs="Courier New"/>
                 <w:color w:val="000000"/>
-                <w:sz w:val="14"/>
+                <w:sz w:val="16"/>
               </w:rPr>
               <w:t>c={1,1.5,2,3}</w:t>
             </w:r>
@@ -2713,7 +2248,7 @@
               <w:rPr>
                 <w:rFonts w:ascii="Times New Roman" w:hAnsi="Times New Roman" w:eastAsia="Times New Roman" w:cs="Times New Roman"/>
                 <w:color w:val="000000"/>
-                <w:sz w:val="14"/>
+                <w:sz w:val="17"/>
               </w:rPr>
               <w:t>.</w:t>
             </w:r>
@@ -2726,33 +2261,24 @@
         </w:trPr>
         <w:tc>
           <w:tcPr>
-            <w:tcW w:type="dxa" w:w="850"/>
+            <w:tcW w:type="dxa" w:w="1560"/>
             <w:vAlign w:val="center"/>
             <w:tcMar>
-              <w:top w:w="60" w:type="dxa"/>
-              <w:start w:w="45" w:type="dxa"/>
-              <w:bottom w:w="60" w:type="dxa"/>
-              <w:end w:w="45" w:type="dxa"/>
+              <w:top w:w="80" w:type="dxa"/>
+              <w:bottom w:w="80" w:type="dxa"/>
+              <w:start w:w="120" w:type="dxa"/>
+              <w:end w:w="120" w:type="dxa"/>
             </w:tcMar>
-            <w:tcBorders>
-              <w:top w:val="single" w:sz="4" w:space="0" w:color="B7B7B7"/>
-              <w:start w:val="single" w:sz="4" w:space="0" w:color="B7B7B7"/>
-              <w:bottom w:val="single" w:sz="4" w:space="0" w:color="B7B7B7"/>
-              <w:end w:val="single" w:sz="4" w:space="0" w:color="B7B7B7"/>
-              <w:insideH w:val="single" w:sz="4" w:space="0" w:color="B7B7B7"/>
-              <w:insideV w:val="single" w:sz="4" w:space="0" w:color="B7B7B7"/>
-            </w:tcBorders>
           </w:tcPr>
           <w:p>
             <w:pPr>
-              <w:keepLines/>
               <w:spacing w:before="0" w:after="0" w:line="240" w:lineRule="auto"/>
             </w:pPr>
             <w:r>
               <w:rPr>
                 <w:rFonts w:ascii="Times New Roman" w:hAnsi="Times New Roman" w:eastAsia="Times New Roman" w:cs="Times New Roman"/>
                 <w:color w:val="000000"/>
-                <w:sz w:val="14"/>
+                <w:sz w:val="17"/>
               </w:rPr>
               <w:t>TT</w:t>
             </w:r>
@@ -2760,33 +2286,24 @@
         </w:tc>
         <w:tc>
           <w:tcPr>
-            <w:tcW w:type="dxa" w:w="2250"/>
+            <w:tcW w:type="dxa" w:w="1560"/>
             <w:vAlign w:val="center"/>
             <w:tcMar>
-              <w:top w:w="60" w:type="dxa"/>
-              <w:start w:w="45" w:type="dxa"/>
-              <w:bottom w:w="60" w:type="dxa"/>
-              <w:end w:w="45" w:type="dxa"/>
+              <w:top w:w="80" w:type="dxa"/>
+              <w:bottom w:w="80" w:type="dxa"/>
+              <w:start w:w="120" w:type="dxa"/>
+              <w:end w:w="120" w:type="dxa"/>
             </w:tcMar>
-            <w:tcBorders>
-              <w:top w:val="single" w:sz="4" w:space="0" w:color="B7B7B7"/>
-              <w:start w:val="single" w:sz="4" w:space="0" w:color="B7B7B7"/>
-              <w:bottom w:val="single" w:sz="4" w:space="0" w:color="B7B7B7"/>
-              <w:end w:val="single" w:sz="4" w:space="0" w:color="B7B7B7"/>
-              <w:insideH w:val="single" w:sz="4" w:space="0" w:color="B7B7B7"/>
-              <w:insideV w:val="single" w:sz="4" w:space="0" w:color="B7B7B7"/>
-            </w:tcBorders>
           </w:tcPr>
           <w:p>
             <w:pPr>
-              <w:keepLines/>
               <w:spacing w:before="0" w:after="0" w:line="240" w:lineRule="auto"/>
             </w:pPr>
             <w:r>
               <w:rPr>
                 <w:rFonts w:ascii="Times New Roman" w:hAnsi="Times New Roman" w:eastAsia="Times New Roman" w:cs="Times New Roman"/>
                 <w:color w:val="000000"/>
-                <w:sz w:val="14"/>
+                <w:sz w:val="17"/>
               </w:rPr>
               <w:t>Committed SPADE R5; target-aligned SPADE R5; qLogNEI R5</w:t>
             </w:r>
@@ -2794,33 +2311,24 @@
         </w:tc>
         <w:tc>
           <w:tcPr>
-            <w:tcW w:type="dxa" w:w="1000"/>
+            <w:tcW w:type="dxa" w:w="1560"/>
             <w:vAlign w:val="center"/>
             <w:tcMar>
-              <w:top w:w="60" w:type="dxa"/>
-              <w:start w:w="45" w:type="dxa"/>
-              <w:bottom w:w="60" w:type="dxa"/>
-              <w:end w:w="45" w:type="dxa"/>
+              <w:top w:w="80" w:type="dxa"/>
+              <w:bottom w:w="80" w:type="dxa"/>
+              <w:start w:w="120" w:type="dxa"/>
+              <w:end w:w="120" w:type="dxa"/>
             </w:tcMar>
-            <w:tcBorders>
-              <w:top w:val="single" w:sz="4" w:space="0" w:color="B7B7B7"/>
-              <w:start w:val="single" w:sz="4" w:space="0" w:color="B7B7B7"/>
-              <w:bottom w:val="single" w:sz="4" w:space="0" w:color="B7B7B7"/>
-              <w:end w:val="single" w:sz="4" w:space="0" w:color="B7B7B7"/>
-              <w:insideH w:val="single" w:sz="4" w:space="0" w:color="B7B7B7"/>
-              <w:insideV w:val="single" w:sz="4" w:space="0" w:color="B7B7B7"/>
-            </w:tcBorders>
           </w:tcPr>
           <w:p>
             <w:pPr>
-              <w:keepLines/>
               <w:spacing w:before="0" w:after="0" w:line="240" w:lineRule="auto"/>
             </w:pPr>
             <w:r>
               <w:rPr>
                 <w:rFonts w:ascii="Times New Roman" w:hAnsi="Times New Roman" w:eastAsia="Times New Roman" w:cs="Times New Roman"/>
                 <w:color w:val="000000"/>
-                <w:sz w:val="14"/>
+                <w:sz w:val="17"/>
               </w:rPr>
               <w:t>48</w:t>
             </w:r>
@@ -2828,33 +2336,24 @@
         </w:tc>
         <w:tc>
           <w:tcPr>
-            <w:tcW w:type="dxa" w:w="1550"/>
+            <w:tcW w:type="dxa" w:w="1560"/>
             <w:vAlign w:val="center"/>
             <w:tcMar>
-              <w:top w:w="60" w:type="dxa"/>
-              <w:start w:w="45" w:type="dxa"/>
-              <w:bottom w:w="60" w:type="dxa"/>
-              <w:end w:w="45" w:type="dxa"/>
+              <w:top w:w="80" w:type="dxa"/>
+              <w:bottom w:w="80" w:type="dxa"/>
+              <w:start w:w="120" w:type="dxa"/>
+              <w:end w:w="120" w:type="dxa"/>
             </w:tcMar>
-            <w:tcBorders>
-              <w:top w:val="single" w:sz="4" w:space="0" w:color="B7B7B7"/>
-              <w:start w:val="single" w:sz="4" w:space="0" w:color="B7B7B7"/>
-              <w:bottom w:val="single" w:sz="4" w:space="0" w:color="B7B7B7"/>
-              <w:end w:val="single" w:sz="4" w:space="0" w:color="B7B7B7"/>
-              <w:insideH w:val="single" w:sz="4" w:space="0" w:color="B7B7B7"/>
-              <w:insideV w:val="single" w:sz="4" w:space="0" w:color="B7B7B7"/>
-            </w:tcBorders>
           </w:tcPr>
           <w:p>
             <w:pPr>
-              <w:keepLines/>
               <w:spacing w:before="0" w:after="0" w:line="240" w:lineRule="auto"/>
             </w:pPr>
             <w:r>
               <w:rPr>
                 <w:rFonts w:ascii="Times New Roman" w:hAnsi="Times New Roman" w:eastAsia="Times New Roman" w:cs="Times New Roman"/>
                 <w:color w:val="000000"/>
-                <w:sz w:val="14"/>
+                <w:sz w:val="17"/>
               </w:rPr>
               <w:t>Five families x 32 seeds</w:t>
             </w:r>
@@ -2862,33 +2361,24 @@
         </w:tc>
         <w:tc>
           <w:tcPr>
-            <w:tcW w:type="dxa" w:w="1200"/>
+            <w:tcW w:type="dxa" w:w="1560"/>
             <w:vAlign w:val="center"/>
             <w:tcMar>
-              <w:top w:w="60" w:type="dxa"/>
-              <w:start w:w="45" w:type="dxa"/>
-              <w:bottom w:w="60" w:type="dxa"/>
-              <w:end w:w="45" w:type="dxa"/>
+              <w:top w:w="80" w:type="dxa"/>
+              <w:bottom w:w="80" w:type="dxa"/>
+              <w:start w:w="120" w:type="dxa"/>
+              <w:end w:w="120" w:type="dxa"/>
             </w:tcMar>
-            <w:tcBorders>
-              <w:top w:val="single" w:sz="4" w:space="0" w:color="B7B7B7"/>
-              <w:start w:val="single" w:sz="4" w:space="0" w:color="B7B7B7"/>
-              <w:bottom w:val="single" w:sz="4" w:space="0" w:color="B7B7B7"/>
-              <w:end w:val="single" w:sz="4" w:space="0" w:color="B7B7B7"/>
-              <w:insideH w:val="single" w:sz="4" w:space="0" w:color="B7B7B7"/>
-              <w:insideV w:val="single" w:sz="4" w:space="0" w:color="B7B7B7"/>
-            </w:tcBorders>
           </w:tcPr>
           <w:p>
             <w:pPr>
-              <w:keepLines/>
               <w:spacing w:before="0" w:after="0" w:line="240" w:lineRule="auto"/>
             </w:pPr>
             <w:r>
               <w:rPr>
                 <w:rFonts w:ascii="Times New Roman" w:hAnsi="Times New Roman" w:eastAsia="Times New Roman" w:cs="Times New Roman"/>
                 <w:color w:val="000000"/>
-                <w:sz w:val="14"/>
+                <w:sz w:val="17"/>
               </w:rPr>
               <w:t>0.70, 0.30</w:t>
             </w:r>
@@ -2896,33 +2386,24 @@
         </w:tc>
         <w:tc>
           <w:tcPr>
-            <w:tcW w:type="dxa" w:w="2510"/>
+            <w:tcW w:type="dxa" w:w="1560"/>
             <w:vAlign w:val="center"/>
             <w:tcMar>
-              <w:top w:w="60" w:type="dxa"/>
-              <w:start w:w="45" w:type="dxa"/>
-              <w:bottom w:w="60" w:type="dxa"/>
-              <w:end w:w="45" w:type="dxa"/>
+              <w:top w:w="80" w:type="dxa"/>
+              <w:bottom w:w="80" w:type="dxa"/>
+              <w:start w:w="120" w:type="dxa"/>
+              <w:end w:w="120" w:type="dxa"/>
             </w:tcMar>
-            <w:tcBorders>
-              <w:top w:val="single" w:sz="4" w:space="0" w:color="B7B7B7"/>
-              <w:start w:val="single" w:sz="4" w:space="0" w:color="B7B7B7"/>
-              <w:bottom w:val="single" w:sz="4" w:space="0" w:color="B7B7B7"/>
-              <w:end w:val="single" w:sz="4" w:space="0" w:color="B7B7B7"/>
-              <w:insideH w:val="single" w:sz="4" w:space="0" w:color="B7B7B7"/>
-              <w:insideV w:val="single" w:sz="4" w:space="0" w:color="B7B7B7"/>
-            </w:tcBorders>
           </w:tcPr>
           <w:p>
             <w:pPr>
-              <w:keepLines/>
               <w:spacing w:before="0" w:after="0" w:line="240" w:lineRule="auto"/>
             </w:pPr>
             <w:r>
               <w:rPr>
                 <w:rFonts w:ascii="Times New Roman" w:hAnsi="Times New Roman" w:eastAsia="Times New Roman" w:cs="Times New Roman"/>
                 <w:color w:val="000000"/>
-                <w:sz w:val="14"/>
+                <w:sz w:val="17"/>
               </w:rPr>
               <w:t>Complete active grid; mechanism study S1.</w:t>
             </w:r>
@@ -2935,33 +2416,24 @@
         </w:trPr>
         <w:tc>
           <w:tcPr>
-            <w:tcW w:type="dxa" w:w="850"/>
+            <w:tcW w:type="dxa" w:w="1560"/>
             <w:vAlign w:val="center"/>
             <w:tcMar>
-              <w:top w:w="60" w:type="dxa"/>
-              <w:start w:w="45" w:type="dxa"/>
-              <w:bottom w:w="60" w:type="dxa"/>
-              <w:end w:w="45" w:type="dxa"/>
+              <w:top w:w="80" w:type="dxa"/>
+              <w:bottom w:w="80" w:type="dxa"/>
+              <w:start w:w="120" w:type="dxa"/>
+              <w:end w:w="120" w:type="dxa"/>
             </w:tcMar>
-            <w:tcBorders>
-              <w:top w:val="single" w:sz="4" w:space="0" w:color="B7B7B7"/>
-              <w:start w:val="single" w:sz="4" w:space="0" w:color="B7B7B7"/>
-              <w:bottom w:val="single" w:sz="4" w:space="0" w:color="B7B7B7"/>
-              <w:end w:val="single" w:sz="4" w:space="0" w:color="B7B7B7"/>
-              <w:insideH w:val="single" w:sz="4" w:space="0" w:color="B7B7B7"/>
-              <w:insideV w:val="single" w:sz="4" w:space="0" w:color="B7B7B7"/>
-            </w:tcBorders>
           </w:tcPr>
           <w:p>
             <w:pPr>
-              <w:keepLines/>
               <w:spacing w:before="0" w:after="0" w:line="240" w:lineRule="auto"/>
             </w:pPr>
             <w:r>
               <w:rPr>
                 <w:rFonts w:ascii="Times New Roman" w:hAnsi="Times New Roman" w:eastAsia="Times New Roman" w:cs="Times New Roman"/>
                 <w:color w:val="000000"/>
-                <w:sz w:val="14"/>
+                <w:sz w:val="17"/>
               </w:rPr>
               <w:t>In-house iPSC-EC</w:t>
             </w:r>
@@ -2969,33 +2441,24 @@
         </w:tc>
         <w:tc>
           <w:tcPr>
-            <w:tcW w:type="dxa" w:w="2250"/>
+            <w:tcW w:type="dxa" w:w="1560"/>
             <w:vAlign w:val="center"/>
             <w:tcMar>
-              <w:top w:w="60" w:type="dxa"/>
-              <w:start w:w="45" w:type="dxa"/>
-              <w:bottom w:w="60" w:type="dxa"/>
-              <w:end w:w="45" w:type="dxa"/>
+              <w:top w:w="80" w:type="dxa"/>
+              <w:bottom w:w="80" w:type="dxa"/>
+              <w:start w:w="120" w:type="dxa"/>
+              <w:end w:w="120" w:type="dxa"/>
             </w:tcMar>
-            <w:tcBorders>
-              <w:top w:val="single" w:sz="4" w:space="0" w:color="B7B7B7"/>
-              <w:start w:val="single" w:sz="4" w:space="0" w:color="B7B7B7"/>
-              <w:bottom w:val="single" w:sz="4" w:space="0" w:color="B7B7B7"/>
-              <w:end w:val="single" w:sz="4" w:space="0" w:color="B7B7B7"/>
-              <w:insideH w:val="single" w:sz="4" w:space="0" w:color="B7B7B7"/>
-              <w:insideV w:val="single" w:sz="4" w:space="0" w:color="B7B7B7"/>
-            </w:tcBorders>
           </w:tcPr>
           <w:p>
             <w:pPr>
-              <w:keepLines/>
               <w:spacing w:before="0" w:after="0" w:line="240" w:lineRule="auto"/>
             </w:pPr>
             <w:r>
               <w:rPr>
                 <w:rFonts w:ascii="Times New Roman" w:hAnsi="Times New Roman" w:eastAsia="Times New Roman" w:cs="Times New Roman"/>
                 <w:color w:val="000000"/>
-                <w:sz w:val="14"/>
+                <w:sz w:val="17"/>
               </w:rPr>
               <w:t>Retrospective GP diagnostic; no adaptive rounds</w:t>
             </w:r>
@@ -3003,33 +2466,24 @@
         </w:tc>
         <w:tc>
           <w:tcPr>
-            <w:tcW w:type="dxa" w:w="1000"/>
+            <w:tcW w:type="dxa" w:w="1560"/>
             <w:vAlign w:val="center"/>
             <w:tcMar>
-              <w:top w:w="60" w:type="dxa"/>
-              <w:start w:w="45" w:type="dxa"/>
-              <w:bottom w:w="60" w:type="dxa"/>
-              <w:end w:w="45" w:type="dxa"/>
+              <w:top w:w="80" w:type="dxa"/>
+              <w:bottom w:w="80" w:type="dxa"/>
+              <w:start w:w="120" w:type="dxa"/>
+              <w:end w:w="120" w:type="dxa"/>
             </w:tcMar>
-            <w:tcBorders>
-              <w:top w:val="single" w:sz="4" w:space="0" w:color="B7B7B7"/>
-              <w:start w:val="single" w:sz="4" w:space="0" w:color="B7B7B7"/>
-              <w:bottom w:val="single" w:sz="4" w:space="0" w:color="B7B7B7"/>
-              <w:end w:val="single" w:sz="4" w:space="0" w:color="B7B7B7"/>
-              <w:insideH w:val="single" w:sz="4" w:space="0" w:color="B7B7B7"/>
-              <w:insideV w:val="single" w:sz="4" w:space="0" w:color="B7B7B7"/>
-            </w:tcBorders>
           </w:tcPr>
           <w:p>
             <w:pPr>
-              <w:keepLines/>
               <w:spacing w:before="0" w:after="0" w:line="240" w:lineRule="auto"/>
             </w:pPr>
             <w:r>
               <w:rPr>
                 <w:rFonts w:ascii="Times New Roman" w:hAnsi="Times New Roman" w:eastAsia="Times New Roman" w:cs="Times New Roman"/>
                 <w:color w:val="000000"/>
-                <w:sz w:val="14"/>
+                <w:sz w:val="17"/>
               </w:rPr>
               <w:t>12 observed tubes</w:t>
             </w:r>
@@ -3037,33 +2491,24 @@
         </w:tc>
         <w:tc>
           <w:tcPr>
-            <w:tcW w:type="dxa" w:w="1550"/>
+            <w:tcW w:type="dxa" w:w="1560"/>
             <w:vAlign w:val="center"/>
             <w:tcMar>
-              <w:top w:w="60" w:type="dxa"/>
-              <w:start w:w="45" w:type="dxa"/>
-              <w:bottom w:w="60" w:type="dxa"/>
-              <w:end w:w="45" w:type="dxa"/>
+              <w:top w:w="80" w:type="dxa"/>
+              <w:bottom w:w="80" w:type="dxa"/>
+              <w:start w:w="120" w:type="dxa"/>
+              <w:end w:w="120" w:type="dxa"/>
             </w:tcMar>
-            <w:tcBorders>
-              <w:top w:val="single" w:sz="4" w:space="0" w:color="B7B7B7"/>
-              <w:start w:val="single" w:sz="4" w:space="0" w:color="B7B7B7"/>
-              <w:bottom w:val="single" w:sz="4" w:space="0" w:color="B7B7B7"/>
-              <w:end w:val="single" w:sz="4" w:space="0" w:color="B7B7B7"/>
-              <w:insideH w:val="single" w:sz="4" w:space="0" w:color="B7B7B7"/>
-              <w:insideV w:val="single" w:sz="4" w:space="0" w:color="B7B7B7"/>
-            </w:tcBorders>
           </w:tcPr>
           <w:p>
             <w:pPr>
-              <w:keepLines/>
               <w:spacing w:before="0" w:after="0" w:line="240" w:lineRule="auto"/>
             </w:pPr>
             <w:r>
               <w:rPr>
                 <w:rFonts w:ascii="Times New Roman" w:hAnsi="Times New Roman" w:eastAsia="Times New Roman" w:cs="Times New Roman"/>
                 <w:color w:val="000000"/>
-                <w:sz w:val="14"/>
+                <w:sz w:val="17"/>
               </w:rPr>
               <w:t>No campaign seeds</w:t>
             </w:r>
@@ -3071,33 +2516,24 @@
         </w:tc>
         <w:tc>
           <w:tcPr>
-            <w:tcW w:type="dxa" w:w="1200"/>
+            <w:tcW w:type="dxa" w:w="1560"/>
             <w:vAlign w:val="center"/>
             <w:tcMar>
-              <w:top w:w="60" w:type="dxa"/>
-              <w:start w:w="45" w:type="dxa"/>
-              <w:bottom w:w="60" w:type="dxa"/>
-              <w:end w:w="45" w:type="dxa"/>
+              <w:top w:w="80" w:type="dxa"/>
+              <w:bottom w:w="80" w:type="dxa"/>
+              <w:start w:w="120" w:type="dxa"/>
+              <w:end w:w="120" w:type="dxa"/>
             </w:tcMar>
-            <w:tcBorders>
-              <w:top w:val="single" w:sz="4" w:space="0" w:color="B7B7B7"/>
-              <w:start w:val="single" w:sz="4" w:space="0" w:color="B7B7B7"/>
-              <w:bottom w:val="single" w:sz="4" w:space="0" w:color="B7B7B7"/>
-              <w:end w:val="single" w:sz="4" w:space="0" w:color="B7B7B7"/>
-              <w:insideH w:val="single" w:sz="4" w:space="0" w:color="B7B7B7"/>
-              <w:insideV w:val="single" w:sz="4" w:space="0" w:color="B7B7B7"/>
-            </w:tcBorders>
           </w:tcPr>
           <w:p>
             <w:pPr>
-              <w:keepLines/>
               <w:spacing w:before="0" w:after="0" w:line="240" w:lineRule="auto"/>
             </w:pPr>
             <w:r>
               <w:rPr>
                 <w:rFonts w:ascii="Times New Roman" w:hAnsi="Times New Roman" w:eastAsia="Times New Roman" w:cs="Times New Roman"/>
                 <w:color w:val="000000"/>
-                <w:sz w:val="14"/>
+                <w:sz w:val="17"/>
               </w:rPr>
               <w:t>Absolute thresholds</w:t>
             </w:r>
@@ -3105,41 +2541,32 @@
         </w:tc>
         <w:tc>
           <w:tcPr>
-            <w:tcW w:type="dxa" w:w="2510"/>
+            <w:tcW w:type="dxa" w:w="1560"/>
             <w:vAlign w:val="center"/>
             <w:tcMar>
-              <w:top w:w="60" w:type="dxa"/>
-              <w:start w:w="45" w:type="dxa"/>
-              <w:bottom w:w="60" w:type="dxa"/>
-              <w:end w:w="45" w:type="dxa"/>
+              <w:top w:w="80" w:type="dxa"/>
+              <w:bottom w:w="80" w:type="dxa"/>
+              <w:start w:w="120" w:type="dxa"/>
+              <w:end w:w="120" w:type="dxa"/>
             </w:tcMar>
-            <w:tcBorders>
-              <w:top w:val="single" w:sz="4" w:space="0" w:color="B7B7B7"/>
-              <w:start w:val="single" w:sz="4" w:space="0" w:color="B7B7B7"/>
-              <w:bottom w:val="single" w:sz="4" w:space="0" w:color="B7B7B7"/>
-              <w:end w:val="single" w:sz="4" w:space="0" w:color="B7B7B7"/>
-              <w:insideH w:val="single" w:sz="4" w:space="0" w:color="B7B7B7"/>
-              <w:insideV w:val="single" w:sz="4" w:space="0" w:color="B7B7B7"/>
-            </w:tcBorders>
           </w:tcPr>
           <w:p>
             <w:pPr>
-              <w:keepLines/>
               <w:spacing w:before="0" w:after="0" w:line="240" w:lineRule="auto"/>
             </w:pPr>
             <w:r>
               <w:rPr>
                 <w:rFonts w:ascii="Times New Roman" w:hAnsi="Times New Roman" w:eastAsia="Times New Roman" w:cs="Times New Roman"/>
                 <w:color w:val="000000"/>
-                <w:sz w:val="14"/>
+                <w:sz w:val="17"/>
               </w:rPr>
               <w:t xml:space="preserve">Provisional support; </w:t>
             </w:r>
             <w:r>
               <w:rPr>
-                <w:rFonts w:ascii="Times New Roman" w:hAnsi="Times New Roman" w:eastAsia="Times New Roman" w:cs="Times New Roman"/>
+                <w:rFonts w:ascii="Courier New" w:hAnsi="Courier New" w:eastAsia="Courier New" w:cs="Courier New"/>
                 <w:color w:val="000000"/>
-                <w:sz w:val="14"/>
+                <w:sz w:val="16"/>
               </w:rPr>
               <w:t>awaiting_human_signoff</w:t>
             </w:r>
@@ -3147,7 +2574,7 @@
               <w:rPr>
                 <w:rFonts w:ascii="Times New Roman" w:hAnsi="Times New Roman" w:eastAsia="Times New Roman" w:cs="Times New Roman"/>
                 <w:color w:val="000000"/>
-                <w:sz w:val="14"/>
+                <w:sz w:val="17"/>
               </w:rPr>
               <w:t>; not prospective validation.</w:t>
             </w:r>
@@ -3160,33 +2587,24 @@
         </w:trPr>
         <w:tc>
           <w:tcPr>
-            <w:tcW w:type="dxa" w:w="850"/>
+            <w:tcW w:type="dxa" w:w="1560"/>
             <w:vAlign w:val="center"/>
             <w:tcMar>
-              <w:top w:w="60" w:type="dxa"/>
-              <w:start w:w="45" w:type="dxa"/>
-              <w:bottom w:w="60" w:type="dxa"/>
-              <w:end w:w="45" w:type="dxa"/>
+              <w:top w:w="80" w:type="dxa"/>
+              <w:bottom w:w="80" w:type="dxa"/>
+              <w:start w:w="120" w:type="dxa"/>
+              <w:end w:w="120" w:type="dxa"/>
             </w:tcMar>
-            <w:tcBorders>
-              <w:top w:val="single" w:sz="4" w:space="0" w:color="B7B7B7"/>
-              <w:start w:val="single" w:sz="4" w:space="0" w:color="B7B7B7"/>
-              <w:bottom w:val="single" w:sz="4" w:space="0" w:color="B7B7B7"/>
-              <w:end w:val="single" w:sz="4" w:space="0" w:color="B7B7B7"/>
-              <w:insideH w:val="single" w:sz="4" w:space="0" w:color="B7B7B7"/>
-              <w:insideV w:val="single" w:sz="4" w:space="0" w:color="B7B7B7"/>
-            </w:tcBorders>
           </w:tcPr>
           <w:p>
             <w:pPr>
-              <w:keepLines/>
               <w:spacing w:before="0" w:after="0" w:line="240" w:lineRule="auto"/>
             </w:pPr>
             <w:r>
               <w:rPr>
                 <w:rFonts w:ascii="Times New Roman" w:hAnsi="Times New Roman" w:eastAsia="Times New Roman" w:cs="Times New Roman"/>
                 <w:color w:val="000000"/>
-                <w:sz w:val="14"/>
+                <w:sz w:val="17"/>
               </w:rPr>
               <w:t>Hall/Ogle</w:t>
             </w:r>
@@ -3194,33 +2612,24 @@
         </w:tc>
         <w:tc>
           <w:tcPr>
-            <w:tcW w:type="dxa" w:w="2250"/>
+            <w:tcW w:type="dxa" w:w="1560"/>
             <w:vAlign w:val="center"/>
             <w:tcMar>
-              <w:top w:w="60" w:type="dxa"/>
-              <w:start w:w="45" w:type="dxa"/>
-              <w:bottom w:w="60" w:type="dxa"/>
-              <w:end w:w="45" w:type="dxa"/>
+              <w:top w:w="80" w:type="dxa"/>
+              <w:bottom w:w="80" w:type="dxa"/>
+              <w:start w:w="120" w:type="dxa"/>
+              <w:end w:w="120" w:type="dxa"/>
             </w:tcMar>
-            <w:tcBorders>
-              <w:top w:val="single" w:sz="4" w:space="0" w:color="B7B7B7"/>
-              <w:start w:val="single" w:sz="4" w:space="0" w:color="B7B7B7"/>
-              <w:bottom w:val="single" w:sz="4" w:space="0" w:color="B7B7B7"/>
-              <w:end w:val="single" w:sz="4" w:space="0" w:color="B7B7B7"/>
-              <w:insideH w:val="single" w:sz="4" w:space="0" w:color="B7B7B7"/>
-              <w:insideV w:val="single" w:sz="4" w:space="0" w:color="B7B7B7"/>
-            </w:tcBorders>
           </w:tcPr>
           <w:p>
             <w:pPr>
-              <w:keepLines/>
               <w:spacing w:before="0" w:after="0" w:line="240" w:lineRule="auto"/>
             </w:pPr>
             <w:r>
               <w:rPr>
                 <w:rFonts w:ascii="Times New Roman" w:hAnsi="Times New Roman" w:eastAsia="Times New Roman" w:cs="Times New Roman"/>
                 <w:color w:val="000000"/>
-                <w:sz w:val="14"/>
+                <w:sz w:val="17"/>
               </w:rPr>
               <w:t>Retrospective GP diagnostic; no adaptive rounds</w:t>
             </w:r>
@@ -3228,33 +2637,24 @@
         </w:tc>
         <w:tc>
           <w:tcPr>
-            <w:tcW w:type="dxa" w:w="1000"/>
+            <w:tcW w:type="dxa" w:w="1560"/>
             <w:vAlign w:val="center"/>
             <w:tcMar>
-              <w:top w:w="60" w:type="dxa"/>
-              <w:start w:w="45" w:type="dxa"/>
-              <w:bottom w:w="60" w:type="dxa"/>
-              <w:end w:w="45" w:type="dxa"/>
+              <w:top w:w="80" w:type="dxa"/>
+              <w:bottom w:w="80" w:type="dxa"/>
+              <w:start w:w="120" w:type="dxa"/>
+              <w:end w:w="120" w:type="dxa"/>
             </w:tcMar>
-            <w:tcBorders>
-              <w:top w:val="single" w:sz="4" w:space="0" w:color="B7B7B7"/>
-              <w:start w:val="single" w:sz="4" w:space="0" w:color="B7B7B7"/>
-              <w:bottom w:val="single" w:sz="4" w:space="0" w:color="B7B7B7"/>
-              <w:end w:val="single" w:sz="4" w:space="0" w:color="B7B7B7"/>
-              <w:insideH w:val="single" w:sz="4" w:space="0" w:color="B7B7B7"/>
-              <w:insideV w:val="single" w:sz="4" w:space="0" w:color="B7B7B7"/>
-            </w:tcBorders>
           </w:tcPr>
           <w:p>
             <w:pPr>
-              <w:keepLines/>
               <w:spacing w:before="0" w:after="0" w:line="240" w:lineRule="auto"/>
             </w:pPr>
             <w:r>
               <w:rPr>
                 <w:rFonts w:ascii="Times New Roman" w:hAnsi="Times New Roman" w:eastAsia="Times New Roman" w:cs="Times New Roman"/>
                 <w:color w:val="000000"/>
-                <w:sz w:val="14"/>
+                <w:sz w:val="17"/>
               </w:rPr>
               <w:t>23 usable stage-1 compositions</w:t>
             </w:r>
@@ -3262,33 +2662,24 @@
         </w:tc>
         <w:tc>
           <w:tcPr>
-            <w:tcW w:type="dxa" w:w="1550"/>
+            <w:tcW w:type="dxa" w:w="1560"/>
             <w:vAlign w:val="center"/>
             <w:tcMar>
-              <w:top w:w="60" w:type="dxa"/>
-              <w:start w:w="45" w:type="dxa"/>
-              <w:bottom w:w="60" w:type="dxa"/>
-              <w:end w:w="45" w:type="dxa"/>
+              <w:top w:w="80" w:type="dxa"/>
+              <w:bottom w:w="80" w:type="dxa"/>
+              <w:start w:w="120" w:type="dxa"/>
+              <w:end w:w="120" w:type="dxa"/>
             </w:tcMar>
-            <w:tcBorders>
-              <w:top w:val="single" w:sz="4" w:space="0" w:color="B7B7B7"/>
-              <w:start w:val="single" w:sz="4" w:space="0" w:color="B7B7B7"/>
-              <w:bottom w:val="single" w:sz="4" w:space="0" w:color="B7B7B7"/>
-              <w:end w:val="single" w:sz="4" w:space="0" w:color="B7B7B7"/>
-              <w:insideH w:val="single" w:sz="4" w:space="0" w:color="B7B7B7"/>
-              <w:insideV w:val="single" w:sz="4" w:space="0" w:color="B7B7B7"/>
-            </w:tcBorders>
           </w:tcPr>
           <w:p>
             <w:pPr>
-              <w:keepLines/>
               <w:spacing w:before="0" w:after="0" w:line="240" w:lineRule="auto"/>
             </w:pPr>
             <w:r>
               <w:rPr>
                 <w:rFonts w:ascii="Times New Roman" w:hAnsi="Times New Roman" w:eastAsia="Times New Roman" w:cs="Times New Roman"/>
                 <w:color w:val="000000"/>
-                <w:sz w:val="14"/>
+                <w:sz w:val="17"/>
               </w:rPr>
               <w:t>No campaign seeds</w:t>
             </w:r>
@@ -3296,33 +2687,24 @@
         </w:tc>
         <w:tc>
           <w:tcPr>
-            <w:tcW w:type="dxa" w:w="1200"/>
+            <w:tcW w:type="dxa" w:w="1560"/>
             <w:vAlign w:val="center"/>
             <w:tcMar>
-              <w:top w:w="60" w:type="dxa"/>
-              <w:start w:w="45" w:type="dxa"/>
-              <w:bottom w:w="60" w:type="dxa"/>
-              <w:end w:w="45" w:type="dxa"/>
+              <w:top w:w="80" w:type="dxa"/>
+              <w:bottom w:w="80" w:type="dxa"/>
+              <w:start w:w="120" w:type="dxa"/>
+              <w:end w:w="120" w:type="dxa"/>
             </w:tcMar>
-            <w:tcBorders>
-              <w:top w:val="single" w:sz="4" w:space="0" w:color="B7B7B7"/>
-              <w:start w:val="single" w:sz="4" w:space="0" w:color="B7B7B7"/>
-              <w:bottom w:val="single" w:sz="4" w:space="0" w:color="B7B7B7"/>
-              <w:end w:val="single" w:sz="4" w:space="0" w:color="B7B7B7"/>
-              <w:insideH w:val="single" w:sz="4" w:space="0" w:color="B7B7B7"/>
-              <w:insideV w:val="single" w:sz="4" w:space="0" w:color="B7B7B7"/>
-            </w:tcBorders>
           </w:tcPr>
           <w:p>
             <w:pPr>
-              <w:keepLines/>
               <w:spacing w:before="0" w:after="0" w:line="240" w:lineRule="auto"/>
             </w:pPr>
             <w:r>
               <w:rPr>
                 <w:rFonts w:ascii="Times New Roman" w:hAnsi="Times New Roman" w:eastAsia="Times New Roman" w:cs="Times New Roman"/>
                 <w:color w:val="000000"/>
-                <w:sz w:val="14"/>
+                <w:sz w:val="17"/>
               </w:rPr>
               <w:t>Multiples of observed median</w:t>
             </w:r>
@@ -3330,33 +2712,24 @@
         </w:tc>
         <w:tc>
           <w:tcPr>
-            <w:tcW w:type="dxa" w:w="2510"/>
+            <w:tcW w:type="dxa" w:w="1560"/>
             <w:vAlign w:val="center"/>
             <w:tcMar>
-              <w:top w:w="60" w:type="dxa"/>
-              <w:start w:w="45" w:type="dxa"/>
-              <w:bottom w:w="60" w:type="dxa"/>
-              <w:end w:w="45" w:type="dxa"/>
+              <w:top w:w="80" w:type="dxa"/>
+              <w:bottom w:w="80" w:type="dxa"/>
+              <w:start w:w="120" w:type="dxa"/>
+              <w:end w:w="120" w:type="dxa"/>
             </w:tcMar>
-            <w:tcBorders>
-              <w:top w:val="single" w:sz="4" w:space="0" w:color="B7B7B7"/>
-              <w:start w:val="single" w:sz="4" w:space="0" w:color="B7B7B7"/>
-              <w:bottom w:val="single" w:sz="4" w:space="0" w:color="B7B7B7"/>
-              <w:end w:val="single" w:sz="4" w:space="0" w:color="B7B7B7"/>
-              <w:insideH w:val="single" w:sz="4" w:space="0" w:color="B7B7B7"/>
-              <w:insideV w:val="single" w:sz="4" w:space="0" w:color="B7B7B7"/>
-            </w:tcBorders>
           </w:tcPr>
           <w:p>
             <w:pPr>
-              <w:keepLines/>
               <w:spacing w:before="0" w:after="0" w:line="240" w:lineRule="auto"/>
             </w:pPr>
             <w:r>
               <w:rPr>
                 <w:rFonts w:ascii="Times New Roman" w:hAnsi="Times New Roman" w:eastAsia="Times New Roman" w:cs="Times New Roman"/>
                 <w:color w:val="000000"/>
-                <w:sz w:val="14"/>
+                <w:sz w:val="17"/>
               </w:rPr>
               <w:t>Published-data support [23]; not a prospective SPADE campaign.</w:t>
             </w:r>
@@ -3366,12 +2739,13 @@
     </w:tbl>
     <w:p>
       <w:pPr>
-        <w:spacing w:after="0"/>
+        <w:spacing w:after="40"/>
       </w:pPr>
     </w:p>
     <w:p>
       <w:pPr>
         <w:pStyle w:val="Heading2"/>
+        <w:widowControl/>
       </w:pPr>
       <w:r>
         <w:rPr>
@@ -3383,6 +2757,9 @@
       </w:r>
     </w:p>
     <w:p>
+      <w:pPr>
+        <w:widowControl/>
+      </w:pPr>
       <w:r>
         <w:rPr>
           <w:rFonts w:ascii="Times New Roman" w:hAnsi="Times New Roman" w:eastAsia="Times New Roman" w:cs="Times New Roman"/>
@@ -3393,9 +2770,9 @@
       </w:r>
       <w:r>
         <w:rPr>
-          <w:rFonts w:ascii="Times New Roman" w:hAnsi="Times New Roman" w:eastAsia="Times New Roman" w:cs="Times New Roman"/>
+          <w:rFonts w:ascii="Courier New" w:hAnsi="Courier New" w:eastAsia="Courier New" w:cs="Courier New"/>
           <w:color w:val="000000"/>
-          <w:sz w:val="24"/>
+          <w:sz w:val="22"/>
         </w:rPr>
         <w:t>X</w:t>
       </w:r>
@@ -3409,9 +2786,9 @@
       </w:r>
       <w:r>
         <w:rPr>
-          <w:rFonts w:ascii="Times New Roman" w:hAnsi="Times New Roman" w:eastAsia="Times New Roman" w:cs="Times New Roman"/>
+          <w:rFonts w:ascii="Courier New" w:hAnsi="Courier New" w:eastAsia="Courier New" w:cs="Courier New"/>
           <w:color w:val="000000"/>
-          <w:sz w:val="24"/>
+          <w:sz w:val="22"/>
         </w:rPr>
         <w:t>Y</w:t>
       </w:r>
@@ -3425,9 +2802,9 @@
       </w:r>
       <w:r>
         <w:rPr>
-          <w:rFonts w:ascii="Times New Roman" w:hAnsi="Times New Roman" w:eastAsia="Times New Roman" w:cs="Times New Roman"/>
+          <w:rFonts w:ascii="Courier New" w:hAnsi="Courier New" w:eastAsia="Courier New" w:cs="Courier New"/>
           <w:color w:val="000000"/>
-          <w:sz w:val="24"/>
+          <w:sz w:val="22"/>
         </w:rPr>
         <w:t>Yvar</w:t>
       </w:r>
@@ -3441,6 +2818,9 @@
       </w:r>
     </w:p>
     <w:p>
+      <w:pPr>
+        <w:widowControl/>
+      </w:pPr>
       <w:r>
         <w:rPr>
           <w:rFonts w:ascii="Times New Roman" w:hAnsi="Times New Roman" w:eastAsia="Times New Roman" w:cs="Times New Roman"/>
@@ -3451,9 +2831,9 @@
       </w:r>
       <w:r>
         <w:rPr>
-          <w:rFonts w:ascii="Times New Roman" w:hAnsi="Times New Roman" w:eastAsia="Times New Roman" w:cs="Times New Roman"/>
+          <w:rFonts w:ascii="Courier New" w:hAnsi="Courier New" w:eastAsia="Courier New" w:cs="Courier New"/>
           <w:color w:val="000000"/>
-          <w:sz w:val="24"/>
+          <w:sz w:val="22"/>
         </w:rPr>
         <w:t>b</w:t>
       </w:r>
@@ -3467,9 +2847,9 @@
       </w:r>
       <w:r>
         <w:rPr>
-          <w:rFonts w:ascii="Times New Roman" w:hAnsi="Times New Roman" w:eastAsia="Times New Roman" w:cs="Times New Roman"/>
+          <w:rFonts w:ascii="Courier New" w:hAnsi="Courier New" w:eastAsia="Courier New" w:cs="Courier New"/>
           <w:color w:val="000000"/>
-          <w:sz w:val="24"/>
+          <w:sz w:val="22"/>
         </w:rPr>
         <w:t>Gamma^(b)={x:f^(b)(x)&gt;=tau}</w:t>
       </w:r>
@@ -3483,9 +2863,9 @@
       </w:r>
       <w:r>
         <w:rPr>
-          <w:rFonts w:ascii="Times New Roman" w:hAnsi="Times New Roman" w:eastAsia="Times New Roman" w:cs="Times New Roman"/>
+          <w:rFonts w:ascii="Courier New" w:hAnsi="Courier New" w:eastAsia="Courier New" w:cs="Courier New"/>
           <w:color w:val="000000"/>
-          <w:sz w:val="24"/>
+          <w:sz w:val="22"/>
         </w:rPr>
         <w:t>alpha=0.95</w:t>
       </w:r>
@@ -3499,9 +2879,9 @@
       </w:r>
       <w:r>
         <w:rPr>
-          <w:rFonts w:ascii="Times New Roman" w:hAnsi="Times New Roman" w:eastAsia="Times New Roman" w:cs="Times New Roman"/>
+          <w:rFonts w:ascii="Courier New" w:hAnsi="Courier New" w:eastAsia="Courier New" w:cs="Courier New"/>
           <w:color w:val="000000"/>
-          <w:sz w:val="24"/>
+          <w:sz w:val="22"/>
         </w:rPr>
         <w:t>c</w:t>
       </w:r>
@@ -3515,9 +2895,9 @@
       </w:r>
       <w:r>
         <w:rPr>
-          <w:rFonts w:ascii="Times New Roman" w:hAnsi="Times New Roman" w:eastAsia="Times New Roman" w:cs="Times New Roman"/>
+          <w:rFonts w:ascii="Courier New" w:hAnsi="Courier New" w:eastAsia="Courier New" w:cs="Courier New"/>
           <w:color w:val="000000"/>
-          <w:sz w:val="24"/>
+          <w:sz w:val="22"/>
         </w:rPr>
         <w:t>{1.0,1.5,2.0,3.0}</w:t>
       </w:r>
@@ -3531,6 +2911,9 @@
       </w:r>
     </w:p>
     <w:p>
+      <w:pPr>
+        <w:widowControl/>
+      </w:pPr>
       <w:r>
         <w:rPr>
           <w:rFonts w:ascii="Times New Roman" w:hAnsi="Times New Roman" w:eastAsia="Times New Roman" w:cs="Times New Roman"/>
@@ -3541,9 +2924,9 @@
       </w:r>
       <w:r>
         <w:rPr>
-          <w:rFonts w:ascii="Times New Roman" w:hAnsi="Times New Roman" w:eastAsia="Times New Roman" w:cs="Times New Roman"/>
+          <w:rFonts w:ascii="Courier New" w:hAnsi="Courier New" w:eastAsia="Courier New" w:cs="Courier New"/>
           <w:color w:val="000000"/>
-          <w:sz w:val="24"/>
+          <w:sz w:val="22"/>
         </w:rPr>
         <w:t>answered</w:t>
       </w:r>
@@ -3557,9 +2940,9 @@
       </w:r>
       <w:r>
         <w:rPr>
-          <w:rFonts w:ascii="Times New Roman" w:hAnsi="Times New Roman" w:eastAsia="Times New Roman" w:cs="Times New Roman"/>
+          <w:rFonts w:ascii="Courier New" w:hAnsi="Courier New" w:eastAsia="Courier New" w:cs="Courier New"/>
           <w:color w:val="000000"/>
-          <w:sz w:val="24"/>
+          <w:sz w:val="22"/>
         </w:rPr>
         <w:t>contained</w:t>
       </w:r>
@@ -3575,6 +2958,7 @@
     <w:p>
       <w:pPr>
         <w:pStyle w:val="Heading2"/>
+        <w:widowControl/>
       </w:pPr>
       <w:r>
         <w:rPr>
@@ -3586,6 +2970,9 @@
       </w:r>
     </w:p>
     <w:p>
+      <w:pPr>
+        <w:widowControl/>
+      </w:pPr>
       <w:r>
         <w:rPr>
           <w:rFonts w:ascii="Times New Roman" w:hAnsi="Times New Roman" w:eastAsia="Times New Roman" w:cs="Times New Roman"/>
@@ -3596,6 +2983,9 @@
       </w:r>
     </w:p>
     <w:p>
+      <w:pPr>
+        <w:widowControl/>
+      </w:pPr>
       <w:r>
         <w:rPr>
           <w:rFonts w:ascii="Times New Roman" w:hAnsi="Times New Roman" w:eastAsia="Times New Roman" w:cs="Times New Roman"/>
@@ -3606,9 +2996,9 @@
       </w:r>
       <w:r>
         <w:rPr>
-          <w:rFonts w:ascii="Times New Roman" w:hAnsi="Times New Roman" w:eastAsia="Times New Roman" w:cs="Times New Roman"/>
+          <w:rFonts w:ascii="Courier New" w:hAnsi="Courier New" w:eastAsia="Courier New" w:cs="Courier New"/>
           <w:color w:val="000000"/>
-          <w:sz w:val="24"/>
+          <w:sz w:val="22"/>
         </w:rPr>
         <w:t>c</w:t>
       </w:r>
@@ -3622,9 +3012,9 @@
       </w:r>
       <w:r>
         <w:rPr>
-          <w:rFonts w:ascii="Times New Roman" w:hAnsi="Times New Roman" w:eastAsia="Times New Roman" w:cs="Times New Roman"/>
+          <w:rFonts w:ascii="Courier New" w:hAnsi="Courier New" w:eastAsia="Courier New" w:cs="Courier New"/>
           <w:color w:val="000000"/>
-          <w:sz w:val="24"/>
+          <w:sz w:val="22"/>
         </w:rPr>
         <w:t>c=1</w:t>
       </w:r>
@@ -3638,9 +3028,9 @@
       </w:r>
       <w:r>
         <w:rPr>
-          <w:rFonts w:ascii="Times New Roman" w:hAnsi="Times New Roman" w:eastAsia="Times New Roman" w:cs="Times New Roman"/>
+          <w:rFonts w:ascii="Courier New" w:hAnsi="Courier New" w:eastAsia="Courier New" w:cs="Courier New"/>
           <w:color w:val="000000"/>
-          <w:sz w:val="24"/>
+          <w:sz w:val="22"/>
         </w:rPr>
         <w:t>c=1</w:t>
       </w:r>
@@ -3656,6 +3046,7 @@
     <w:p>
       <w:pPr>
         <w:pStyle w:val="Heading2"/>
+        <w:widowControl/>
       </w:pPr>
       <w:r>
         <w:rPr>
@@ -3667,6 +3058,9 @@
       </w:r>
     </w:p>
     <w:p>
+      <w:pPr>
+        <w:widowControl/>
+      </w:pPr>
       <w:r>
         <w:rPr>
           <w:rFonts w:ascii="Times New Roman" w:hAnsi="Times New Roman" w:eastAsia="Times New Roman" w:cs="Times New Roman"/>
@@ -3677,9 +3071,9 @@
       </w:r>
       <w:r>
         <w:rPr>
-          <w:rFonts w:ascii="Times New Roman" w:hAnsi="Times New Roman" w:eastAsia="Times New Roman" w:cs="Times New Roman"/>
+          <w:rFonts w:ascii="Courier New" w:hAnsi="Courier New" w:eastAsia="Courier New" w:cs="Courier New"/>
           <w:color w:val="000000"/>
-          <w:sz w:val="24"/>
+          <w:sz w:val="22"/>
         </w:rPr>
         <w:t>(family,seed)</w:t>
       </w:r>
@@ -3693,9 +3087,9 @@
       </w:r>
       <w:r>
         <w:rPr>
-          <w:rFonts w:ascii="Times New Roman" w:hAnsi="Times New Roman" w:eastAsia="Times New Roman" w:cs="Times New Roman"/>
+          <w:rFonts w:ascii="Courier New" w:hAnsi="Courier New" w:eastAsia="Courier New" w:cs="Courier New"/>
           <w:color w:val="000000"/>
-          <w:sz w:val="24"/>
+          <w:sz w:val="22"/>
         </w:rPr>
         <w:t>(family,seed,prevalence)</w:t>
       </w:r>
@@ -3709,6 +3103,9 @@
       </w:r>
     </w:p>
     <w:p>
+      <w:pPr>
+        <w:widowControl/>
+      </w:pPr>
       <w:r>
         <w:rPr>
           <w:rFonts w:ascii="Times New Roman" w:hAnsi="Times New Roman" w:eastAsia="Times New Roman" w:cs="Times New Roman"/>
@@ -3719,9 +3116,9 @@
       </w:r>
       <w:r>
         <w:rPr>
-          <w:rFonts w:ascii="Times New Roman" w:hAnsi="Times New Roman" w:eastAsia="Times New Roman" w:cs="Times New Roman"/>
+          <w:rFonts w:ascii="Courier New" w:hAnsi="Courier New" w:eastAsia="Courier New" w:cs="Courier New"/>
           <w:color w:val="000000"/>
-          <w:sz w:val="24"/>
+          <w:sz w:val="22"/>
         </w:rPr>
         <w:t>c=1.0</w:t>
       </w:r>
@@ -3735,9 +3132,9 @@
       </w:r>
       <w:r>
         <w:rPr>
-          <w:rFonts w:ascii="Times New Roman" w:hAnsi="Times New Roman" w:eastAsia="Times New Roman" w:cs="Times New Roman"/>
+          <w:rFonts w:ascii="Courier New" w:hAnsi="Courier New" w:eastAsia="Courier New" w:cs="Courier New"/>
           <w:color w:val="000000"/>
-          <w:sz w:val="24"/>
+          <w:sz w:val="22"/>
         </w:rPr>
         <w:t>alpha=0.95</w:t>
       </w:r>
@@ -3751,6 +3148,9 @@
       </w:r>
     </w:p>
     <w:p>
+      <w:pPr>
+        <w:widowControl/>
+      </w:pPr>
       <w:r>
         <w:rPr>
           <w:rFonts w:ascii="Times New Roman" w:hAnsi="Times New Roman" w:eastAsia="Times New Roman" w:cs="Times New Roman"/>
@@ -3763,6 +3163,7 @@
     <w:p>
       <w:pPr>
         <w:pStyle w:val="Heading2"/>
+        <w:widowControl/>
       </w:pPr>
       <w:r>
         <w:rPr>
@@ -3774,6 +3175,9 @@
       </w:r>
     </w:p>
     <w:p>
+      <w:pPr>
+        <w:widowControl/>
+      </w:pPr>
       <w:r>
         <w:rPr>
           <w:rFonts w:ascii="Times New Roman" w:hAnsi="Times New Roman" w:eastAsia="Times New Roman" w:cs="Times New Roman"/>
@@ -3786,6 +3190,7 @@
     <w:p>
       <w:pPr>
         <w:pStyle w:val="Heading1"/>
+        <w:widowControl/>
       </w:pPr>
       <w:r>
         <w:rPr>
@@ -3797,6 +3202,9 @@
       </w:r>
     </w:p>
     <w:p>
+      <w:pPr>
+        <w:widowControl/>
+      </w:pPr>
       <w:r>
         <w:rPr>
           <w:rFonts w:ascii="Times New Roman" w:hAnsi="Times New Roman" w:eastAsia="Times New Roman" w:cs="Times New Roman"/>
@@ -3809,30 +3217,41 @@
     <w:p>
       <w:pPr>
         <w:keepNext/>
-        <w:spacing w:before="160" w:after="80" w:line="240" w:lineRule="auto"/>
+        <w:keepLines/>
+        <w:widowControl/>
       </w:pPr>
       <w:r>
         <w:rPr>
           <w:rFonts w:ascii="Times New Roman" w:hAnsi="Times New Roman" w:eastAsia="Times New Roman" w:cs="Times New Roman"/>
           <w:b/>
           <w:color w:val="000000"/>
-          <w:sz w:val="20"/>
+          <w:sz w:val="24"/>
         </w:rPr>
         <w:t>Table 3. Primary and supporting results.</w:t>
       </w:r>
     </w:p>
     <w:tbl>
       <w:tblPr>
-        <w:tblW w:type="auto" w:w="0"/>
-        <w:jc w:val="center"/>
+        <w:tblStyle w:val="TableGrid"/>
+        <w:tblW w:type="dxa" w:w="9360"/>
+        <w:jc w:val="left"/>
         <w:tblLayout w:type="fixed"/>
         <w:tblLook w:firstColumn="1" w:firstRow="1" w:lastColumn="0" w:lastRow="0" w:noHBand="0" w:noVBand="1" w:val="04A0"/>
+        <w:tblBorders>
+          <w:top w:val="single" w:sz="4" w:color="D9D9D9"/>
+          <w:left w:val="single" w:sz="4" w:color="D9D9D9"/>
+          <w:bottom w:val="single" w:sz="4" w:color="D9D9D9"/>
+          <w:right w:val="single" w:sz="4" w:color="D9D9D9"/>
+          <w:insideH w:val="single" w:sz="4" w:color="D9D9D9"/>
+          <w:insideV w:val="single" w:sz="4" w:color="D9D9D9"/>
+        </w:tblBorders>
+        <w:tblInd w:w="120" w:type="dxa"/>
       </w:tblPr>
       <w:tblGrid>
-        <w:gridCol w:w="700"/>
-        <w:gridCol w:w="3000"/>
-        <w:gridCol w:w="2600"/>
-        <w:gridCol w:w="3060"/>
+        <w:gridCol w:w="3150"/>
+        <w:gridCol w:w="1550"/>
+        <w:gridCol w:w="1850"/>
+        <w:gridCol w:w="2810"/>
       </w:tblGrid>
       <w:tr>
         <w:trPr>
@@ -3841,27 +3260,18 @@
         </w:trPr>
         <w:tc>
           <w:tcPr>
-            <w:tcW w:type="dxa" w:w="700"/>
+            <w:tcW w:type="dxa" w:w="3150"/>
+            <w:shd w:fill="E7E6E6"/>
             <w:vAlign w:val="center"/>
             <w:tcMar>
-              <w:top w:w="60" w:type="dxa"/>
-              <w:start w:w="70" w:type="dxa"/>
-              <w:bottom w:w="60" w:type="dxa"/>
-              <w:end w:w="70" w:type="dxa"/>
+              <w:top w:w="80" w:type="dxa"/>
+              <w:bottom w:w="80" w:type="dxa"/>
+              <w:start w:w="120" w:type="dxa"/>
+              <w:end w:w="120" w:type="dxa"/>
             </w:tcMar>
-            <w:tcBorders>
-              <w:top w:val="single" w:sz="4" w:space="0" w:color="B7B7B7"/>
-              <w:start w:val="single" w:sz="4" w:space="0" w:color="B7B7B7"/>
-              <w:bottom w:val="single" w:sz="4" w:space="0" w:color="B7B7B7"/>
-              <w:end w:val="single" w:sz="4" w:space="0" w:color="B7B7B7"/>
-              <w:insideH w:val="single" w:sz="4" w:space="0" w:color="B7B7B7"/>
-              <w:insideV w:val="single" w:sz="4" w:space="0" w:color="B7B7B7"/>
-            </w:tcBorders>
-            <w:shd w:fill="D9EAF7"/>
           </w:tcPr>
           <w:p>
             <w:pPr>
-              <w:keepLines/>
               <w:spacing w:before="0" w:after="0" w:line="240" w:lineRule="auto"/>
             </w:pPr>
             <w:r>
@@ -3869,7 +3279,7 @@
                 <w:rFonts w:ascii="Times New Roman" w:hAnsi="Times New Roman" w:eastAsia="Times New Roman" w:cs="Times New Roman"/>
                 <w:b/>
                 <w:color w:val="000000"/>
-                <w:sz w:val="16"/>
+                <w:sz w:val="17"/>
               </w:rPr>
               <w:t>ID</w:t>
             </w:r>
@@ -3877,27 +3287,18 @@
         </w:tc>
         <w:tc>
           <w:tcPr>
-            <w:tcW w:type="dxa" w:w="3000"/>
+            <w:tcW w:type="dxa" w:w="1550"/>
+            <w:shd w:fill="E7E6E6"/>
             <w:vAlign w:val="center"/>
             <w:tcMar>
-              <w:top w:w="60" w:type="dxa"/>
-              <w:start w:w="70" w:type="dxa"/>
-              <w:bottom w:w="60" w:type="dxa"/>
-              <w:end w:w="70" w:type="dxa"/>
+              <w:top w:w="80" w:type="dxa"/>
+              <w:bottom w:w="80" w:type="dxa"/>
+              <w:start w:w="120" w:type="dxa"/>
+              <w:end w:w="120" w:type="dxa"/>
             </w:tcMar>
-            <w:tcBorders>
-              <w:top w:val="single" w:sz="4" w:space="0" w:color="B7B7B7"/>
-              <w:start w:val="single" w:sz="4" w:space="0" w:color="B7B7B7"/>
-              <w:bottom w:val="single" w:sz="4" w:space="0" w:color="B7B7B7"/>
-              <w:end w:val="single" w:sz="4" w:space="0" w:color="B7B7B7"/>
-              <w:insideH w:val="single" w:sz="4" w:space="0" w:color="B7B7B7"/>
-              <w:insideV w:val="single" w:sz="4" w:space="0" w:color="B7B7B7"/>
-            </w:tcBorders>
-            <w:shd w:fill="D9EAF7"/>
           </w:tcPr>
           <w:p>
             <w:pPr>
-              <w:keepLines/>
               <w:spacing w:before="0" w:after="0" w:line="240" w:lineRule="auto"/>
             </w:pPr>
             <w:r>
@@ -3905,7 +3306,7 @@
                 <w:rFonts w:ascii="Times New Roman" w:hAnsi="Times New Roman" w:eastAsia="Times New Roman" w:cs="Times New Roman"/>
                 <w:b/>
                 <w:color w:val="000000"/>
-                <w:sz w:val="16"/>
+                <w:sz w:val="17"/>
               </w:rPr>
               <w:t>Analysis population and settings</w:t>
             </w:r>
@@ -3913,27 +3314,18 @@
         </w:tc>
         <w:tc>
           <w:tcPr>
-            <w:tcW w:type="dxa" w:w="2600"/>
+            <w:tcW w:type="dxa" w:w="1850"/>
+            <w:shd w:fill="E7E6E6"/>
             <w:vAlign w:val="center"/>
             <w:tcMar>
-              <w:top w:w="60" w:type="dxa"/>
-              <w:start w:w="70" w:type="dxa"/>
-              <w:bottom w:w="60" w:type="dxa"/>
-              <w:end w:w="70" w:type="dxa"/>
+              <w:top w:w="80" w:type="dxa"/>
+              <w:bottom w:w="80" w:type="dxa"/>
+              <w:start w:w="120" w:type="dxa"/>
+              <w:end w:w="120" w:type="dxa"/>
             </w:tcMar>
-            <w:tcBorders>
-              <w:top w:val="single" w:sz="4" w:space="0" w:color="B7B7B7"/>
-              <w:start w:val="single" w:sz="4" w:space="0" w:color="B7B7B7"/>
-              <w:bottom w:val="single" w:sz="4" w:space="0" w:color="B7B7B7"/>
-              <w:end w:val="single" w:sz="4" w:space="0" w:color="B7B7B7"/>
-              <w:insideH w:val="single" w:sz="4" w:space="0" w:color="B7B7B7"/>
-              <w:insideV w:val="single" w:sz="4" w:space="0" w:color="B7B7B7"/>
-            </w:tcBorders>
-            <w:shd w:fill="D9EAF7"/>
           </w:tcPr>
           <w:p>
             <w:pPr>
-              <w:keepLines/>
               <w:spacing w:before="0" w:after="0" w:line="240" w:lineRule="auto"/>
             </w:pPr>
             <w:r>
@@ -3941,7 +3333,7 @@
                 <w:rFonts w:ascii="Times New Roman" w:hAnsi="Times New Roman" w:eastAsia="Times New Roman" w:cs="Times New Roman"/>
                 <w:b/>
                 <w:color w:val="000000"/>
-                <w:sz w:val="16"/>
+                <w:sz w:val="17"/>
               </w:rPr>
               <w:t>Result</w:t>
             </w:r>
@@ -3949,27 +3341,18 @@
         </w:tc>
         <w:tc>
           <w:tcPr>
-            <w:tcW w:type="dxa" w:w="3060"/>
+            <w:tcW w:type="dxa" w:w="2810"/>
+            <w:shd w:fill="E7E6E6"/>
             <w:vAlign w:val="center"/>
             <w:tcMar>
-              <w:top w:w="60" w:type="dxa"/>
-              <w:start w:w="70" w:type="dxa"/>
-              <w:bottom w:w="60" w:type="dxa"/>
-              <w:end w:w="70" w:type="dxa"/>
+              <w:top w:w="80" w:type="dxa"/>
+              <w:bottom w:w="80" w:type="dxa"/>
+              <w:start w:w="120" w:type="dxa"/>
+              <w:end w:w="120" w:type="dxa"/>
             </w:tcMar>
-            <w:tcBorders>
-              <w:top w:val="single" w:sz="4" w:space="0" w:color="B7B7B7"/>
-              <w:start w:val="single" w:sz="4" w:space="0" w:color="B7B7B7"/>
-              <w:bottom w:val="single" w:sz="4" w:space="0" w:color="B7B7B7"/>
-              <w:end w:val="single" w:sz="4" w:space="0" w:color="B7B7B7"/>
-              <w:insideH w:val="single" w:sz="4" w:space="0" w:color="B7B7B7"/>
-              <w:insideV w:val="single" w:sz="4" w:space="0" w:color="B7B7B7"/>
-            </w:tcBorders>
-            <w:shd w:fill="D9EAF7"/>
           </w:tcPr>
           <w:p>
             <w:pPr>
-              <w:keepLines/>
               <w:spacing w:before="0" w:after="0" w:line="240" w:lineRule="auto"/>
             </w:pPr>
             <w:r>
@@ -3977,7 +3360,7 @@
                 <w:rFonts w:ascii="Times New Roman" w:hAnsi="Times New Roman" w:eastAsia="Times New Roman" w:cs="Times New Roman"/>
                 <w:b/>
                 <w:color w:val="000000"/>
-                <w:sz w:val="16"/>
+                <w:sz w:val="17"/>
               </w:rPr>
               <w:t>Interpretation/status</w:t>
             </w:r>
@@ -3990,33 +3373,24 @@
         </w:trPr>
         <w:tc>
           <w:tcPr>
-            <w:tcW w:type="dxa" w:w="700"/>
+            <w:tcW w:type="dxa" w:w="3150"/>
             <w:vAlign w:val="center"/>
             <w:tcMar>
-              <w:top w:w="60" w:type="dxa"/>
-              <w:start w:w="70" w:type="dxa"/>
-              <w:bottom w:w="60" w:type="dxa"/>
-              <w:end w:w="70" w:type="dxa"/>
+              <w:top w:w="80" w:type="dxa"/>
+              <w:bottom w:w="80" w:type="dxa"/>
+              <w:start w:w="120" w:type="dxa"/>
+              <w:end w:w="120" w:type="dxa"/>
             </w:tcMar>
-            <w:tcBorders>
-              <w:top w:val="single" w:sz="4" w:space="0" w:color="B7B7B7"/>
-              <w:start w:val="single" w:sz="4" w:space="0" w:color="B7B7B7"/>
-              <w:bottom w:val="single" w:sz="4" w:space="0" w:color="B7B7B7"/>
-              <w:end w:val="single" w:sz="4" w:space="0" w:color="B7B7B7"/>
-              <w:insideH w:val="single" w:sz="4" w:space="0" w:color="B7B7B7"/>
-              <w:insideV w:val="single" w:sz="4" w:space="0" w:color="B7B7B7"/>
-            </w:tcBorders>
           </w:tcPr>
           <w:p>
             <w:pPr>
-              <w:keepLines/>
               <w:spacing w:before="0" w:after="0" w:line="240" w:lineRule="auto"/>
             </w:pPr>
             <w:r>
               <w:rPr>
                 <w:rFonts w:ascii="Times New Roman" w:hAnsi="Times New Roman" w:eastAsia="Times New Roman" w:cs="Times New Roman"/>
                 <w:color w:val="000000"/>
-                <w:sz w:val="16"/>
+                <w:sz w:val="17"/>
               </w:rPr>
               <w:t>C1</w:t>
             </w:r>
@@ -4024,39 +3398,30 @@
         </w:tc>
         <w:tc>
           <w:tcPr>
-            <w:tcW w:type="dxa" w:w="3000"/>
+            <w:tcW w:type="dxa" w:w="1550"/>
             <w:vAlign w:val="center"/>
             <w:tcMar>
-              <w:top w:w="60" w:type="dxa"/>
-              <w:start w:w="70" w:type="dxa"/>
-              <w:bottom w:w="60" w:type="dxa"/>
-              <w:end w:w="70" w:type="dxa"/>
+              <w:top w:w="80" w:type="dxa"/>
+              <w:bottom w:w="80" w:type="dxa"/>
+              <w:start w:w="120" w:type="dxa"/>
+              <w:end w:w="120" w:type="dxa"/>
             </w:tcMar>
-            <w:tcBorders>
-              <w:top w:val="single" w:sz="4" w:space="0" w:color="B7B7B7"/>
-              <w:start w:val="single" w:sz="4" w:space="0" w:color="B7B7B7"/>
-              <w:bottom w:val="single" w:sz="4" w:space="0" w:color="B7B7B7"/>
-              <w:end w:val="single" w:sz="4" w:space="0" w:color="B7B7B7"/>
-              <w:insideH w:val="single" w:sz="4" w:space="0" w:color="B7B7B7"/>
-              <w:insideV w:val="single" w:sz="4" w:space="0" w:color="B7B7B7"/>
-            </w:tcBorders>
           </w:tcPr>
           <w:p>
             <w:pPr>
-              <w:keepLines/>
               <w:spacing w:before="0" w:after="0" w:line="240" w:lineRule="auto"/>
             </w:pPr>
             <w:r>
               <w:rPr>
                 <w:rFonts w:ascii="Times New Roman" w:hAnsi="Times New Roman" w:eastAsia="Times New Roman" w:cs="Times New Roman"/>
                 <w:color w:val="000000"/>
-                <w:sz w:val="16"/>
+                <w:sz w:val="17"/>
               </w:rPr>
               <w:t>DC; five families x 32 seeds (</w:t>
             </w:r>
             <w:r>
               <w:rPr>
-                <w:rFonts w:ascii="Times New Roman" w:hAnsi="Times New Roman" w:eastAsia="Times New Roman" w:cs="Times New Roman"/>
+                <w:rFonts w:ascii="Courier New" w:hAnsi="Courier New" w:eastAsia="Courier New" w:cs="Courier New"/>
                 <w:color w:val="000000"/>
                 <w:sz w:val="16"/>
               </w:rPr>
@@ -4066,7 +3431,7 @@
               <w:rPr>
                 <w:rFonts w:ascii="Times New Roman" w:hAnsi="Times New Roman" w:eastAsia="Times New Roman" w:cs="Times New Roman"/>
                 <w:color w:val="000000"/>
-                <w:sz w:val="16"/>
+                <w:sz w:val="17"/>
               </w:rPr>
               <w:t>); 48 wells; SPADE R5 vs qLogNEI R10; noise 0.25</w:t>
             </w:r>
@@ -4074,39 +3439,30 @@
         </w:tc>
         <w:tc>
           <w:tcPr>
-            <w:tcW w:type="dxa" w:w="2600"/>
+            <w:tcW w:type="dxa" w:w="1850"/>
             <w:vAlign w:val="center"/>
             <w:tcMar>
-              <w:top w:w="60" w:type="dxa"/>
-              <w:start w:w="70" w:type="dxa"/>
-              <w:bottom w:w="60" w:type="dxa"/>
-              <w:end w:w="70" w:type="dxa"/>
+              <w:top w:w="80" w:type="dxa"/>
+              <w:bottom w:w="80" w:type="dxa"/>
+              <w:start w:w="120" w:type="dxa"/>
+              <w:end w:w="120" w:type="dxa"/>
             </w:tcMar>
-            <w:tcBorders>
-              <w:top w:val="single" w:sz="4" w:space="0" w:color="B7B7B7"/>
-              <w:start w:val="single" w:sz="4" w:space="0" w:color="B7B7B7"/>
-              <w:bottom w:val="single" w:sz="4" w:space="0" w:color="B7B7B7"/>
-              <w:end w:val="single" w:sz="4" w:space="0" w:color="B7B7B7"/>
-              <w:insideH w:val="single" w:sz="4" w:space="0" w:color="B7B7B7"/>
-              <w:insideV w:val="single" w:sz="4" w:space="0" w:color="B7B7B7"/>
-            </w:tcBorders>
           </w:tcPr>
           <w:p>
             <w:pPr>
-              <w:keepLines/>
               <w:spacing w:before="0" w:after="0" w:line="240" w:lineRule="auto"/>
             </w:pPr>
             <w:r>
               <w:rPr>
                 <w:rFonts w:ascii="Times New Roman" w:hAnsi="Times New Roman" w:eastAsia="Times New Roman" w:cs="Times New Roman"/>
                 <w:color w:val="000000"/>
-                <w:sz w:val="16"/>
+                <w:sz w:val="17"/>
               </w:rPr>
               <w:t xml:space="preserve">Regret </w:t>
             </w:r>
             <w:r>
               <w:rPr>
-                <w:rFonts w:ascii="Times New Roman" w:hAnsi="Times New Roman" w:eastAsia="Times New Roman" w:cs="Times New Roman"/>
+                <w:rFonts w:ascii="Courier New" w:hAnsi="Courier New" w:eastAsia="Courier New" w:cs="Courier New"/>
                 <w:color w:val="000000"/>
                 <w:sz w:val="16"/>
               </w:rPr>
@@ -4116,13 +3472,13 @@
               <w:rPr>
                 <w:rFonts w:ascii="Times New Roman" w:hAnsi="Times New Roman" w:eastAsia="Times New Roman" w:cs="Times New Roman"/>
                 <w:color w:val="000000"/>
-                <w:sz w:val="16"/>
+                <w:sz w:val="17"/>
               </w:rPr>
               <w:t xml:space="preserve">, 95% CI </w:t>
             </w:r>
             <w:r>
               <w:rPr>
-                <w:rFonts w:ascii="Times New Roman" w:hAnsi="Times New Roman" w:eastAsia="Times New Roman" w:cs="Times New Roman"/>
+                <w:rFonts w:ascii="Courier New" w:hAnsi="Courier New" w:eastAsia="Courier New" w:cs="Courier New"/>
                 <w:color w:val="000000"/>
                 <w:sz w:val="16"/>
               </w:rPr>
@@ -4132,13 +3488,13 @@
               <w:rPr>
                 <w:rFonts w:ascii="Times New Roman" w:hAnsi="Times New Roman" w:eastAsia="Times New Roman" w:cs="Times New Roman"/>
                 <w:color w:val="000000"/>
-                <w:sz w:val="16"/>
+                <w:sz w:val="17"/>
               </w:rPr>
               <w:t xml:space="preserve">, </w:t>
             </w:r>
             <w:r>
               <w:rPr>
-                <w:rFonts w:ascii="Times New Roman" w:hAnsi="Times New Roman" w:eastAsia="Times New Roman" w:cs="Times New Roman"/>
+                <w:rFonts w:ascii="Courier New" w:hAnsi="Courier New" w:eastAsia="Courier New" w:cs="Courier New"/>
                 <w:color w:val="000000"/>
                 <w:sz w:val="16"/>
               </w:rPr>
@@ -4148,33 +3504,24 @@
         </w:tc>
         <w:tc>
           <w:tcPr>
-            <w:tcW w:type="dxa" w:w="3060"/>
+            <w:tcW w:type="dxa" w:w="2810"/>
             <w:vAlign w:val="center"/>
             <w:tcMar>
-              <w:top w:w="60" w:type="dxa"/>
-              <w:start w:w="70" w:type="dxa"/>
-              <w:bottom w:w="60" w:type="dxa"/>
-              <w:end w:w="70" w:type="dxa"/>
+              <w:top w:w="80" w:type="dxa"/>
+              <w:bottom w:w="80" w:type="dxa"/>
+              <w:start w:w="120" w:type="dxa"/>
+              <w:end w:w="120" w:type="dxa"/>
             </w:tcMar>
-            <w:tcBorders>
-              <w:top w:val="single" w:sz="4" w:space="0" w:color="B7B7B7"/>
-              <w:start w:val="single" w:sz="4" w:space="0" w:color="B7B7B7"/>
-              <w:bottom w:val="single" w:sz="4" w:space="0" w:color="B7B7B7"/>
-              <w:end w:val="single" w:sz="4" w:space="0" w:color="B7B7B7"/>
-              <w:insideH w:val="single" w:sz="4" w:space="0" w:color="B7B7B7"/>
-              <w:insideV w:val="single" w:sz="4" w:space="0" w:color="B7B7B7"/>
-            </w:tcBorders>
           </w:tcPr>
           <w:p>
             <w:pPr>
-              <w:keepLines/>
               <w:spacing w:before="0" w:after="0" w:line="240" w:lineRule="auto"/>
             </w:pPr>
             <w:r>
               <w:rPr>
                 <w:rFonts w:ascii="Times New Roman" w:hAnsi="Times New Roman" w:eastAsia="Times New Roman" w:cs="Times New Roman"/>
                 <w:color w:val="000000"/>
-                <w:sz w:val="16"/>
+                <w:sz w:val="17"/>
               </w:rPr>
               <w:t>No detectable difference; not equivalence.</w:t>
             </w:r>
@@ -4187,33 +3534,24 @@
         </w:trPr>
         <w:tc>
           <w:tcPr>
-            <w:tcW w:type="dxa" w:w="700"/>
+            <w:tcW w:type="dxa" w:w="3150"/>
             <w:vAlign w:val="center"/>
             <w:tcMar>
-              <w:top w:w="60" w:type="dxa"/>
-              <w:start w:w="70" w:type="dxa"/>
-              <w:bottom w:w="60" w:type="dxa"/>
-              <w:end w:w="70" w:type="dxa"/>
+              <w:top w:w="80" w:type="dxa"/>
+              <w:bottom w:w="80" w:type="dxa"/>
+              <w:start w:w="120" w:type="dxa"/>
+              <w:end w:w="120" w:type="dxa"/>
             </w:tcMar>
-            <w:tcBorders>
-              <w:top w:val="single" w:sz="4" w:space="0" w:color="B7B7B7"/>
-              <w:start w:val="single" w:sz="4" w:space="0" w:color="B7B7B7"/>
-              <w:bottom w:val="single" w:sz="4" w:space="0" w:color="B7B7B7"/>
-              <w:end w:val="single" w:sz="4" w:space="0" w:color="B7B7B7"/>
-              <w:insideH w:val="single" w:sz="4" w:space="0" w:color="B7B7B7"/>
-              <w:insideV w:val="single" w:sz="4" w:space="0" w:color="B7B7B7"/>
-            </w:tcBorders>
           </w:tcPr>
           <w:p>
             <w:pPr>
-              <w:keepLines/>
               <w:spacing w:before="0" w:after="0" w:line="240" w:lineRule="auto"/>
             </w:pPr>
             <w:r>
               <w:rPr>
                 <w:rFonts w:ascii="Times New Roman" w:hAnsi="Times New Roman" w:eastAsia="Times New Roman" w:cs="Times New Roman"/>
                 <w:color w:val="000000"/>
-                <w:sz w:val="16"/>
+                <w:sz w:val="17"/>
               </w:rPr>
               <w:t>C2</w:t>
             </w:r>
@@ -4221,39 +3559,30 @@
         </w:tc>
         <w:tc>
           <w:tcPr>
-            <w:tcW w:type="dxa" w:w="3000"/>
+            <w:tcW w:type="dxa" w:w="1550"/>
             <w:vAlign w:val="center"/>
             <w:tcMar>
-              <w:top w:w="60" w:type="dxa"/>
-              <w:start w:w="70" w:type="dxa"/>
-              <w:bottom w:w="60" w:type="dxa"/>
-              <w:end w:w="70" w:type="dxa"/>
+              <w:top w:w="80" w:type="dxa"/>
+              <w:bottom w:w="80" w:type="dxa"/>
+              <w:start w:w="120" w:type="dxa"/>
+              <w:end w:w="120" w:type="dxa"/>
             </w:tcMar>
-            <w:tcBorders>
-              <w:top w:val="single" w:sz="4" w:space="0" w:color="B7B7B7"/>
-              <w:start w:val="single" w:sz="4" w:space="0" w:color="B7B7B7"/>
-              <w:bottom w:val="single" w:sz="4" w:space="0" w:color="B7B7B7"/>
-              <w:end w:val="single" w:sz="4" w:space="0" w:color="B7B7B7"/>
-              <w:insideH w:val="single" w:sz="4" w:space="0" w:color="B7B7B7"/>
-              <w:insideV w:val="single" w:sz="4" w:space="0" w:color="B7B7B7"/>
-            </w:tcBorders>
           </w:tcPr>
           <w:p>
             <w:pPr>
-              <w:keepLines/>
               <w:spacing w:before="0" w:after="0" w:line="240" w:lineRule="auto"/>
             </w:pPr>
             <w:r>
               <w:rPr>
                 <w:rFonts w:ascii="Times New Roman" w:hAnsi="Times New Roman" w:eastAsia="Times New Roman" w:cs="Times New Roman"/>
                 <w:color w:val="000000"/>
-                <w:sz w:val="16"/>
+                <w:sz w:val="17"/>
               </w:rPr>
               <w:t xml:space="preserve">DC, prevalence 0.30; five families x 32 seeds (160 eligible/arm); 48 wells; noise 0.25; </w:t>
             </w:r>
             <w:r>
               <w:rPr>
-                <w:rFonts w:ascii="Times New Roman" w:hAnsi="Times New Roman" w:eastAsia="Times New Roman" w:cs="Times New Roman"/>
+                <w:rFonts w:ascii="Courier New" w:hAnsi="Courier New" w:eastAsia="Courier New" w:cs="Courier New"/>
                 <w:color w:val="000000"/>
                 <w:sz w:val="16"/>
               </w:rPr>
@@ -4263,13 +3592,13 @@
               <w:rPr>
                 <w:rFonts w:ascii="Times New Roman" w:hAnsi="Times New Roman" w:eastAsia="Times New Roman" w:cs="Times New Roman"/>
                 <w:color w:val="000000"/>
-                <w:sz w:val="16"/>
+                <w:sz w:val="17"/>
               </w:rPr>
               <w:t xml:space="preserve">; SPADE R5 selected </w:t>
             </w:r>
             <w:r>
               <w:rPr>
-                <w:rFonts w:ascii="Times New Roman" w:hAnsi="Times New Roman" w:eastAsia="Times New Roman" w:cs="Times New Roman"/>
+                <w:rFonts w:ascii="Courier New" w:hAnsi="Courier New" w:eastAsia="Courier New" w:cs="Courier New"/>
                 <w:color w:val="000000"/>
                 <w:sz w:val="16"/>
               </w:rPr>
@@ -4279,13 +3608,13 @@
               <w:rPr>
                 <w:rFonts w:ascii="Times New Roman" w:hAnsi="Times New Roman" w:eastAsia="Times New Roman" w:cs="Times New Roman"/>
                 <w:color w:val="000000"/>
-                <w:sz w:val="16"/>
+                <w:sz w:val="17"/>
               </w:rPr>
               <w:t xml:space="preserve">; neither DoE R3 arm passed at any tested inflation, so DoE uses baseline/fallback </w:t>
             </w:r>
             <w:r>
               <w:rPr>
-                <w:rFonts w:ascii="Times New Roman" w:hAnsi="Times New Roman" w:eastAsia="Times New Roman" w:cs="Times New Roman"/>
+                <w:rFonts w:ascii="Courier New" w:hAnsi="Courier New" w:eastAsia="Courier New" w:cs="Courier New"/>
                 <w:color w:val="000000"/>
                 <w:sz w:val="16"/>
               </w:rPr>
@@ -4295,39 +3624,30 @@
         </w:tc>
         <w:tc>
           <w:tcPr>
-            <w:tcW w:type="dxa" w:w="2600"/>
+            <w:tcW w:type="dxa" w:w="1850"/>
             <w:vAlign w:val="center"/>
             <w:tcMar>
-              <w:top w:w="60" w:type="dxa"/>
-              <w:start w:w="70" w:type="dxa"/>
-              <w:bottom w:w="60" w:type="dxa"/>
-              <w:end w:w="70" w:type="dxa"/>
+              <w:top w:w="80" w:type="dxa"/>
+              <w:bottom w:w="80" w:type="dxa"/>
+              <w:start w:w="120" w:type="dxa"/>
+              <w:end w:w="120" w:type="dxa"/>
             </w:tcMar>
-            <w:tcBorders>
-              <w:top w:val="single" w:sz="4" w:space="0" w:color="B7B7B7"/>
-              <w:start w:val="single" w:sz="4" w:space="0" w:color="B7B7B7"/>
-              <w:bottom w:val="single" w:sz="4" w:space="0" w:color="B7B7B7"/>
-              <w:end w:val="single" w:sz="4" w:space="0" w:color="B7B7B7"/>
-              <w:insideH w:val="single" w:sz="4" w:space="0" w:color="B7B7B7"/>
-              <w:insideV w:val="single" w:sz="4" w:space="0" w:color="B7B7B7"/>
-            </w:tcBorders>
           </w:tcPr>
           <w:p>
             <w:pPr>
-              <w:keepLines/>
               <w:spacing w:before="0" w:after="0" w:line="240" w:lineRule="auto"/>
             </w:pPr>
             <w:r>
               <w:rPr>
                 <w:rFonts w:ascii="Times New Roman" w:hAnsi="Times New Roman" w:eastAsia="Times New Roman" w:cs="Times New Roman"/>
                 <w:color w:val="000000"/>
-                <w:sz w:val="16"/>
+                <w:sz w:val="17"/>
               </w:rPr>
               <w:t xml:space="preserve">SPADE 66/160 answered, 66/66 contained, </w:t>
             </w:r>
             <w:r>
               <w:rPr>
-                <w:rFonts w:ascii="Times New Roman" w:hAnsi="Times New Roman" w:eastAsia="Times New Roman" w:cs="Times New Roman"/>
+                <w:rFonts w:ascii="Courier New" w:hAnsi="Courier New" w:eastAsia="Courier New" w:cs="Courier New"/>
                 <w:color w:val="000000"/>
                 <w:sz w:val="16"/>
               </w:rPr>
@@ -4337,13 +3657,13 @@
               <w:rPr>
                 <w:rFonts w:ascii="Times New Roman" w:hAnsi="Times New Roman" w:eastAsia="Times New Roman" w:cs="Times New Roman"/>
                 <w:color w:val="000000"/>
-                <w:sz w:val="16"/>
+                <w:sz w:val="17"/>
               </w:rPr>
               <w:t xml:space="preserve">, LB </w:t>
             </w:r>
             <w:r>
               <w:rPr>
-                <w:rFonts w:ascii="Times New Roman" w:hAnsi="Times New Roman" w:eastAsia="Times New Roman" w:cs="Times New Roman"/>
+                <w:rFonts w:ascii="Courier New" w:hAnsi="Courier New" w:eastAsia="Courier New" w:cs="Courier New"/>
                 <w:color w:val="000000"/>
                 <w:sz w:val="16"/>
               </w:rPr>
@@ -4353,13 +3673,13 @@
               <w:rPr>
                 <w:rFonts w:ascii="Times New Roman" w:hAnsi="Times New Roman" w:eastAsia="Times New Roman" w:cs="Times New Roman"/>
                 <w:color w:val="000000"/>
-                <w:sz w:val="16"/>
+                <w:sz w:val="17"/>
               </w:rPr>
               <w:t xml:space="preserve">; screened DoE 122/160 answered, 85/122 contained, </w:t>
             </w:r>
             <w:r>
               <w:rPr>
-                <w:rFonts w:ascii="Times New Roman" w:hAnsi="Times New Roman" w:eastAsia="Times New Roman" w:cs="Times New Roman"/>
+                <w:rFonts w:ascii="Courier New" w:hAnsi="Courier New" w:eastAsia="Courier New" w:cs="Courier New"/>
                 <w:color w:val="000000"/>
                 <w:sz w:val="16"/>
               </w:rPr>
@@ -4369,13 +3689,13 @@
               <w:rPr>
                 <w:rFonts w:ascii="Times New Roman" w:hAnsi="Times New Roman" w:eastAsia="Times New Roman" w:cs="Times New Roman"/>
                 <w:color w:val="000000"/>
-                <w:sz w:val="16"/>
+                <w:sz w:val="17"/>
               </w:rPr>
               <w:t xml:space="preserve">; unscreened DoE 134/160 answered, 77/134 contained, </w:t>
             </w:r>
             <w:r>
               <w:rPr>
-                <w:rFonts w:ascii="Times New Roman" w:hAnsi="Times New Roman" w:eastAsia="Times New Roman" w:cs="Times New Roman"/>
+                <w:rFonts w:ascii="Courier New" w:hAnsi="Courier New" w:eastAsia="Courier New" w:cs="Courier New"/>
                 <w:color w:val="000000"/>
                 <w:sz w:val="16"/>
               </w:rPr>
@@ -4385,33 +3705,24 @@
         </w:tc>
         <w:tc>
           <w:tcPr>
-            <w:tcW w:type="dxa" w:w="3060"/>
+            <w:tcW w:type="dxa" w:w="2810"/>
             <w:vAlign w:val="center"/>
             <w:tcMar>
-              <w:top w:w="60" w:type="dxa"/>
-              <w:start w:w="70" w:type="dxa"/>
-              <w:bottom w:w="60" w:type="dxa"/>
-              <w:end w:w="70" w:type="dxa"/>
+              <w:top w:w="80" w:type="dxa"/>
+              <w:bottom w:w="80" w:type="dxa"/>
+              <w:start w:w="120" w:type="dxa"/>
+              <w:end w:w="120" w:type="dxa"/>
             </w:tcMar>
-            <w:tcBorders>
-              <w:top w:val="single" w:sz="4" w:space="0" w:color="B7B7B7"/>
-              <w:start w:val="single" w:sz="4" w:space="0" w:color="B7B7B7"/>
-              <w:bottom w:val="single" w:sz="4" w:space="0" w:color="B7B7B7"/>
-              <w:end w:val="single" w:sz="4" w:space="0" w:color="B7B7B7"/>
-              <w:insideH w:val="single" w:sz="4" w:space="0" w:color="B7B7B7"/>
-              <w:insideV w:val="single" w:sz="4" w:space="0" w:color="B7B7B7"/>
-            </w:tcBorders>
           </w:tcPr>
           <w:p>
             <w:pPr>
-              <w:keepLines/>
               <w:spacing w:before="0" w:after="0" w:line="240" w:lineRule="auto"/>
             </w:pPr>
             <w:r>
               <w:rPr>
                 <w:rFonts w:ascii="Times New Roman" w:hAnsi="Times New Roman" w:eastAsia="Times New Roman" w:cs="Times New Roman"/>
                 <w:color w:val="000000"/>
-                <w:sz w:val="16"/>
+                <w:sz w:val="17"/>
               </w:rPr>
               <w:t>Perfect observed SPADE containment among answers; low observed conditional DoE containment despite frequent answers.</w:t>
             </w:r>
@@ -4424,33 +3735,24 @@
         </w:trPr>
         <w:tc>
           <w:tcPr>
-            <w:tcW w:type="dxa" w:w="700"/>
+            <w:tcW w:type="dxa" w:w="3150"/>
             <w:vAlign w:val="center"/>
             <w:tcMar>
-              <w:top w:w="60" w:type="dxa"/>
-              <w:start w:w="70" w:type="dxa"/>
-              <w:bottom w:w="60" w:type="dxa"/>
-              <w:end w:w="70" w:type="dxa"/>
+              <w:top w:w="80" w:type="dxa"/>
+              <w:bottom w:w="80" w:type="dxa"/>
+              <w:start w:w="120" w:type="dxa"/>
+              <w:end w:w="120" w:type="dxa"/>
             </w:tcMar>
-            <w:tcBorders>
-              <w:top w:val="single" w:sz="4" w:space="0" w:color="B7B7B7"/>
-              <w:start w:val="single" w:sz="4" w:space="0" w:color="B7B7B7"/>
-              <w:bottom w:val="single" w:sz="4" w:space="0" w:color="B7B7B7"/>
-              <w:end w:val="single" w:sz="4" w:space="0" w:color="B7B7B7"/>
-              <w:insideH w:val="single" w:sz="4" w:space="0" w:color="B7B7B7"/>
-              <w:insideV w:val="single" w:sz="4" w:space="0" w:color="B7B7B7"/>
-            </w:tcBorders>
           </w:tcPr>
           <w:p>
             <w:pPr>
-              <w:keepLines/>
               <w:spacing w:before="0" w:after="0" w:line="240" w:lineRule="auto"/>
             </w:pPr>
             <w:r>
               <w:rPr>
                 <w:rFonts w:ascii="Times New Roman" w:hAnsi="Times New Roman" w:eastAsia="Times New Roman" w:cs="Times New Roman"/>
                 <w:color w:val="000000"/>
-                <w:sz w:val="16"/>
+                <w:sz w:val="17"/>
               </w:rPr>
               <w:t>C2 adverse</w:t>
             </w:r>
@@ -4458,39 +3760,30 @@
         </w:tc>
         <w:tc>
           <w:tcPr>
-            <w:tcW w:type="dxa" w:w="3000"/>
+            <w:tcW w:type="dxa" w:w="1550"/>
             <w:vAlign w:val="center"/>
             <w:tcMar>
-              <w:top w:w="60" w:type="dxa"/>
-              <w:start w:w="70" w:type="dxa"/>
-              <w:bottom w:w="60" w:type="dxa"/>
-              <w:end w:w="70" w:type="dxa"/>
+              <w:top w:w="80" w:type="dxa"/>
+              <w:bottom w:w="80" w:type="dxa"/>
+              <w:start w:w="120" w:type="dxa"/>
+              <w:end w:w="120" w:type="dxa"/>
             </w:tcMar>
-            <w:tcBorders>
-              <w:top w:val="single" w:sz="4" w:space="0" w:color="B7B7B7"/>
-              <w:start w:val="single" w:sz="4" w:space="0" w:color="B7B7B7"/>
-              <w:bottom w:val="single" w:sz="4" w:space="0" w:color="B7B7B7"/>
-              <w:end w:val="single" w:sz="4" w:space="0" w:color="B7B7B7"/>
-              <w:insideH w:val="single" w:sz="4" w:space="0" w:color="B7B7B7"/>
-              <w:insideV w:val="single" w:sz="4" w:space="0" w:color="B7B7B7"/>
-            </w:tcBorders>
           </w:tcPr>
           <w:p>
             <w:pPr>
-              <w:keepLines/>
               <w:spacing w:before="0" w:after="0" w:line="240" w:lineRule="auto"/>
             </w:pPr>
             <w:r>
               <w:rPr>
                 <w:rFonts w:ascii="Times New Roman" w:hAnsi="Times New Roman" w:eastAsia="Times New Roman" w:cs="Times New Roman"/>
                 <w:color w:val="000000"/>
-                <w:sz w:val="16"/>
+                <w:sz w:val="17"/>
               </w:rPr>
               <w:t>DC; five families x 32 seeds (</w:t>
             </w:r>
             <w:r>
               <w:rPr>
-                <w:rFonts w:ascii="Times New Roman" w:hAnsi="Times New Roman" w:eastAsia="Times New Roman" w:cs="Times New Roman"/>
+                <w:rFonts w:ascii="Courier New" w:hAnsi="Courier New" w:eastAsia="Courier New" w:cs="Courier New"/>
                 <w:color w:val="000000"/>
                 <w:sz w:val="16"/>
               </w:rPr>
@@ -4500,7 +3793,7 @@
               <w:rPr>
                 <w:rFonts w:ascii="Times New Roman" w:hAnsi="Times New Roman" w:eastAsia="Times New Roman" w:cs="Times New Roman"/>
                 <w:color w:val="000000"/>
-                <w:sz w:val="16"/>
+                <w:sz w:val="17"/>
               </w:rPr>
               <w:t>); 48 wells; SPADE R5 vs screened DoE R3; noise 0.25</w:t>
             </w:r>
@@ -4508,39 +3801,30 @@
         </w:tc>
         <w:tc>
           <w:tcPr>
-            <w:tcW w:type="dxa" w:w="2600"/>
+            <w:tcW w:type="dxa" w:w="1850"/>
             <w:vAlign w:val="center"/>
             <w:tcMar>
-              <w:top w:w="60" w:type="dxa"/>
-              <w:start w:w="70" w:type="dxa"/>
-              <w:bottom w:w="60" w:type="dxa"/>
-              <w:end w:w="70" w:type="dxa"/>
+              <w:top w:w="80" w:type="dxa"/>
+              <w:bottom w:w="80" w:type="dxa"/>
+              <w:start w:w="120" w:type="dxa"/>
+              <w:end w:w="120" w:type="dxa"/>
             </w:tcMar>
-            <w:tcBorders>
-              <w:top w:val="single" w:sz="4" w:space="0" w:color="B7B7B7"/>
-              <w:start w:val="single" w:sz="4" w:space="0" w:color="B7B7B7"/>
-              <w:bottom w:val="single" w:sz="4" w:space="0" w:color="B7B7B7"/>
-              <w:end w:val="single" w:sz="4" w:space="0" w:color="B7B7B7"/>
-              <w:insideH w:val="single" w:sz="4" w:space="0" w:color="B7B7B7"/>
-              <w:insideV w:val="single" w:sz="4" w:space="0" w:color="B7B7B7"/>
-            </w:tcBorders>
           </w:tcPr>
           <w:p>
             <w:pPr>
-              <w:keepLines/>
               <w:spacing w:before="0" w:after="0" w:line="240" w:lineRule="auto"/>
             </w:pPr>
             <w:r>
               <w:rPr>
                 <w:rFonts w:ascii="Times New Roman" w:hAnsi="Times New Roman" w:eastAsia="Times New Roman" w:cs="Times New Roman"/>
                 <w:color w:val="000000"/>
-                <w:sz w:val="16"/>
+                <w:sz w:val="17"/>
               </w:rPr>
               <w:t xml:space="preserve">SPADE-minus-DoE regret </w:t>
             </w:r>
             <w:r>
               <w:rPr>
-                <w:rFonts w:ascii="Times New Roman" w:hAnsi="Times New Roman" w:eastAsia="Times New Roman" w:cs="Times New Roman"/>
+                <w:rFonts w:ascii="Courier New" w:hAnsi="Courier New" w:eastAsia="Courier New" w:cs="Courier New"/>
                 <w:color w:val="000000"/>
                 <w:sz w:val="16"/>
               </w:rPr>
@@ -4550,13 +3834,13 @@
               <w:rPr>
                 <w:rFonts w:ascii="Times New Roman" w:hAnsi="Times New Roman" w:eastAsia="Times New Roman" w:cs="Times New Roman"/>
                 <w:color w:val="000000"/>
-                <w:sz w:val="16"/>
+                <w:sz w:val="17"/>
               </w:rPr>
               <w:t xml:space="preserve">, 95% CI </w:t>
             </w:r>
             <w:r>
               <w:rPr>
-                <w:rFonts w:ascii="Times New Roman" w:hAnsi="Times New Roman" w:eastAsia="Times New Roman" w:cs="Times New Roman"/>
+                <w:rFonts w:ascii="Courier New" w:hAnsi="Courier New" w:eastAsia="Courier New" w:cs="Courier New"/>
                 <w:color w:val="000000"/>
                 <w:sz w:val="16"/>
               </w:rPr>
@@ -4566,13 +3850,13 @@
               <w:rPr>
                 <w:rFonts w:ascii="Times New Roman" w:hAnsi="Times New Roman" w:eastAsia="Times New Roman" w:cs="Times New Roman"/>
                 <w:color w:val="000000"/>
-                <w:sz w:val="16"/>
+                <w:sz w:val="17"/>
               </w:rPr>
               <w:t xml:space="preserve">, </w:t>
             </w:r>
             <w:r>
               <w:rPr>
-                <w:rFonts w:ascii="Times New Roman" w:hAnsi="Times New Roman" w:eastAsia="Times New Roman" w:cs="Times New Roman"/>
+                <w:rFonts w:ascii="Courier New" w:hAnsi="Courier New" w:eastAsia="Courier New" w:cs="Courier New"/>
                 <w:color w:val="000000"/>
                 <w:sz w:val="16"/>
               </w:rPr>
@@ -4582,33 +3866,24 @@
         </w:tc>
         <w:tc>
           <w:tcPr>
-            <w:tcW w:type="dxa" w:w="3060"/>
+            <w:tcW w:type="dxa" w:w="2810"/>
             <w:vAlign w:val="center"/>
             <w:tcMar>
-              <w:top w:w="60" w:type="dxa"/>
-              <w:start w:w="70" w:type="dxa"/>
-              <w:bottom w:w="60" w:type="dxa"/>
-              <w:end w:w="70" w:type="dxa"/>
+              <w:top w:w="80" w:type="dxa"/>
+              <w:bottom w:w="80" w:type="dxa"/>
+              <w:start w:w="120" w:type="dxa"/>
+              <w:end w:w="120" w:type="dxa"/>
             </w:tcMar>
-            <w:tcBorders>
-              <w:top w:val="single" w:sz="4" w:space="0" w:color="B7B7B7"/>
-              <w:start w:val="single" w:sz="4" w:space="0" w:color="B7B7B7"/>
-              <w:bottom w:val="single" w:sz="4" w:space="0" w:color="B7B7B7"/>
-              <w:end w:val="single" w:sz="4" w:space="0" w:color="B7B7B7"/>
-              <w:insideH w:val="single" w:sz="4" w:space="0" w:color="B7B7B7"/>
-              <w:insideV w:val="single" w:sz="4" w:space="0" w:color="B7B7B7"/>
-            </w:tcBorders>
           </w:tcPr>
           <w:p>
             <w:pPr>
-              <w:keepLines/>
               <w:spacing w:before="0" w:after="0" w:line="240" w:lineRule="auto"/>
             </w:pPr>
             <w:r>
               <w:rPr>
                 <w:rFonts w:ascii="Times New Roman" w:hAnsi="Times New Roman" w:eastAsia="Times New Roman" w:cs="Times New Roman"/>
                 <w:color w:val="000000"/>
-                <w:sz w:val="16"/>
+                <w:sz w:val="17"/>
               </w:rPr>
               <w:t>DoE found the better point recipe with fewer rounds.</w:t>
             </w:r>
@@ -4621,33 +3896,24 @@
         </w:trPr>
         <w:tc>
           <w:tcPr>
-            <w:tcW w:type="dxa" w:w="700"/>
+            <w:tcW w:type="dxa" w:w="3150"/>
             <w:vAlign w:val="center"/>
             <w:tcMar>
-              <w:top w:w="60" w:type="dxa"/>
-              <w:start w:w="70" w:type="dxa"/>
-              <w:bottom w:w="60" w:type="dxa"/>
-              <w:end w:w="70" w:type="dxa"/>
+              <w:top w:w="80" w:type="dxa"/>
+              <w:bottom w:w="80" w:type="dxa"/>
+              <w:start w:w="120" w:type="dxa"/>
+              <w:end w:w="120" w:type="dxa"/>
             </w:tcMar>
-            <w:tcBorders>
-              <w:top w:val="single" w:sz="4" w:space="0" w:color="B7B7B7"/>
-              <w:start w:val="single" w:sz="4" w:space="0" w:color="B7B7B7"/>
-              <w:bottom w:val="single" w:sz="4" w:space="0" w:color="B7B7B7"/>
-              <w:end w:val="single" w:sz="4" w:space="0" w:color="B7B7B7"/>
-              <w:insideH w:val="single" w:sz="4" w:space="0" w:color="B7B7B7"/>
-              <w:insideV w:val="single" w:sz="4" w:space="0" w:color="B7B7B7"/>
-            </w:tcBorders>
           </w:tcPr>
           <w:p>
             <w:pPr>
-              <w:keepLines/>
               <w:spacing w:before="0" w:after="0" w:line="240" w:lineRule="auto"/>
             </w:pPr>
             <w:r>
               <w:rPr>
                 <w:rFonts w:ascii="Times New Roman" w:hAnsi="Times New Roman" w:eastAsia="Times New Roman" w:cs="Times New Roman"/>
                 <w:color w:val="000000"/>
-                <w:sz w:val="16"/>
+                <w:sz w:val="17"/>
               </w:rPr>
               <w:t>C3</w:t>
             </w:r>
@@ -4655,39 +3921,30 @@
         </w:tc>
         <w:tc>
           <w:tcPr>
-            <w:tcW w:type="dxa" w:w="3000"/>
+            <w:tcW w:type="dxa" w:w="1550"/>
             <w:vAlign w:val="center"/>
             <w:tcMar>
-              <w:top w:w="60" w:type="dxa"/>
-              <w:start w:w="70" w:type="dxa"/>
-              <w:bottom w:w="60" w:type="dxa"/>
-              <w:end w:w="70" w:type="dxa"/>
+              <w:top w:w="80" w:type="dxa"/>
+              <w:bottom w:w="80" w:type="dxa"/>
+              <w:start w:w="120" w:type="dxa"/>
+              <w:end w:w="120" w:type="dxa"/>
             </w:tcMar>
-            <w:tcBorders>
-              <w:top w:val="single" w:sz="4" w:space="0" w:color="B7B7B7"/>
-              <w:start w:val="single" w:sz="4" w:space="0" w:color="B7B7B7"/>
-              <w:bottom w:val="single" w:sz="4" w:space="0" w:color="B7B7B7"/>
-              <w:end w:val="single" w:sz="4" w:space="0" w:color="B7B7B7"/>
-              <w:insideH w:val="single" w:sz="4" w:space="0" w:color="B7B7B7"/>
-              <w:insideV w:val="single" w:sz="4" w:space="0" w:color="B7B7B7"/>
-            </w:tcBorders>
           </w:tcPr>
           <w:p>
             <w:pPr>
-              <w:keepLines/>
               <w:spacing w:before="0" w:after="0" w:line="240" w:lineRule="auto"/>
             </w:pPr>
             <w:r>
               <w:rPr>
                 <w:rFonts w:ascii="Times New Roman" w:hAnsi="Times New Roman" w:eastAsia="Times New Roman" w:cs="Times New Roman"/>
                 <w:color w:val="000000"/>
-                <w:sz w:val="16"/>
+                <w:sz w:val="17"/>
               </w:rPr>
               <w:t>LC R5 vs R5; five families x 32 seeds x prevalences 0.30 and 0.10 (</w:t>
             </w:r>
             <w:r>
               <w:rPr>
-                <w:rFonts w:ascii="Times New Roman" w:hAnsi="Times New Roman" w:eastAsia="Times New Roman" w:cs="Times New Roman"/>
+                <w:rFonts w:ascii="Courier New" w:hAnsi="Courier New" w:eastAsia="Courier New" w:cs="Courier New"/>
                 <w:color w:val="000000"/>
                 <w:sz w:val="16"/>
               </w:rPr>
@@ -4697,13 +3954,13 @@
               <w:rPr>
                 <w:rFonts w:ascii="Times New Roman" w:hAnsi="Times New Roman" w:eastAsia="Times New Roman" w:cs="Times New Roman"/>
                 <w:color w:val="000000"/>
-                <w:sz w:val="16"/>
+                <w:sz w:val="17"/>
               </w:rPr>
               <w:t xml:space="preserve"> cells); 48 wells; noise 0.25; </w:t>
             </w:r>
             <w:r>
               <w:rPr>
-                <w:rFonts w:ascii="Times New Roman" w:hAnsi="Times New Roman" w:eastAsia="Times New Roman" w:cs="Times New Roman"/>
+                <w:rFonts w:ascii="Courier New" w:hAnsi="Courier New" w:eastAsia="Courier New" w:cs="Courier New"/>
                 <w:color w:val="000000"/>
                 <w:sz w:val="16"/>
               </w:rPr>
@@ -4713,7 +3970,7 @@
               <w:rPr>
                 <w:rFonts w:ascii="Times New Roman" w:hAnsi="Times New Roman" w:eastAsia="Times New Roman" w:cs="Times New Roman"/>
                 <w:color w:val="000000"/>
-                <w:sz w:val="16"/>
+                <w:sz w:val="17"/>
               </w:rPr>
               <w:t>; LOFO inflation</w:t>
             </w:r>
@@ -4721,39 +3978,30 @@
         </w:tc>
         <w:tc>
           <w:tcPr>
-            <w:tcW w:type="dxa" w:w="2600"/>
+            <w:tcW w:type="dxa" w:w="1850"/>
             <w:vAlign w:val="center"/>
             <w:tcMar>
-              <w:top w:w="60" w:type="dxa"/>
-              <w:start w:w="70" w:type="dxa"/>
-              <w:bottom w:w="60" w:type="dxa"/>
-              <w:end w:w="70" w:type="dxa"/>
+              <w:top w:w="80" w:type="dxa"/>
+              <w:bottom w:w="80" w:type="dxa"/>
+              <w:start w:w="120" w:type="dxa"/>
+              <w:end w:w="120" w:type="dxa"/>
             </w:tcMar>
-            <w:tcBorders>
-              <w:top w:val="single" w:sz="4" w:space="0" w:color="B7B7B7"/>
-              <w:start w:val="single" w:sz="4" w:space="0" w:color="B7B7B7"/>
-              <w:bottom w:val="single" w:sz="4" w:space="0" w:color="B7B7B7"/>
-              <w:end w:val="single" w:sz="4" w:space="0" w:color="B7B7B7"/>
-              <w:insideH w:val="single" w:sz="4" w:space="0" w:color="B7B7B7"/>
-              <w:insideV w:val="single" w:sz="4" w:space="0" w:color="B7B7B7"/>
-            </w:tcBorders>
           </w:tcPr>
           <w:p>
             <w:pPr>
-              <w:keepLines/>
               <w:spacing w:before="0" w:after="0" w:line="240" w:lineRule="auto"/>
             </w:pPr>
             <w:r>
               <w:rPr>
                 <w:rFonts w:ascii="Times New Roman" w:hAnsi="Times New Roman" w:eastAsia="Times New Roman" w:cs="Times New Roman"/>
                 <w:color w:val="000000"/>
-                <w:sz w:val="16"/>
+                <w:sz w:val="17"/>
               </w:rPr>
               <w:t xml:space="preserve">SPADE-minus-qLogNEI volume </w:t>
             </w:r>
             <w:r>
               <w:rPr>
-                <w:rFonts w:ascii="Times New Roman" w:hAnsi="Times New Roman" w:eastAsia="Times New Roman" w:cs="Times New Roman"/>
+                <w:rFonts w:ascii="Courier New" w:hAnsi="Courier New" w:eastAsia="Courier New" w:cs="Courier New"/>
                 <w:color w:val="000000"/>
                 <w:sz w:val="16"/>
               </w:rPr>
@@ -4763,13 +4011,13 @@
               <w:rPr>
                 <w:rFonts w:ascii="Times New Roman" w:hAnsi="Times New Roman" w:eastAsia="Times New Roman" w:cs="Times New Roman"/>
                 <w:color w:val="000000"/>
-                <w:sz w:val="16"/>
+                <w:sz w:val="17"/>
               </w:rPr>
               <w:t xml:space="preserve">, 95% CI </w:t>
             </w:r>
             <w:r>
               <w:rPr>
-                <w:rFonts w:ascii="Times New Roman" w:hAnsi="Times New Roman" w:eastAsia="Times New Roman" w:cs="Times New Roman"/>
+                <w:rFonts w:ascii="Courier New" w:hAnsi="Courier New" w:eastAsia="Courier New" w:cs="Courier New"/>
                 <w:color w:val="000000"/>
                 <w:sz w:val="16"/>
               </w:rPr>
@@ -4779,13 +4027,13 @@
               <w:rPr>
                 <w:rFonts w:ascii="Times New Roman" w:hAnsi="Times New Roman" w:eastAsia="Times New Roman" w:cs="Times New Roman"/>
                 <w:color w:val="000000"/>
-                <w:sz w:val="16"/>
+                <w:sz w:val="17"/>
               </w:rPr>
               <w:t xml:space="preserve">, </w:t>
             </w:r>
             <w:r>
               <w:rPr>
-                <w:rFonts w:ascii="Times New Roman" w:hAnsi="Times New Roman" w:eastAsia="Times New Roman" w:cs="Times New Roman"/>
+                <w:rFonts w:ascii="Courier New" w:hAnsi="Courier New" w:eastAsia="Courier New" w:cs="Courier New"/>
                 <w:color w:val="000000"/>
                 <w:sz w:val="16"/>
               </w:rPr>
@@ -4795,33 +4043,24 @@
         </w:tc>
         <w:tc>
           <w:tcPr>
-            <w:tcW w:type="dxa" w:w="3060"/>
+            <w:tcW w:type="dxa" w:w="2810"/>
             <w:vAlign w:val="center"/>
             <w:tcMar>
-              <w:top w:w="60" w:type="dxa"/>
-              <w:start w:w="70" w:type="dxa"/>
-              <w:bottom w:w="60" w:type="dxa"/>
-              <w:end w:w="70" w:type="dxa"/>
+              <w:top w:w="80" w:type="dxa"/>
+              <w:bottom w:w="80" w:type="dxa"/>
+              <w:start w:w="120" w:type="dxa"/>
+              <w:end w:w="120" w:type="dxa"/>
             </w:tcMar>
-            <w:tcBorders>
-              <w:top w:val="single" w:sz="4" w:space="0" w:color="B7B7B7"/>
-              <w:start w:val="single" w:sz="4" w:space="0" w:color="B7B7B7"/>
-              <w:bottom w:val="single" w:sz="4" w:space="0" w:color="B7B7B7"/>
-              <w:end w:val="single" w:sz="4" w:space="0" w:color="B7B7B7"/>
-              <w:insideH w:val="single" w:sz="4" w:space="0" w:color="B7B7B7"/>
-              <w:insideV w:val="single" w:sz="4" w:space="0" w:color="B7B7B7"/>
-            </w:tcBorders>
           </w:tcPr>
           <w:p>
             <w:pPr>
-              <w:keepLines/>
               <w:spacing w:before="0" w:after="0" w:line="240" w:lineRule="auto"/>
             </w:pPr>
             <w:r>
               <w:rPr>
                 <w:rFonts w:ascii="Times New Roman" w:hAnsi="Times New Roman" w:eastAsia="Times New Roman" w:cs="Times New Roman"/>
                 <w:color w:val="000000"/>
-                <w:sz w:val="16"/>
+                <w:sz w:val="17"/>
               </w:rPr>
               <w:t>Greater matched-round volume; conditional flat-cell bootstrap.</w:t>
             </w:r>
@@ -4834,33 +4073,24 @@
         </w:trPr>
         <w:tc>
           <w:tcPr>
-            <w:tcW w:type="dxa" w:w="700"/>
+            <w:tcW w:type="dxa" w:w="3150"/>
             <w:vAlign w:val="center"/>
             <w:tcMar>
-              <w:top w:w="60" w:type="dxa"/>
-              <w:start w:w="70" w:type="dxa"/>
-              <w:bottom w:w="60" w:type="dxa"/>
-              <w:end w:w="70" w:type="dxa"/>
+              <w:top w:w="80" w:type="dxa"/>
+              <w:bottom w:w="80" w:type="dxa"/>
+              <w:start w:w="120" w:type="dxa"/>
+              <w:end w:w="120" w:type="dxa"/>
             </w:tcMar>
-            <w:tcBorders>
-              <w:top w:val="single" w:sz="4" w:space="0" w:color="B7B7B7"/>
-              <w:start w:val="single" w:sz="4" w:space="0" w:color="B7B7B7"/>
-              <w:bottom w:val="single" w:sz="4" w:space="0" w:color="B7B7B7"/>
-              <w:end w:val="single" w:sz="4" w:space="0" w:color="B7B7B7"/>
-              <w:insideH w:val="single" w:sz="4" w:space="0" w:color="B7B7B7"/>
-              <w:insideV w:val="single" w:sz="4" w:space="0" w:color="B7B7B7"/>
-            </w:tcBorders>
           </w:tcPr>
           <w:p>
             <w:pPr>
-              <w:keepLines/>
               <w:spacing w:before="0" w:after="0" w:line="240" w:lineRule="auto"/>
             </w:pPr>
             <w:r>
               <w:rPr>
                 <w:rFonts w:ascii="Times New Roman" w:hAnsi="Times New Roman" w:eastAsia="Times New Roman" w:cs="Times New Roman"/>
                 <w:color w:val="000000"/>
-                <w:sz w:val="16"/>
+                <w:sz w:val="17"/>
               </w:rPr>
               <w:t>C4</w:t>
             </w:r>
@@ -4868,39 +4098,30 @@
         </w:tc>
         <w:tc>
           <w:tcPr>
-            <w:tcW w:type="dxa" w:w="3000"/>
+            <w:tcW w:type="dxa" w:w="1550"/>
             <w:vAlign w:val="center"/>
             <w:tcMar>
-              <w:top w:w="60" w:type="dxa"/>
-              <w:start w:w="70" w:type="dxa"/>
-              <w:bottom w:w="60" w:type="dxa"/>
-              <w:end w:w="70" w:type="dxa"/>
+              <w:top w:w="80" w:type="dxa"/>
+              <w:bottom w:w="80" w:type="dxa"/>
+              <w:start w:w="120" w:type="dxa"/>
+              <w:end w:w="120" w:type="dxa"/>
             </w:tcMar>
-            <w:tcBorders>
-              <w:top w:val="single" w:sz="4" w:space="0" w:color="B7B7B7"/>
-              <w:start w:val="single" w:sz="4" w:space="0" w:color="B7B7B7"/>
-              <w:bottom w:val="single" w:sz="4" w:space="0" w:color="B7B7B7"/>
-              <w:end w:val="single" w:sz="4" w:space="0" w:color="B7B7B7"/>
-              <w:insideH w:val="single" w:sz="4" w:space="0" w:color="B7B7B7"/>
-              <w:insideV w:val="single" w:sz="4" w:space="0" w:color="B7B7B7"/>
-            </w:tcBorders>
           </w:tcPr>
           <w:p>
             <w:pPr>
-              <w:keepLines/>
               <w:spacing w:before="0" w:after="0" w:line="240" w:lineRule="auto"/>
             </w:pPr>
             <w:r>
               <w:rPr>
                 <w:rFonts w:ascii="Times New Roman" w:hAnsi="Times New Roman" w:eastAsia="Times New Roman" w:cs="Times New Roman"/>
                 <w:color w:val="000000"/>
-                <w:sz w:val="16"/>
+                <w:sz w:val="17"/>
               </w:rPr>
               <w:t>LC SPADE R3 vs LA LHS R1; four named families x 20 common seeds (</w:t>
             </w:r>
             <w:r>
               <w:rPr>
-                <w:rFonts w:ascii="Times New Roman" w:hAnsi="Times New Roman" w:eastAsia="Times New Roman" w:cs="Times New Roman"/>
+                <w:rFonts w:ascii="Courier New" w:hAnsi="Courier New" w:eastAsia="Courier New" w:cs="Courier New"/>
                 <w:color w:val="000000"/>
                 <w:sz w:val="16"/>
               </w:rPr>
@@ -4910,7 +4131,7 @@
               <w:rPr>
                 <w:rFonts w:ascii="Times New Roman" w:hAnsi="Times New Roman" w:eastAsia="Times New Roman" w:cs="Times New Roman"/>
                 <w:color w:val="000000"/>
-                <w:sz w:val="16"/>
+                <w:sz w:val="17"/>
               </w:rPr>
               <w:t>); 48 wells; noise 0.25</w:t>
             </w:r>
@@ -4918,39 +4139,30 @@
         </w:tc>
         <w:tc>
           <w:tcPr>
-            <w:tcW w:type="dxa" w:w="2600"/>
+            <w:tcW w:type="dxa" w:w="1850"/>
             <w:vAlign w:val="center"/>
             <w:tcMar>
-              <w:top w:w="60" w:type="dxa"/>
-              <w:start w:w="70" w:type="dxa"/>
-              <w:bottom w:w="60" w:type="dxa"/>
-              <w:end w:w="70" w:type="dxa"/>
+              <w:top w:w="80" w:type="dxa"/>
+              <w:bottom w:w="80" w:type="dxa"/>
+              <w:start w:w="120" w:type="dxa"/>
+              <w:end w:w="120" w:type="dxa"/>
             </w:tcMar>
-            <w:tcBorders>
-              <w:top w:val="single" w:sz="4" w:space="0" w:color="B7B7B7"/>
-              <w:start w:val="single" w:sz="4" w:space="0" w:color="B7B7B7"/>
-              <w:bottom w:val="single" w:sz="4" w:space="0" w:color="B7B7B7"/>
-              <w:end w:val="single" w:sz="4" w:space="0" w:color="B7B7B7"/>
-              <w:insideH w:val="single" w:sz="4" w:space="0" w:color="B7B7B7"/>
-              <w:insideV w:val="single" w:sz="4" w:space="0" w:color="B7B7B7"/>
-            </w:tcBorders>
           </w:tcPr>
           <w:p>
             <w:pPr>
-              <w:keepLines/>
               <w:spacing w:before="0" w:after="0" w:line="240" w:lineRule="auto"/>
             </w:pPr>
             <w:r>
               <w:rPr>
                 <w:rFonts w:ascii="Times New Roman" w:hAnsi="Times New Roman" w:eastAsia="Times New Roman" w:cs="Times New Roman"/>
                 <w:color w:val="000000"/>
-                <w:sz w:val="16"/>
+                <w:sz w:val="17"/>
               </w:rPr>
               <w:t xml:space="preserve">SPADE-minus-LHS regret </w:t>
             </w:r>
             <w:r>
               <w:rPr>
-                <w:rFonts w:ascii="Times New Roman" w:hAnsi="Times New Roman" w:eastAsia="Times New Roman" w:cs="Times New Roman"/>
+                <w:rFonts w:ascii="Courier New" w:hAnsi="Courier New" w:eastAsia="Courier New" w:cs="Courier New"/>
                 <w:color w:val="000000"/>
                 <w:sz w:val="16"/>
               </w:rPr>
@@ -4960,13 +4172,13 @@
               <w:rPr>
                 <w:rFonts w:ascii="Times New Roman" w:hAnsi="Times New Roman" w:eastAsia="Times New Roman" w:cs="Times New Roman"/>
                 <w:color w:val="000000"/>
-                <w:sz w:val="16"/>
+                <w:sz w:val="17"/>
               </w:rPr>
               <w:t xml:space="preserve">, 95% CI </w:t>
             </w:r>
             <w:r>
               <w:rPr>
-                <w:rFonts w:ascii="Times New Roman" w:hAnsi="Times New Roman" w:eastAsia="Times New Roman" w:cs="Times New Roman"/>
+                <w:rFonts w:ascii="Courier New" w:hAnsi="Courier New" w:eastAsia="Courier New" w:cs="Courier New"/>
                 <w:color w:val="000000"/>
                 <w:sz w:val="16"/>
               </w:rPr>
@@ -4976,33 +4188,24 @@
         </w:tc>
         <w:tc>
           <w:tcPr>
-            <w:tcW w:type="dxa" w:w="3060"/>
+            <w:tcW w:type="dxa" w:w="2810"/>
             <w:vAlign w:val="center"/>
             <w:tcMar>
-              <w:top w:w="60" w:type="dxa"/>
-              <w:start w:w="70" w:type="dxa"/>
-              <w:bottom w:w="60" w:type="dxa"/>
-              <w:end w:w="70" w:type="dxa"/>
+              <w:top w:w="80" w:type="dxa"/>
+              <w:bottom w:w="80" w:type="dxa"/>
+              <w:start w:w="120" w:type="dxa"/>
+              <w:end w:w="120" w:type="dxa"/>
             </w:tcMar>
-            <w:tcBorders>
-              <w:top w:val="single" w:sz="4" w:space="0" w:color="B7B7B7"/>
-              <w:start w:val="single" w:sz="4" w:space="0" w:color="B7B7B7"/>
-              <w:bottom w:val="single" w:sz="4" w:space="0" w:color="B7B7B7"/>
-              <w:end w:val="single" w:sz="4" w:space="0" w:color="B7B7B7"/>
-              <w:insideH w:val="single" w:sz="4" w:space="0" w:color="B7B7B7"/>
-              <w:insideV w:val="single" w:sz="4" w:space="0" w:color="B7B7B7"/>
-            </w:tcBorders>
           </w:tcPr>
           <w:p>
             <w:pPr>
-              <w:keepLines/>
               <w:spacing w:before="0" w:after="0" w:line="240" w:lineRule="auto"/>
             </w:pPr>
             <w:r>
               <w:rPr>
                 <w:rFonts w:ascii="Times New Roman" w:hAnsi="Times New Roman" w:eastAsia="Times New Roman" w:cs="Times New Roman"/>
                 <w:color w:val="000000"/>
-                <w:sz w:val="16"/>
+                <w:sz w:val="17"/>
               </w:rPr>
               <w:t>Lower regret than one-shot space filling.</w:t>
             </w:r>
@@ -5015,33 +4218,24 @@
         </w:trPr>
         <w:tc>
           <w:tcPr>
-            <w:tcW w:type="dxa" w:w="700"/>
+            <w:tcW w:type="dxa" w:w="3150"/>
             <w:vAlign w:val="center"/>
             <w:tcMar>
-              <w:top w:w="60" w:type="dxa"/>
-              <w:start w:w="70" w:type="dxa"/>
-              <w:bottom w:w="60" w:type="dxa"/>
-              <w:end w:w="70" w:type="dxa"/>
+              <w:top w:w="80" w:type="dxa"/>
+              <w:bottom w:w="80" w:type="dxa"/>
+              <w:start w:w="120" w:type="dxa"/>
+              <w:end w:w="120" w:type="dxa"/>
             </w:tcMar>
-            <w:tcBorders>
-              <w:top w:val="single" w:sz="4" w:space="0" w:color="B7B7B7"/>
-              <w:start w:val="single" w:sz="4" w:space="0" w:color="B7B7B7"/>
-              <w:bottom w:val="single" w:sz="4" w:space="0" w:color="B7B7B7"/>
-              <w:end w:val="single" w:sz="4" w:space="0" w:color="B7B7B7"/>
-              <w:insideH w:val="single" w:sz="4" w:space="0" w:color="B7B7B7"/>
-              <w:insideV w:val="single" w:sz="4" w:space="0" w:color="B7B7B7"/>
-            </w:tcBorders>
           </w:tcPr>
           <w:p>
             <w:pPr>
-              <w:keepLines/>
               <w:spacing w:before="0" w:after="0" w:line="240" w:lineRule="auto"/>
             </w:pPr>
             <w:r>
               <w:rPr>
                 <w:rFonts w:ascii="Times New Roman" w:hAnsi="Times New Roman" w:eastAsia="Times New Roman" w:cs="Times New Roman"/>
                 <w:color w:val="000000"/>
-                <w:sz w:val="16"/>
+                <w:sz w:val="17"/>
               </w:rPr>
               <w:t>C5</w:t>
             </w:r>
@@ -5049,39 +4243,30 @@
         </w:tc>
         <w:tc>
           <w:tcPr>
-            <w:tcW w:type="dxa" w:w="3000"/>
+            <w:tcW w:type="dxa" w:w="1550"/>
             <w:vAlign w:val="center"/>
             <w:tcMar>
-              <w:top w:w="60" w:type="dxa"/>
-              <w:start w:w="70" w:type="dxa"/>
-              <w:bottom w:w="60" w:type="dxa"/>
-              <w:end w:w="70" w:type="dxa"/>
+              <w:top w:w="80" w:type="dxa"/>
+              <w:bottom w:w="80" w:type="dxa"/>
+              <w:start w:w="120" w:type="dxa"/>
+              <w:end w:w="120" w:type="dxa"/>
             </w:tcMar>
-            <w:tcBorders>
-              <w:top w:val="single" w:sz="4" w:space="0" w:color="B7B7B7"/>
-              <w:start w:val="single" w:sz="4" w:space="0" w:color="B7B7B7"/>
-              <w:bottom w:val="single" w:sz="4" w:space="0" w:color="B7B7B7"/>
-              <w:end w:val="single" w:sz="4" w:space="0" w:color="B7B7B7"/>
-              <w:insideH w:val="single" w:sz="4" w:space="0" w:color="B7B7B7"/>
-              <w:insideV w:val="single" w:sz="4" w:space="0" w:color="B7B7B7"/>
-            </w:tcBorders>
           </w:tcPr>
           <w:p>
             <w:pPr>
-              <w:keepLines/>
               <w:spacing w:before="0" w:after="0" w:line="240" w:lineRule="auto"/>
             </w:pPr>
             <w:r>
               <w:rPr>
                 <w:rFonts w:ascii="Times New Roman" w:hAnsi="Times New Roman" w:eastAsia="Times New Roman" w:cs="Times New Roman"/>
                 <w:color w:val="000000"/>
-                <w:sz w:val="16"/>
+                <w:sz w:val="17"/>
               </w:rPr>
               <w:t xml:space="preserve">TAU; five families x five prevalences; 64 seeds; SPADE R5; 48 wells; noise 0.25; </w:t>
             </w:r>
             <w:r>
               <w:rPr>
-                <w:rFonts w:ascii="Times New Roman" w:hAnsi="Times New Roman" w:eastAsia="Times New Roman" w:cs="Times New Roman"/>
+                <w:rFonts w:ascii="Courier New" w:hAnsi="Courier New" w:eastAsia="Courier New" w:cs="Courier New"/>
                 <w:color w:val="000000"/>
                 <w:sz w:val="16"/>
               </w:rPr>
@@ -5091,13 +4276,13 @@
               <w:rPr>
                 <w:rFonts w:ascii="Times New Roman" w:hAnsi="Times New Roman" w:eastAsia="Times New Roman" w:cs="Times New Roman"/>
                 <w:color w:val="000000"/>
-                <w:sz w:val="16"/>
+                <w:sz w:val="17"/>
               </w:rPr>
               <w:t xml:space="preserve">; </w:t>
             </w:r>
             <w:r>
               <w:rPr>
-                <w:rFonts w:ascii="Times New Roman" w:hAnsi="Times New Roman" w:eastAsia="Times New Roman" w:cs="Times New Roman"/>
+                <w:rFonts w:ascii="Courier New" w:hAnsi="Courier New" w:eastAsia="Courier New" w:cs="Courier New"/>
                 <w:color w:val="000000"/>
                 <w:sz w:val="16"/>
               </w:rPr>
@@ -5107,39 +4292,30 @@
         </w:tc>
         <w:tc>
           <w:tcPr>
-            <w:tcW w:type="dxa" w:w="2600"/>
+            <w:tcW w:type="dxa" w:w="1850"/>
             <w:vAlign w:val="center"/>
             <w:tcMar>
-              <w:top w:w="60" w:type="dxa"/>
-              <w:start w:w="70" w:type="dxa"/>
-              <w:bottom w:w="60" w:type="dxa"/>
-              <w:end w:w="70" w:type="dxa"/>
+              <w:top w:w="80" w:type="dxa"/>
+              <w:bottom w:w="80" w:type="dxa"/>
+              <w:start w:w="120" w:type="dxa"/>
+              <w:end w:w="120" w:type="dxa"/>
             </w:tcMar>
-            <w:tcBorders>
-              <w:top w:val="single" w:sz="4" w:space="0" w:color="B7B7B7"/>
-              <w:start w:val="single" w:sz="4" w:space="0" w:color="B7B7B7"/>
-              <w:bottom w:val="single" w:sz="4" w:space="0" w:color="B7B7B7"/>
-              <w:end w:val="single" w:sz="4" w:space="0" w:color="B7B7B7"/>
-              <w:insideH w:val="single" w:sz="4" w:space="0" w:color="B7B7B7"/>
-              <w:insideV w:val="single" w:sz="4" w:space="0" w:color="B7B7B7"/>
-            </w:tcBorders>
           </w:tcPr>
           <w:p>
             <w:pPr>
-              <w:keepLines/>
               <w:spacing w:before="0" w:after="0" w:line="240" w:lineRule="auto"/>
             </w:pPr>
             <w:r>
               <w:rPr>
                 <w:rFonts w:ascii="Times New Roman" w:hAnsi="Times New Roman" w:eastAsia="Times New Roman" w:cs="Times New Roman"/>
                 <w:color w:val="000000"/>
-                <w:sz w:val="16"/>
+                <w:sz w:val="17"/>
               </w:rPr>
               <w:t xml:space="preserve">Descriptive rho </w:t>
             </w:r>
             <w:r>
               <w:rPr>
-                <w:rFonts w:ascii="Times New Roman" w:hAnsi="Times New Roman" w:eastAsia="Times New Roman" w:cs="Times New Roman"/>
+                <w:rFonts w:ascii="Courier New" w:hAnsi="Courier New" w:eastAsia="Courier New" w:cs="Courier New"/>
                 <w:color w:val="000000"/>
                 <w:sz w:val="16"/>
               </w:rPr>
@@ -5149,13 +4325,13 @@
               <w:rPr>
                 <w:rFonts w:ascii="Times New Roman" w:hAnsi="Times New Roman" w:eastAsia="Times New Roman" w:cs="Times New Roman"/>
                 <w:color w:val="000000"/>
-                <w:sz w:val="16"/>
+                <w:sz w:val="17"/>
               </w:rPr>
               <w:t xml:space="preserve"> over 25 nested cells; median-margin rho identical; qLogNEI sensitivity </w:t>
             </w:r>
             <w:r>
               <w:rPr>
-                <w:rFonts w:ascii="Times New Roman" w:hAnsi="Times New Roman" w:eastAsia="Times New Roman" w:cs="Times New Roman"/>
+                <w:rFonts w:ascii="Courier New" w:hAnsi="Courier New" w:eastAsia="Courier New" w:cs="Courier New"/>
                 <w:color w:val="000000"/>
                 <w:sz w:val="16"/>
               </w:rPr>
@@ -5165,33 +4341,24 @@
         </w:tc>
         <w:tc>
           <w:tcPr>
-            <w:tcW w:type="dxa" w:w="3060"/>
+            <w:tcW w:type="dxa" w:w="2810"/>
             <w:vAlign w:val="center"/>
             <w:tcMar>
-              <w:top w:w="60" w:type="dxa"/>
-              <w:start w:w="70" w:type="dxa"/>
-              <w:bottom w:w="60" w:type="dxa"/>
-              <w:end w:w="70" w:type="dxa"/>
+              <w:top w:w="80" w:type="dxa"/>
+              <w:bottom w:w="80" w:type="dxa"/>
+              <w:start w:w="120" w:type="dxa"/>
+              <w:end w:w="120" w:type="dxa"/>
             </w:tcMar>
-            <w:tcBorders>
-              <w:top w:val="single" w:sz="4" w:space="0" w:color="B7B7B7"/>
-              <w:start w:val="single" w:sz="4" w:space="0" w:color="B7B7B7"/>
-              <w:bottom w:val="single" w:sz="4" w:space="0" w:color="B7B7B7"/>
-              <w:end w:val="single" w:sz="4" w:space="0" w:color="B7B7B7"/>
-              <w:insideH w:val="single" w:sz="4" w:space="0" w:color="B7B7B7"/>
-              <w:insideV w:val="single" w:sz="4" w:space="0" w:color="B7B7B7"/>
-            </w:tcBorders>
           </w:tcPr>
           <w:p>
             <w:pPr>
-              <w:keepLines/>
               <w:spacing w:before="0" w:after="0" w:line="240" w:lineRule="auto"/>
             </w:pPr>
             <w:r>
               <w:rPr>
                 <w:rFonts w:ascii="Times New Roman" w:hAnsi="Times New Roman" w:eastAsia="Times New Roman" w:cs="Times New Roman"/>
                 <w:color w:val="000000"/>
-                <w:sz w:val="16"/>
+                <w:sz w:val="17"/>
               </w:rPr>
               <w:t>Oracle-derived explanation; no naive p inference.</w:t>
             </w:r>
@@ -5204,33 +4371,24 @@
         </w:trPr>
         <w:tc>
           <w:tcPr>
-            <w:tcW w:type="dxa" w:w="700"/>
+            <w:tcW w:type="dxa" w:w="3150"/>
             <w:vAlign w:val="center"/>
             <w:tcMar>
-              <w:top w:w="60" w:type="dxa"/>
-              <w:start w:w="70" w:type="dxa"/>
-              <w:bottom w:w="60" w:type="dxa"/>
-              <w:end w:w="70" w:type="dxa"/>
+              <w:top w:w="80" w:type="dxa"/>
+              <w:bottom w:w="80" w:type="dxa"/>
+              <w:start w:w="120" w:type="dxa"/>
+              <w:end w:w="120" w:type="dxa"/>
             </w:tcMar>
-            <w:tcBorders>
-              <w:top w:val="single" w:sz="4" w:space="0" w:color="B7B7B7"/>
-              <w:start w:val="single" w:sz="4" w:space="0" w:color="B7B7B7"/>
-              <w:bottom w:val="single" w:sz="4" w:space="0" w:color="B7B7B7"/>
-              <w:end w:val="single" w:sz="4" w:space="0" w:color="B7B7B7"/>
-              <w:insideH w:val="single" w:sz="4" w:space="0" w:color="B7B7B7"/>
-              <w:insideV w:val="single" w:sz="4" w:space="0" w:color="B7B7B7"/>
-            </w:tcBorders>
           </w:tcPr>
           <w:p>
             <w:pPr>
-              <w:keepLines/>
               <w:spacing w:before="0" w:after="0" w:line="240" w:lineRule="auto"/>
             </w:pPr>
             <w:r>
               <w:rPr>
                 <w:rFonts w:ascii="Times New Roman" w:hAnsi="Times New Roman" w:eastAsia="Times New Roman" w:cs="Times New Roman"/>
                 <w:color w:val="000000"/>
-                <w:sz w:val="16"/>
+                <w:sz w:val="17"/>
               </w:rPr>
               <w:t>C6</w:t>
             </w:r>
@@ -5238,39 +4396,30 @@
         </w:tc>
         <w:tc>
           <w:tcPr>
-            <w:tcW w:type="dxa" w:w="3000"/>
+            <w:tcW w:type="dxa" w:w="1550"/>
             <w:vAlign w:val="center"/>
             <w:tcMar>
-              <w:top w:w="60" w:type="dxa"/>
-              <w:start w:w="70" w:type="dxa"/>
-              <w:bottom w:w="60" w:type="dxa"/>
-              <w:end w:w="70" w:type="dxa"/>
+              <w:top w:w="80" w:type="dxa"/>
+              <w:bottom w:w="80" w:type="dxa"/>
+              <w:start w:w="120" w:type="dxa"/>
+              <w:end w:w="120" w:type="dxa"/>
             </w:tcMar>
-            <w:tcBorders>
-              <w:top w:val="single" w:sz="4" w:space="0" w:color="B7B7B7"/>
-              <w:start w:val="single" w:sz="4" w:space="0" w:color="B7B7B7"/>
-              <w:bottom w:val="single" w:sz="4" w:space="0" w:color="B7B7B7"/>
-              <w:end w:val="single" w:sz="4" w:space="0" w:color="B7B7B7"/>
-              <w:insideH w:val="single" w:sz="4" w:space="0" w:color="B7B7B7"/>
-              <w:insideV w:val="single" w:sz="4" w:space="0" w:color="B7B7B7"/>
-            </w:tcBorders>
           </w:tcPr>
           <w:p>
             <w:pPr>
-              <w:keepLines/>
               <w:spacing w:before="0" w:after="0" w:line="240" w:lineRule="auto"/>
             </w:pPr>
             <w:r>
               <w:rPr>
                 <w:rFonts w:ascii="Times New Roman" w:hAnsi="Times New Roman" w:eastAsia="Times New Roman" w:cs="Times New Roman"/>
                 <w:color w:val="000000"/>
-                <w:sz w:val="16"/>
+                <w:sz w:val="17"/>
               </w:rPr>
               <w:t xml:space="preserve">Hill, prevalence 0.70; 64 seeds; SPADE/qLogNEI R5; 48 wells; noise 0.25; </w:t>
             </w:r>
             <w:r>
               <w:rPr>
-                <w:rFonts w:ascii="Times New Roman" w:hAnsi="Times New Roman" w:eastAsia="Times New Roman" w:cs="Times New Roman"/>
+                <w:rFonts w:ascii="Courier New" w:hAnsi="Courier New" w:eastAsia="Courier New" w:cs="Courier New"/>
                 <w:color w:val="000000"/>
                 <w:sz w:val="16"/>
               </w:rPr>
@@ -5280,13 +4429,13 @@
               <w:rPr>
                 <w:rFonts w:ascii="Times New Roman" w:hAnsi="Times New Roman" w:eastAsia="Times New Roman" w:cs="Times New Roman"/>
                 <w:color w:val="000000"/>
-                <w:sz w:val="16"/>
+                <w:sz w:val="17"/>
               </w:rPr>
               <w:t xml:space="preserve">; </w:t>
             </w:r>
             <w:r>
               <w:rPr>
-                <w:rFonts w:ascii="Times New Roman" w:hAnsi="Times New Roman" w:eastAsia="Times New Roman" w:cs="Times New Roman"/>
+                <w:rFonts w:ascii="Courier New" w:hAnsi="Courier New" w:eastAsia="Courier New" w:cs="Courier New"/>
                 <w:color w:val="000000"/>
                 <w:sz w:val="16"/>
               </w:rPr>
@@ -5296,39 +4445,30 @@
         </w:tc>
         <w:tc>
           <w:tcPr>
-            <w:tcW w:type="dxa" w:w="2600"/>
+            <w:tcW w:type="dxa" w:w="1850"/>
             <w:vAlign w:val="center"/>
             <w:tcMar>
-              <w:top w:w="60" w:type="dxa"/>
-              <w:start w:w="70" w:type="dxa"/>
-              <w:bottom w:w="60" w:type="dxa"/>
-              <w:end w:w="70" w:type="dxa"/>
+              <w:top w:w="80" w:type="dxa"/>
+              <w:bottom w:w="80" w:type="dxa"/>
+              <w:start w:w="120" w:type="dxa"/>
+              <w:end w:w="120" w:type="dxa"/>
             </w:tcMar>
-            <w:tcBorders>
-              <w:top w:val="single" w:sz="4" w:space="0" w:color="B7B7B7"/>
-              <w:start w:val="single" w:sz="4" w:space="0" w:color="B7B7B7"/>
-              <w:bottom w:val="single" w:sz="4" w:space="0" w:color="B7B7B7"/>
-              <w:end w:val="single" w:sz="4" w:space="0" w:color="B7B7B7"/>
-              <w:insideH w:val="single" w:sz="4" w:space="0" w:color="B7B7B7"/>
-              <w:insideV w:val="single" w:sz="4" w:space="0" w:color="B7B7B7"/>
-            </w:tcBorders>
           </w:tcPr>
           <w:p>
             <w:pPr>
-              <w:keepLines/>
               <w:spacing w:before="0" w:after="0" w:line="240" w:lineRule="auto"/>
             </w:pPr>
             <w:r>
               <w:rPr>
                 <w:rFonts w:ascii="Times New Roman" w:hAnsi="Times New Roman" w:eastAsia="Times New Roman" w:cs="Times New Roman"/>
                 <w:color w:val="000000"/>
-                <w:sz w:val="16"/>
+                <w:sz w:val="17"/>
               </w:rPr>
               <w:t xml:space="preserve">SPADE 40/64 answered, 40/40 contained, LB </w:t>
             </w:r>
             <w:r>
               <w:rPr>
-                <w:rFonts w:ascii="Times New Roman" w:hAnsi="Times New Roman" w:eastAsia="Times New Roman" w:cs="Times New Roman"/>
+                <w:rFonts w:ascii="Courier New" w:hAnsi="Courier New" w:eastAsia="Courier New" w:cs="Courier New"/>
                 <w:color w:val="000000"/>
                 <w:sz w:val="16"/>
               </w:rPr>
@@ -5338,13 +4478,13 @@
               <w:rPr>
                 <w:rFonts w:ascii="Times New Roman" w:hAnsi="Times New Roman" w:eastAsia="Times New Roman" w:cs="Times New Roman"/>
                 <w:color w:val="000000"/>
-                <w:sz w:val="16"/>
+                <w:sz w:val="17"/>
               </w:rPr>
               <w:t xml:space="preserve">; qLogNEI 27/64 answered, 27/27 contained, LB below </w:t>
             </w:r>
             <w:r>
               <w:rPr>
-                <w:rFonts w:ascii="Times New Roman" w:hAnsi="Times New Roman" w:eastAsia="Times New Roman" w:cs="Times New Roman"/>
+                <w:rFonts w:ascii="Courier New" w:hAnsi="Courier New" w:eastAsia="Courier New" w:cs="Courier New"/>
                 <w:color w:val="000000"/>
                 <w:sz w:val="16"/>
               </w:rPr>
@@ -5354,33 +4494,24 @@
         </w:tc>
         <w:tc>
           <w:tcPr>
-            <w:tcW w:type="dxa" w:w="3060"/>
+            <w:tcW w:type="dxa" w:w="2810"/>
             <w:vAlign w:val="center"/>
             <w:tcMar>
-              <w:top w:w="60" w:type="dxa"/>
-              <w:start w:w="70" w:type="dxa"/>
-              <w:bottom w:w="60" w:type="dxa"/>
-              <w:end w:w="70" w:type="dxa"/>
+              <w:top w:w="80" w:type="dxa"/>
+              <w:bottom w:w="80" w:type="dxa"/>
+              <w:start w:w="120" w:type="dxa"/>
+              <w:end w:w="120" w:type="dxa"/>
             </w:tcMar>
-            <w:tcBorders>
-              <w:top w:val="single" w:sz="4" w:space="0" w:color="B7B7B7"/>
-              <w:start w:val="single" w:sz="4" w:space="0" w:color="B7B7B7"/>
-              <w:bottom w:val="single" w:sz="4" w:space="0" w:color="B7B7B7"/>
-              <w:end w:val="single" w:sz="4" w:space="0" w:color="B7B7B7"/>
-              <w:insideH w:val="single" w:sz="4" w:space="0" w:color="B7B7B7"/>
-              <w:insideV w:val="single" w:sz="4" w:space="0" w:color="B7B7B7"/>
-            </w:tcBorders>
           </w:tcPr>
           <w:p>
             <w:pPr>
-              <w:keepLines/>
               <w:spacing w:before="0" w:after="0" w:line="240" w:lineRule="auto"/>
             </w:pPr>
             <w:r>
               <w:rPr>
                 <w:rFonts w:ascii="Times New Roman" w:hAnsi="Times New Roman" w:eastAsia="Times New Roman" w:cs="Times New Roman"/>
                 <w:color w:val="000000"/>
-                <w:sz w:val="16"/>
+                <w:sz w:val="17"/>
               </w:rPr>
               <w:t>Both had perfect observed containment; qLogNEI was two answers below the registered minimum perfect-containment count.</w:t>
             </w:r>
@@ -5393,33 +4524,24 @@
         </w:trPr>
         <w:tc>
           <w:tcPr>
-            <w:tcW w:type="dxa" w:w="700"/>
+            <w:tcW w:type="dxa" w:w="3150"/>
             <w:vAlign w:val="center"/>
             <w:tcMar>
-              <w:top w:w="60" w:type="dxa"/>
-              <w:start w:w="70" w:type="dxa"/>
-              <w:bottom w:w="60" w:type="dxa"/>
-              <w:end w:w="70" w:type="dxa"/>
+              <w:top w:w="80" w:type="dxa"/>
+              <w:bottom w:w="80" w:type="dxa"/>
+              <w:start w:w="120" w:type="dxa"/>
+              <w:end w:w="120" w:type="dxa"/>
             </w:tcMar>
-            <w:tcBorders>
-              <w:top w:val="single" w:sz="4" w:space="0" w:color="B7B7B7"/>
-              <w:start w:val="single" w:sz="4" w:space="0" w:color="B7B7B7"/>
-              <w:bottom w:val="single" w:sz="4" w:space="0" w:color="B7B7B7"/>
-              <w:end w:val="single" w:sz="4" w:space="0" w:color="B7B7B7"/>
-              <w:insideH w:val="single" w:sz="4" w:space="0" w:color="B7B7B7"/>
-              <w:insideV w:val="single" w:sz="4" w:space="0" w:color="B7B7B7"/>
-            </w:tcBorders>
           </w:tcPr>
           <w:p>
             <w:pPr>
-              <w:keepLines/>
               <w:spacing w:before="0" w:after="0" w:line="240" w:lineRule="auto"/>
             </w:pPr>
             <w:r>
               <w:rPr>
                 <w:rFonts w:ascii="Times New Roman" w:hAnsi="Times New Roman" w:eastAsia="Times New Roman" w:cs="Times New Roman"/>
                 <w:color w:val="000000"/>
-                <w:sz w:val="16"/>
+                <w:sz w:val="17"/>
               </w:rPr>
               <w:t>S1</w:t>
             </w:r>
@@ -5427,33 +4549,24 @@
         </w:tc>
         <w:tc>
           <w:tcPr>
-            <w:tcW w:type="dxa" w:w="3000"/>
+            <w:tcW w:type="dxa" w:w="1550"/>
             <w:vAlign w:val="center"/>
             <w:tcMar>
-              <w:top w:w="60" w:type="dxa"/>
-              <w:start w:w="70" w:type="dxa"/>
-              <w:bottom w:w="60" w:type="dxa"/>
-              <w:end w:w="70" w:type="dxa"/>
+              <w:top w:w="80" w:type="dxa"/>
+              <w:bottom w:w="80" w:type="dxa"/>
+              <w:start w:w="120" w:type="dxa"/>
+              <w:end w:w="120" w:type="dxa"/>
             </w:tcMar>
-            <w:tcBorders>
-              <w:top w:val="single" w:sz="4" w:space="0" w:color="B7B7B7"/>
-              <w:start w:val="single" w:sz="4" w:space="0" w:color="B7B7B7"/>
-              <w:bottom w:val="single" w:sz="4" w:space="0" w:color="B7B7B7"/>
-              <w:end w:val="single" w:sz="4" w:space="0" w:color="B7B7B7"/>
-              <w:insideH w:val="single" w:sz="4" w:space="0" w:color="B7B7B7"/>
-              <w:insideV w:val="single" w:sz="4" w:space="0" w:color="B7B7B7"/>
-            </w:tcBorders>
           </w:tcPr>
           <w:p>
             <w:pPr>
-              <w:keepLines/>
               <w:spacing w:before="0" w:after="0" w:line="240" w:lineRule="auto"/>
             </w:pPr>
             <w:r>
               <w:rPr>
                 <w:rFonts w:ascii="Times New Roman" w:hAnsi="Times New Roman" w:eastAsia="Times New Roman" w:cs="Times New Roman"/>
                 <w:color w:val="000000"/>
-                <w:sz w:val="16"/>
+                <w:sz w:val="17"/>
               </w:rPr>
               <w:t>TT, prevalence 0.30; five families x 32 seeds; 48 wells; noise 0.25; committed vs target-aligned SPADE R5</w:t>
             </w:r>
@@ -5461,39 +4574,30 @@
         </w:tc>
         <w:tc>
           <w:tcPr>
-            <w:tcW w:type="dxa" w:w="2600"/>
+            <w:tcW w:type="dxa" w:w="1850"/>
             <w:vAlign w:val="center"/>
             <w:tcMar>
-              <w:top w:w="60" w:type="dxa"/>
-              <w:start w:w="70" w:type="dxa"/>
-              <w:bottom w:w="60" w:type="dxa"/>
-              <w:end w:w="70" w:type="dxa"/>
+              <w:top w:w="80" w:type="dxa"/>
+              <w:bottom w:w="80" w:type="dxa"/>
+              <w:start w:w="120" w:type="dxa"/>
+              <w:end w:w="120" w:type="dxa"/>
             </w:tcMar>
-            <w:tcBorders>
-              <w:top w:val="single" w:sz="4" w:space="0" w:color="B7B7B7"/>
-              <w:start w:val="single" w:sz="4" w:space="0" w:color="B7B7B7"/>
-              <w:bottom w:val="single" w:sz="4" w:space="0" w:color="B7B7B7"/>
-              <w:end w:val="single" w:sz="4" w:space="0" w:color="B7B7B7"/>
-              <w:insideH w:val="single" w:sz="4" w:space="0" w:color="B7B7B7"/>
-              <w:insideV w:val="single" w:sz="4" w:space="0" w:color="B7B7B7"/>
-            </w:tcBorders>
           </w:tcPr>
           <w:p>
             <w:pPr>
-              <w:keepLines/>
               <w:spacing w:before="0" w:after="0" w:line="240" w:lineRule="auto"/>
             </w:pPr>
             <w:r>
               <w:rPr>
                 <w:rFonts w:ascii="Times New Roman" w:hAnsi="Times New Roman" w:eastAsia="Times New Roman" w:cs="Times New Roman"/>
                 <w:color w:val="000000"/>
-                <w:sz w:val="16"/>
+                <w:sz w:val="17"/>
               </w:rPr>
               <w:t xml:space="preserve">Volume </w:t>
             </w:r>
             <w:r>
               <w:rPr>
-                <w:rFonts w:ascii="Times New Roman" w:hAnsi="Times New Roman" w:eastAsia="Times New Roman" w:cs="Times New Roman"/>
+                <w:rFonts w:ascii="Courier New" w:hAnsi="Courier New" w:eastAsia="Courier New" w:cs="Courier New"/>
                 <w:color w:val="000000"/>
                 <w:sz w:val="16"/>
               </w:rPr>
@@ -5503,13 +4607,13 @@
               <w:rPr>
                 <w:rFonts w:ascii="Times New Roman" w:hAnsi="Times New Roman" w:eastAsia="Times New Roman" w:cs="Times New Roman"/>
                 <w:color w:val="000000"/>
-                <w:sz w:val="16"/>
+                <w:sz w:val="17"/>
               </w:rPr>
               <w:t xml:space="preserve">, 95% CI </w:t>
             </w:r>
             <w:r>
               <w:rPr>
-                <w:rFonts w:ascii="Times New Roman" w:hAnsi="Times New Roman" w:eastAsia="Times New Roman" w:cs="Times New Roman"/>
+                <w:rFonts w:ascii="Courier New" w:hAnsi="Courier New" w:eastAsia="Courier New" w:cs="Courier New"/>
                 <w:color w:val="000000"/>
                 <w:sz w:val="16"/>
               </w:rPr>
@@ -5519,13 +4623,13 @@
               <w:rPr>
                 <w:rFonts w:ascii="Times New Roman" w:hAnsi="Times New Roman" w:eastAsia="Times New Roman" w:cs="Times New Roman"/>
                 <w:color w:val="000000"/>
-                <w:sz w:val="16"/>
+                <w:sz w:val="17"/>
               </w:rPr>
               <w:t xml:space="preserve">; regret </w:t>
             </w:r>
             <w:r>
               <w:rPr>
-                <w:rFonts w:ascii="Times New Roman" w:hAnsi="Times New Roman" w:eastAsia="Times New Roman" w:cs="Times New Roman"/>
+                <w:rFonts w:ascii="Courier New" w:hAnsi="Courier New" w:eastAsia="Courier New" w:cs="Courier New"/>
                 <w:color w:val="000000"/>
                 <w:sz w:val="16"/>
               </w:rPr>
@@ -5535,13 +4639,13 @@
               <w:rPr>
                 <w:rFonts w:ascii="Times New Roman" w:hAnsi="Times New Roman" w:eastAsia="Times New Roman" w:cs="Times New Roman"/>
                 <w:color w:val="000000"/>
-                <w:sz w:val="16"/>
+                <w:sz w:val="17"/>
               </w:rPr>
               <w:t xml:space="preserve">, 95% CI </w:t>
             </w:r>
             <w:r>
               <w:rPr>
-                <w:rFonts w:ascii="Times New Roman" w:hAnsi="Times New Roman" w:eastAsia="Times New Roman" w:cs="Times New Roman"/>
+                <w:rFonts w:ascii="Courier New" w:hAnsi="Courier New" w:eastAsia="Courier New" w:cs="Courier New"/>
                 <w:color w:val="000000"/>
                 <w:sz w:val="16"/>
               </w:rPr>
@@ -5551,13 +4655,13 @@
               <w:rPr>
                 <w:rFonts w:ascii="Times New Roman" w:hAnsi="Times New Roman" w:eastAsia="Times New Roman" w:cs="Times New Roman"/>
                 <w:color w:val="000000"/>
-                <w:sz w:val="16"/>
+                <w:sz w:val="17"/>
               </w:rPr>
               <w:t xml:space="preserve">, </w:t>
             </w:r>
             <w:r>
               <w:rPr>
-                <w:rFonts w:ascii="Times New Roman" w:hAnsi="Times New Roman" w:eastAsia="Times New Roman" w:cs="Times New Roman"/>
+                <w:rFonts w:ascii="Courier New" w:hAnsi="Courier New" w:eastAsia="Courier New" w:cs="Courier New"/>
                 <w:color w:val="000000"/>
                 <w:sz w:val="16"/>
               </w:rPr>
@@ -5567,33 +4671,24 @@
         </w:tc>
         <w:tc>
           <w:tcPr>
-            <w:tcW w:type="dxa" w:w="3060"/>
+            <w:tcW w:type="dxa" w:w="2810"/>
             <w:vAlign w:val="center"/>
             <w:tcMar>
-              <w:top w:w="60" w:type="dxa"/>
-              <w:start w:w="70" w:type="dxa"/>
-              <w:bottom w:w="60" w:type="dxa"/>
-              <w:end w:w="70" w:type="dxa"/>
+              <w:top w:w="80" w:type="dxa"/>
+              <w:bottom w:w="80" w:type="dxa"/>
+              <w:start w:w="120" w:type="dxa"/>
+              <w:end w:w="120" w:type="dxa"/>
             </w:tcMar>
-            <w:tcBorders>
-              <w:top w:val="single" w:sz="4" w:space="0" w:color="B7B7B7"/>
-              <w:start w:val="single" w:sz="4" w:space="0" w:color="B7B7B7"/>
-              <w:bottom w:val="single" w:sz="4" w:space="0" w:color="B7B7B7"/>
-              <w:end w:val="single" w:sz="4" w:space="0" w:color="B7B7B7"/>
-              <w:insideH w:val="single" w:sz="4" w:space="0" w:color="B7B7B7"/>
-              <w:insideV w:val="single" w:sz="4" w:space="0" w:color="B7B7B7"/>
-            </w:tcBorders>
           </w:tcPr>
           <w:p>
             <w:pPr>
-              <w:keepLines/>
               <w:spacing w:before="0" w:after="0" w:line="240" w:lineRule="auto"/>
             </w:pPr>
             <w:r>
               <w:rPr>
                 <w:rFonts w:ascii="Times New Roman" w:hAnsi="Times New Roman" w:eastAsia="Times New Roman" w:cs="Times New Roman"/>
                 <w:color w:val="000000"/>
-                <w:sz w:val="16"/>
+                <w:sz w:val="17"/>
               </w:rPr>
               <w:t>Adoption gate failed; Hartmann6/Ackley effects cancelled.</w:t>
             </w:r>
@@ -5606,33 +4701,24 @@
         </w:trPr>
         <w:tc>
           <w:tcPr>
-            <w:tcW w:type="dxa" w:w="700"/>
+            <w:tcW w:type="dxa" w:w="3150"/>
             <w:vAlign w:val="center"/>
             <w:tcMar>
-              <w:top w:w="60" w:type="dxa"/>
-              <w:start w:w="70" w:type="dxa"/>
-              <w:bottom w:w="60" w:type="dxa"/>
-              <w:end w:w="70" w:type="dxa"/>
+              <w:top w:w="80" w:type="dxa"/>
+              <w:bottom w:w="80" w:type="dxa"/>
+              <w:start w:w="120" w:type="dxa"/>
+              <w:end w:w="120" w:type="dxa"/>
             </w:tcMar>
-            <w:tcBorders>
-              <w:top w:val="single" w:sz="4" w:space="0" w:color="B7B7B7"/>
-              <w:start w:val="single" w:sz="4" w:space="0" w:color="B7B7B7"/>
-              <w:bottom w:val="single" w:sz="4" w:space="0" w:color="B7B7B7"/>
-              <w:end w:val="single" w:sz="4" w:space="0" w:color="B7B7B7"/>
-              <w:insideH w:val="single" w:sz="4" w:space="0" w:color="B7B7B7"/>
-              <w:insideV w:val="single" w:sz="4" w:space="0" w:color="B7B7B7"/>
-            </w:tcBorders>
           </w:tcPr>
           <w:p>
             <w:pPr>
-              <w:keepLines/>
               <w:spacing w:before="0" w:after="0" w:line="240" w:lineRule="auto"/>
             </w:pPr>
             <w:r>
               <w:rPr>
                 <w:rFonts w:ascii="Times New Roman" w:hAnsi="Times New Roman" w:eastAsia="Times New Roman" w:cs="Times New Roman"/>
                 <w:color w:val="000000"/>
-                <w:sz w:val="16"/>
+                <w:sz w:val="17"/>
               </w:rPr>
               <w:t>S2/S3</w:t>
             </w:r>
@@ -5640,33 +4726,24 @@
         </w:tc>
         <w:tc>
           <w:tcPr>
-            <w:tcW w:type="dxa" w:w="3000"/>
+            <w:tcW w:type="dxa" w:w="1550"/>
             <w:vAlign w:val="center"/>
             <w:tcMar>
-              <w:top w:w="60" w:type="dxa"/>
-              <w:start w:w="70" w:type="dxa"/>
-              <w:bottom w:w="60" w:type="dxa"/>
-              <w:end w:w="70" w:type="dxa"/>
+              <w:top w:w="80" w:type="dxa"/>
+              <w:bottom w:w="80" w:type="dxa"/>
+              <w:start w:w="120" w:type="dxa"/>
+              <w:end w:w="120" w:type="dxa"/>
             </w:tcMar>
-            <w:tcBorders>
-              <w:top w:val="single" w:sz="4" w:space="0" w:color="B7B7B7"/>
-              <w:start w:val="single" w:sz="4" w:space="0" w:color="B7B7B7"/>
-              <w:bottom w:val="single" w:sz="4" w:space="0" w:color="B7B7B7"/>
-              <w:end w:val="single" w:sz="4" w:space="0" w:color="B7B7B7"/>
-              <w:insideH w:val="single" w:sz="4" w:space="0" w:color="B7B7B7"/>
-              <w:insideV w:val="single" w:sz="4" w:space="0" w:color="B7B7B7"/>
-            </w:tcBorders>
           </w:tcPr>
           <w:p>
             <w:pPr>
-              <w:keepLines/>
               <w:spacing w:before="0" w:after="0" w:line="240" w:lineRule="auto"/>
             </w:pPr>
             <w:r>
               <w:rPr>
                 <w:rFonts w:ascii="Times New Roman" w:hAnsi="Times New Roman" w:eastAsia="Times New Roman" w:cs="Times New Roman"/>
                 <w:color w:val="000000"/>
-                <w:sz w:val="16"/>
+                <w:sz w:val="17"/>
               </w:rPr>
               <w:t>Retrospective synthetic, in-house, and Hall/Ogle diagnostics</w:t>
             </w:r>
@@ -5674,39 +4751,30 @@
         </w:tc>
         <w:tc>
           <w:tcPr>
-            <w:tcW w:type="dxa" w:w="2600"/>
+            <w:tcW w:type="dxa" w:w="1850"/>
             <w:vAlign w:val="center"/>
             <w:tcMar>
-              <w:top w:w="60" w:type="dxa"/>
-              <w:start w:w="70" w:type="dxa"/>
-              <w:bottom w:w="60" w:type="dxa"/>
-              <w:end w:w="70" w:type="dxa"/>
+              <w:top w:w="80" w:type="dxa"/>
+              <w:bottom w:w="80" w:type="dxa"/>
+              <w:start w:w="120" w:type="dxa"/>
+              <w:end w:w="120" w:type="dxa"/>
             </w:tcMar>
-            <w:tcBorders>
-              <w:top w:val="single" w:sz="4" w:space="0" w:color="B7B7B7"/>
-              <w:start w:val="single" w:sz="4" w:space="0" w:color="B7B7B7"/>
-              <w:bottom w:val="single" w:sz="4" w:space="0" w:color="B7B7B7"/>
-              <w:end w:val="single" w:sz="4" w:space="0" w:color="B7B7B7"/>
-              <w:insideH w:val="single" w:sz="4" w:space="0" w:color="B7B7B7"/>
-              <w:insideV w:val="single" w:sz="4" w:space="0" w:color="B7B7B7"/>
-            </w:tcBorders>
           </w:tcPr>
           <w:p>
             <w:pPr>
-              <w:keepLines/>
               <w:spacing w:before="0" w:after="0" w:line="240" w:lineRule="auto"/>
             </w:pPr>
             <w:r>
               <w:rPr>
                 <w:rFonts w:ascii="Times New Roman" w:hAnsi="Times New Roman" w:eastAsia="Times New Roman" w:cs="Times New Roman"/>
                 <w:color w:val="000000"/>
-                <w:sz w:val="16"/>
+                <w:sz w:val="17"/>
               </w:rPr>
               <w:t xml:space="preserve">Mean posterior marginal SD over the candidate grid widened </w:t>
             </w:r>
             <w:r>
               <w:rPr>
-                <w:rFonts w:ascii="Times New Roman" w:hAnsi="Times New Roman" w:eastAsia="Times New Roman" w:cs="Times New Roman"/>
+                <w:rFonts w:ascii="Courier New" w:hAnsi="Courier New" w:eastAsia="Courier New" w:cs="Courier New"/>
                 <w:color w:val="000000"/>
                 <w:sz w:val="16"/>
               </w:rPr>
@@ -5716,13 +4784,13 @@
               <w:rPr>
                 <w:rFonts w:ascii="Times New Roman" w:hAnsi="Times New Roman" w:eastAsia="Times New Roman" w:cs="Times New Roman"/>
                 <w:color w:val="000000"/>
-                <w:sz w:val="16"/>
+                <w:sz w:val="17"/>
               </w:rPr>
               <w:t xml:space="preserve"> on benchmarks, </w:t>
             </w:r>
             <w:r>
               <w:rPr>
-                <w:rFonts w:ascii="Times New Roman" w:hAnsi="Times New Roman" w:eastAsia="Times New Roman" w:cs="Times New Roman"/>
+                <w:rFonts w:ascii="Courier New" w:hAnsi="Courier New" w:eastAsia="Courier New" w:cs="Courier New"/>
                 <w:color w:val="000000"/>
                 <w:sz w:val="16"/>
               </w:rPr>
@@ -5732,13 +4800,13 @@
               <w:rPr>
                 <w:rFonts w:ascii="Times New Roman" w:hAnsi="Times New Roman" w:eastAsia="Times New Roman" w:cs="Times New Roman"/>
                 <w:color w:val="000000"/>
-                <w:sz w:val="16"/>
+                <w:sz w:val="17"/>
               </w:rPr>
               <w:t xml:space="preserve"> in-house, and </w:t>
             </w:r>
             <w:r>
               <w:rPr>
-                <w:rFonts w:ascii="Times New Roman" w:hAnsi="Times New Roman" w:eastAsia="Times New Roman" w:cs="Times New Roman"/>
+                <w:rFonts w:ascii="Courier New" w:hAnsi="Courier New" w:eastAsia="Courier New" w:cs="Courier New"/>
                 <w:color w:val="000000"/>
                 <w:sz w:val="16"/>
               </w:rPr>
@@ -5748,13 +4816,13 @@
               <w:rPr>
                 <w:rFonts w:ascii="Times New Roman" w:hAnsi="Times New Roman" w:eastAsia="Times New Roman" w:cs="Times New Roman"/>
                 <w:color w:val="000000"/>
-                <w:sz w:val="16"/>
+                <w:sz w:val="17"/>
               </w:rPr>
               <w:t xml:space="preserve"> on Hall/Ogle; LOO </w:t>
             </w:r>
             <w:r>
               <w:rPr>
-                <w:rFonts w:ascii="Times New Roman" w:hAnsi="Times New Roman" w:eastAsia="Times New Roman" w:cs="Times New Roman"/>
+                <w:rFonts w:ascii="Courier New" w:hAnsi="Courier New" w:eastAsia="Courier New" w:cs="Courier New"/>
                 <w:color w:val="000000"/>
                 <w:sz w:val="16"/>
               </w:rPr>
@@ -5764,13 +4832,13 @@
               <w:rPr>
                 <w:rFonts w:ascii="Times New Roman" w:hAnsi="Times New Roman" w:eastAsia="Times New Roman" w:cs="Times New Roman"/>
                 <w:color w:val="000000"/>
-                <w:sz w:val="16"/>
+                <w:sz w:val="17"/>
               </w:rPr>
               <w:t xml:space="preserve"> in-house, </w:t>
             </w:r>
             <w:r>
               <w:rPr>
-                <w:rFonts w:ascii="Times New Roman" w:hAnsi="Times New Roman" w:eastAsia="Times New Roman" w:cs="Times New Roman"/>
+                <w:rFonts w:ascii="Courier New" w:hAnsi="Courier New" w:eastAsia="Courier New" w:cs="Courier New"/>
                 <w:color w:val="000000"/>
                 <w:sz w:val="16"/>
               </w:rPr>
@@ -5780,7 +4848,7 @@
               <w:rPr>
                 <w:rFonts w:ascii="Times New Roman" w:hAnsi="Times New Roman" w:eastAsia="Times New Roman" w:cs="Times New Roman"/>
                 <w:color w:val="000000"/>
-                <w:sz w:val="16"/>
+                <w:sz w:val="17"/>
               </w:rPr>
               <w:t xml:space="preserve"> published</w:t>
             </w:r>
@@ -5788,33 +4856,24 @@
         </w:tc>
         <w:tc>
           <w:tcPr>
-            <w:tcW w:type="dxa" w:w="3060"/>
+            <w:tcW w:type="dxa" w:w="2810"/>
             <w:vAlign w:val="center"/>
             <w:tcMar>
-              <w:top w:w="60" w:type="dxa"/>
-              <w:start w:w="70" w:type="dxa"/>
-              <w:bottom w:w="60" w:type="dxa"/>
-              <w:end w:w="70" w:type="dxa"/>
+              <w:top w:w="80" w:type="dxa"/>
+              <w:bottom w:w="80" w:type="dxa"/>
+              <w:start w:w="120" w:type="dxa"/>
+              <w:end w:w="120" w:type="dxa"/>
             </w:tcMar>
-            <w:tcBorders>
-              <w:top w:val="single" w:sz="4" w:space="0" w:color="B7B7B7"/>
-              <w:start w:val="single" w:sz="4" w:space="0" w:color="B7B7B7"/>
-              <w:bottom w:val="single" w:sz="4" w:space="0" w:color="B7B7B7"/>
-              <w:end w:val="single" w:sz="4" w:space="0" w:color="B7B7B7"/>
-              <w:insideH w:val="single" w:sz="4" w:space="0" w:color="B7B7B7"/>
-              <w:insideV w:val="single" w:sz="4" w:space="0" w:color="B7B7B7"/>
-            </w:tcBorders>
           </w:tcPr>
           <w:p>
             <w:pPr>
-              <w:keepLines/>
               <w:spacing w:before="0" w:after="0" w:line="240" w:lineRule="auto"/>
             </w:pPr>
             <w:r>
               <w:rPr>
                 <w:rFonts w:ascii="Times New Roman" w:hAnsi="Times New Roman" w:eastAsia="Times New Roman" w:cs="Times New Roman"/>
                 <w:color w:val="000000"/>
-                <w:sz w:val="16"/>
+                <w:sz w:val="17"/>
               </w:rPr>
               <w:t>Supporting stdout-reproduced diagnostics without structured result objects or numerical guards.</w:t>
             </w:r>
@@ -5824,12 +4883,13 @@
     </w:tbl>
     <w:p>
       <w:pPr>
-        <w:spacing w:after="0"/>
+        <w:spacing w:after="40"/>
       </w:pPr>
     </w:p>
     <w:p>
       <w:pPr>
         <w:pStyle w:val="Heading2"/>
+        <w:widowControl/>
       </w:pPr>
       <w:r>
         <w:rPr>
@@ -5841,6 +4901,9 @@
       </w:r>
     </w:p>
     <w:p>
+      <w:pPr>
+        <w:widowControl/>
+      </w:pPr>
       <w:r>
         <w:rPr>
           <w:rFonts w:ascii="Times New Roman" w:hAnsi="Times New Roman" w:eastAsia="Times New Roman" w:cs="Times New Roman"/>
@@ -5851,9 +4914,9 @@
       </w:r>
       <w:r>
         <w:rPr>
-          <w:rFonts w:ascii="Times New Roman" w:hAnsi="Times New Roman" w:eastAsia="Times New Roman" w:cs="Times New Roman"/>
+          <w:rFonts w:ascii="Courier New" w:hAnsi="Courier New" w:eastAsia="Courier New" w:cs="Courier New"/>
           <w:color w:val="000000"/>
-          <w:sz w:val="24"/>
+          <w:sz w:val="22"/>
         </w:rPr>
         <w:t>-0.0005</w:t>
       </w:r>
@@ -5867,9 +4930,9 @@
       </w:r>
       <w:r>
         <w:rPr>
-          <w:rFonts w:ascii="Times New Roman" w:hAnsi="Times New Roman" w:eastAsia="Times New Roman" w:cs="Times New Roman"/>
+          <w:rFonts w:ascii="Courier New" w:hAnsi="Courier New" w:eastAsia="Courier New" w:cs="Courier New"/>
           <w:color w:val="000000"/>
-          <w:sz w:val="24"/>
+          <w:sz w:val="22"/>
         </w:rPr>
         <w:t>[-0.0221,0.0207]</w:t>
       </w:r>
@@ -5883,9 +4946,9 @@
       </w:r>
       <w:r>
         <w:rPr>
-          <w:rFonts w:ascii="Times New Roman" w:hAnsi="Times New Roman" w:eastAsia="Times New Roman" w:cs="Times New Roman"/>
+          <w:rFonts w:ascii="Courier New" w:hAnsi="Courier New" w:eastAsia="Courier New" w:cs="Courier New"/>
           <w:color w:val="000000"/>
-          <w:sz w:val="24"/>
+          <w:sz w:val="22"/>
         </w:rPr>
         <w:t>p=0.96</w:t>
       </w:r>
@@ -5899,9 +4962,9 @@
       </w:r>
       <w:r>
         <w:rPr>
-          <w:rFonts w:ascii="Times New Roman" w:hAnsi="Times New Roman" w:eastAsia="Times New Roman" w:cs="Times New Roman"/>
+          <w:rFonts w:ascii="Courier New" w:hAnsi="Courier New" w:eastAsia="Courier New" w:cs="Courier New"/>
           <w:color w:val="000000"/>
-          <w:sz w:val="24"/>
+          <w:sz w:val="22"/>
         </w:rPr>
         <w:t>n=160</w:t>
       </w:r>
@@ -5917,6 +4980,7 @@
     <w:p>
       <w:pPr>
         <w:pStyle w:val="Heading2"/>
+        <w:widowControl/>
       </w:pPr>
       <w:r>
         <w:rPr>
@@ -5928,6 +4992,9 @@
       </w:r>
     </w:p>
     <w:p>
+      <w:pPr>
+        <w:widowControl/>
+      </w:pPr>
       <w:r>
         <w:rPr>
           <w:rFonts w:ascii="Times New Roman" w:hAnsi="Times New Roman" w:eastAsia="Times New Roman" w:cs="Times New Roman"/>
@@ -5938,9 +5005,9 @@
       </w:r>
       <w:r>
         <w:rPr>
-          <w:rFonts w:ascii="Times New Roman" w:hAnsi="Times New Roman" w:eastAsia="Times New Roman" w:cs="Times New Roman"/>
+          <w:rFonts w:ascii="Courier New" w:hAnsi="Courier New" w:eastAsia="Courier New" w:cs="Courier New"/>
           <w:color w:val="000000"/>
-          <w:sz w:val="24"/>
+          <w:sz w:val="22"/>
         </w:rPr>
         <w:t>+0.000855</w:t>
       </w:r>
@@ -5954,9 +5021,9 @@
       </w:r>
       <w:r>
         <w:rPr>
-          <w:rFonts w:ascii="Times New Roman" w:hAnsi="Times New Roman" w:eastAsia="Times New Roman" w:cs="Times New Roman"/>
+          <w:rFonts w:ascii="Courier New" w:hAnsi="Courier New" w:eastAsia="Courier New" w:cs="Courier New"/>
           <w:color w:val="000000"/>
-          <w:sz w:val="24"/>
+          <w:sz w:val="22"/>
         </w:rPr>
         <w:t>[+0.000691,+0.001028]</w:t>
       </w:r>
@@ -5970,9 +5037,9 @@
       </w:r>
       <w:r>
         <w:rPr>
-          <w:rFonts w:ascii="Times New Roman" w:hAnsi="Times New Roman" w:eastAsia="Times New Roman" w:cs="Times New Roman"/>
+          <w:rFonts w:ascii="Courier New" w:hAnsi="Courier New" w:eastAsia="Courier New" w:cs="Courier New"/>
           <w:color w:val="000000"/>
-          <w:sz w:val="24"/>
+          <w:sz w:val="22"/>
         </w:rPr>
         <w:t>p&lt;0.0001</w:t>
       </w:r>
@@ -5986,9 +5053,9 @@
       </w:r>
       <w:r>
         <w:rPr>
-          <w:rFonts w:ascii="Times New Roman" w:hAnsi="Times New Roman" w:eastAsia="Times New Roman" w:cs="Times New Roman"/>
+          <w:rFonts w:ascii="Courier New" w:hAnsi="Courier New" w:eastAsia="Courier New" w:cs="Courier New"/>
           <w:color w:val="000000"/>
-          <w:sz w:val="24"/>
+          <w:sz w:val="22"/>
         </w:rPr>
         <w:t>n=320</w:t>
       </w:r>
@@ -6002,6 +5069,9 @@
       </w:r>
     </w:p>
     <w:p>
+      <w:pPr>
+        <w:widowControl/>
+      </w:pPr>
       <w:r>
         <w:rPr>
           <w:rFonts w:ascii="Times New Roman" w:hAnsi="Times New Roman" w:eastAsia="Times New Roman" w:cs="Times New Roman"/>
@@ -6012,9 +5082,9 @@
       </w:r>
       <w:r>
         <w:rPr>
-          <w:rFonts w:ascii="Times New Roman" w:hAnsi="Times New Roman" w:eastAsia="Times New Roman" w:cs="Times New Roman"/>
+          <w:rFonts w:ascii="Courier New" w:hAnsi="Courier New" w:eastAsia="Courier New" w:cs="Courier New"/>
           <w:color w:val="000000"/>
-          <w:sz w:val="24"/>
+          <w:sz w:val="22"/>
         </w:rPr>
         <w:t>-0.0783</w:t>
       </w:r>
@@ -6028,9 +5098,9 @@
       </w:r>
       <w:r>
         <w:rPr>
-          <w:rFonts w:ascii="Times New Roman" w:hAnsi="Times New Roman" w:eastAsia="Times New Roman" w:cs="Times New Roman"/>
+          <w:rFonts w:ascii="Courier New" w:hAnsi="Courier New" w:eastAsia="Courier New" w:cs="Courier New"/>
           <w:color w:val="000000"/>
-          <w:sz w:val="24"/>
+          <w:sz w:val="22"/>
         </w:rPr>
         <w:t>[-0.1104,-0.0490]</w:t>
       </w:r>
@@ -6044,9 +5114,9 @@
       </w:r>
       <w:r>
         <w:rPr>
-          <w:rFonts w:ascii="Times New Roman" w:hAnsi="Times New Roman" w:eastAsia="Times New Roman" w:cs="Times New Roman"/>
+          <w:rFonts w:ascii="Courier New" w:hAnsi="Courier New" w:eastAsia="Courier New" w:cs="Courier New"/>
           <w:color w:val="000000"/>
-          <w:sz w:val="24"/>
+          <w:sz w:val="22"/>
         </w:rPr>
         <w:t>n=80</w:t>
       </w:r>
@@ -6062,6 +5132,7 @@
     <w:p>
       <w:pPr>
         <w:pStyle w:val="Heading2"/>
+        <w:widowControl/>
       </w:pPr>
       <w:r>
         <w:rPr>
@@ -6073,6 +5144,9 @@
       </w:r>
     </w:p>
     <w:p>
+      <w:pPr>
+        <w:widowControl/>
+      </w:pPr>
       <w:r>
         <w:rPr>
           <w:rFonts w:ascii="Times New Roman" w:hAnsi="Times New Roman" w:eastAsia="Times New Roman" w:cs="Times New Roman"/>
@@ -6083,9 +5157,9 @@
       </w:r>
       <w:r>
         <w:rPr>
-          <w:rFonts w:ascii="Times New Roman" w:hAnsi="Times New Roman" w:eastAsia="Times New Roman" w:cs="Times New Roman"/>
+          <w:rFonts w:ascii="Courier New" w:hAnsi="Courier New" w:eastAsia="Courier New" w:cs="Courier New"/>
           <w:color w:val="000000"/>
-          <w:sz w:val="24"/>
+          <w:sz w:val="22"/>
         </w:rPr>
         <w:t>+0.1026</w:t>
       </w:r>
@@ -6099,9 +5173,9 @@
       </w:r>
       <w:r>
         <w:rPr>
-          <w:rFonts w:ascii="Times New Roman" w:hAnsi="Times New Roman" w:eastAsia="Times New Roman" w:cs="Times New Roman"/>
+          <w:rFonts w:ascii="Courier New" w:hAnsi="Courier New" w:eastAsia="Courier New" w:cs="Courier New"/>
           <w:color w:val="000000"/>
-          <w:sz w:val="24"/>
+          <w:sz w:val="22"/>
         </w:rPr>
         <w:t>[+0.0486,+0.1578]</w:t>
       </w:r>
@@ -6115,9 +5189,9 @@
       </w:r>
       <w:r>
         <w:rPr>
-          <w:rFonts w:ascii="Times New Roman" w:hAnsi="Times New Roman" w:eastAsia="Times New Roman" w:cs="Times New Roman"/>
+          <w:rFonts w:ascii="Courier New" w:hAnsi="Courier New" w:eastAsia="Courier New" w:cs="Courier New"/>
           <w:color w:val="000000"/>
-          <w:sz w:val="24"/>
+          <w:sz w:val="22"/>
         </w:rPr>
         <w:t>p=0.0003</w:t>
       </w:r>
@@ -6131,9 +5205,9 @@
       </w:r>
       <w:r>
         <w:rPr>
-          <w:rFonts w:ascii="Times New Roman" w:hAnsi="Times New Roman" w:eastAsia="Times New Roman" w:cs="Times New Roman"/>
+          <w:rFonts w:ascii="Courier New" w:hAnsi="Courier New" w:eastAsia="Courier New" w:cs="Courier New"/>
           <w:color w:val="000000"/>
-          <w:sz w:val="24"/>
+          <w:sz w:val="22"/>
         </w:rPr>
         <w:t>n=160</w:t>
       </w:r>
@@ -6147,9 +5221,9 @@
       </w:r>
       <w:r>
         <w:rPr>
-          <w:rFonts w:ascii="Times New Roman" w:hAnsi="Times New Roman" w:eastAsia="Times New Roman" w:cs="Times New Roman"/>
+          <w:rFonts w:ascii="Courier New" w:hAnsi="Courier New" w:eastAsia="Courier New" w:cs="Courier New"/>
           <w:color w:val="000000"/>
-          <w:sz w:val="24"/>
+          <w:sz w:val="22"/>
         </w:rPr>
         <w:t>alpha=0.95</w:t>
       </w:r>
@@ -6163,9 +5237,9 @@
       </w:r>
       <w:r>
         <w:rPr>
-          <w:rFonts w:ascii="Times New Roman" w:hAnsi="Times New Roman" w:eastAsia="Times New Roman" w:cs="Times New Roman"/>
+          <w:rFonts w:ascii="Courier New" w:hAnsi="Courier New" w:eastAsia="Courier New" w:cs="Courier New"/>
           <w:color w:val="000000"/>
-          <w:sz w:val="24"/>
+          <w:sz w:val="22"/>
         </w:rPr>
         <w:t>c=1</w:t>
       </w:r>
@@ -6179,9 +5253,9 @@
       </w:r>
       <w:r>
         <w:rPr>
-          <w:rFonts w:ascii="Times New Roman" w:hAnsi="Times New Roman" w:eastAsia="Times New Roman" w:cs="Times New Roman"/>
+          <w:rFonts w:ascii="Courier New" w:hAnsi="Courier New" w:eastAsia="Courier New" w:cs="Courier New"/>
           <w:color w:val="000000"/>
-          <w:sz w:val="24"/>
+          <w:sz w:val="22"/>
         </w:rPr>
         <w:t>c=1</w:t>
       </w:r>
@@ -6197,6 +5271,7 @@
     <w:p>
       <w:pPr>
         <w:pStyle w:val="Heading2"/>
+        <w:widowControl/>
       </w:pPr>
       <w:r>
         <w:rPr>
@@ -6208,6 +5283,9 @@
       </w:r>
     </w:p>
     <w:p>
+      <w:pPr>
+        <w:widowControl/>
+      </w:pPr>
       <w:r>
         <w:rPr>
           <w:rFonts w:ascii="Times New Roman" w:hAnsi="Times New Roman" w:eastAsia="Times New Roman" w:cs="Times New Roman"/>
@@ -6218,9 +5296,9 @@
       </w:r>
       <w:r>
         <w:rPr>
-          <w:rFonts w:ascii="Times New Roman" w:hAnsi="Times New Roman" w:eastAsia="Times New Roman" w:cs="Times New Roman"/>
+          <w:rFonts w:ascii="Courier New" w:hAnsi="Courier New" w:eastAsia="Courier New" w:cs="Courier New"/>
           <w:color w:val="000000"/>
-          <w:sz w:val="24"/>
+          <w:sz w:val="22"/>
         </w:rPr>
         <w:t>c=1.0</w:t>
       </w:r>
@@ -6234,9 +5312,9 @@
       </w:r>
       <w:r>
         <w:rPr>
-          <w:rFonts w:ascii="Times New Roman" w:hAnsi="Times New Roman" w:eastAsia="Times New Roman" w:cs="Times New Roman"/>
+          <w:rFonts w:ascii="Courier New" w:hAnsi="Courier New" w:eastAsia="Courier New" w:cs="Courier New"/>
           <w:color w:val="000000"/>
-          <w:sz w:val="24"/>
+          <w:sz w:val="22"/>
         </w:rPr>
         <w:t>alpha=0.95</w:t>
       </w:r>
@@ -6250,9 +5328,9 @@
       </w:r>
       <w:r>
         <w:rPr>
-          <w:rFonts w:ascii="Times New Roman" w:hAnsi="Times New Roman" w:eastAsia="Times New Roman" w:cs="Times New Roman"/>
+          <w:rFonts w:ascii="Courier New" w:hAnsi="Courier New" w:eastAsia="Courier New" w:cs="Courier New"/>
           <w:color w:val="000000"/>
-          <w:sz w:val="24"/>
+          <w:sz w:val="22"/>
         </w:rPr>
         <w:t>0.9880098603</w:t>
       </w:r>
@@ -6266,9 +5344,9 @@
       </w:r>
       <w:r>
         <w:rPr>
-          <w:rFonts w:ascii="Times New Roman" w:hAnsi="Times New Roman" w:eastAsia="Times New Roman" w:cs="Times New Roman"/>
+          <w:rFonts w:ascii="Courier New" w:hAnsi="Courier New" w:eastAsia="Courier New" w:cs="Courier New"/>
           <w:color w:val="000000"/>
-          <w:sz w:val="24"/>
+          <w:sz w:val="22"/>
         </w:rPr>
         <w:t>0.9682461469</w:t>
       </w:r>
@@ -6282,6 +5360,9 @@
       </w:r>
     </w:p>
     <w:p>
+      <w:pPr>
+        <w:widowControl/>
+      </w:pPr>
       <w:r>
         <w:rPr>
           <w:rFonts w:ascii="Times New Roman" w:hAnsi="Times New Roman" w:eastAsia="Times New Roman" w:cs="Times New Roman"/>
@@ -6292,9 +5373,9 @@
       </w:r>
       <w:r>
         <w:rPr>
-          <w:rFonts w:ascii="Times New Roman" w:hAnsi="Times New Roman" w:eastAsia="Times New Roman" w:cs="Times New Roman"/>
+          <w:rFonts w:ascii="Courier New" w:hAnsi="Courier New" w:eastAsia="Courier New" w:cs="Courier New"/>
           <w:color w:val="000000"/>
-          <w:sz w:val="24"/>
+          <w:sz w:val="22"/>
         </w:rPr>
         <w:t>alpha=0.95</w:t>
       </w:r>
@@ -6308,9 +5389,9 @@
       </w:r>
       <w:r>
         <w:rPr>
-          <w:rFonts w:ascii="Times New Roman" w:hAnsi="Times New Roman" w:eastAsia="Times New Roman" w:cs="Times New Roman"/>
+          <w:rFonts w:ascii="Courier New" w:hAnsi="Courier New" w:eastAsia="Courier New" w:cs="Courier New"/>
           <w:color w:val="000000"/>
-          <w:sz w:val="24"/>
+          <w:sz w:val="22"/>
         </w:rPr>
         <w:t>c=1.0</w:t>
       </w:r>
@@ -6324,9 +5405,9 @@
       </w:r>
       <w:r>
         <w:rPr>
-          <w:rFonts w:ascii="Times New Roman" w:hAnsi="Times New Roman" w:eastAsia="Times New Roman" w:cs="Times New Roman"/>
+          <w:rFonts w:ascii="Courier New" w:hAnsi="Courier New" w:eastAsia="Courier New" w:cs="Courier New"/>
           <w:color w:val="000000"/>
-          <w:sz w:val="24"/>
+          <w:sz w:val="22"/>
         </w:rPr>
         <w:t>0.9278</w:t>
       </w:r>
@@ -6342,6 +5423,7 @@
     <w:p>
       <w:pPr>
         <w:pStyle w:val="Heading2"/>
+        <w:widowControl/>
       </w:pPr>
       <w:r>
         <w:rPr>
@@ -6353,6 +5435,9 @@
       </w:r>
     </w:p>
     <w:p>
+      <w:pPr>
+        <w:widowControl/>
+      </w:pPr>
       <w:r>
         <w:rPr>
           <w:rFonts w:ascii="Times New Roman" w:hAnsi="Times New Roman" w:eastAsia="Times New Roman" w:cs="Times New Roman"/>
@@ -6363,9 +5448,9 @@
       </w:r>
       <w:r>
         <w:rPr>
-          <w:rFonts w:ascii="Times New Roman" w:hAnsi="Times New Roman" w:eastAsia="Times New Roman" w:cs="Times New Roman"/>
+          <w:rFonts w:ascii="Courier New" w:hAnsi="Courier New" w:eastAsia="Courier New" w:cs="Courier New"/>
           <w:color w:val="000000"/>
-          <w:sz w:val="24"/>
+          <w:sz w:val="22"/>
         </w:rPr>
         <w:t>+0.000425</w:t>
       </w:r>
@@ -6379,9 +5464,9 @@
       </w:r>
       <w:r>
         <w:rPr>
-          <w:rFonts w:ascii="Times New Roman" w:hAnsi="Times New Roman" w:eastAsia="Times New Roman" w:cs="Times New Roman"/>
+          <w:rFonts w:ascii="Courier New" w:hAnsi="Courier New" w:eastAsia="Courier New" w:cs="Courier New"/>
           <w:color w:val="000000"/>
-          <w:sz w:val="24"/>
+          <w:sz w:val="22"/>
         </w:rPr>
         <w:t>[-0.000022,+0.000875]</w:t>
       </w:r>
@@ -6395,9 +5480,9 @@
       </w:r>
       <w:r>
         <w:rPr>
-          <w:rFonts w:ascii="Times New Roman" w:hAnsi="Times New Roman" w:eastAsia="Times New Roman" w:cs="Times New Roman"/>
+          <w:rFonts w:ascii="Courier New" w:hAnsi="Courier New" w:eastAsia="Courier New" w:cs="Courier New"/>
           <w:color w:val="000000"/>
-          <w:sz w:val="24"/>
+          <w:sz w:val="22"/>
         </w:rPr>
         <w:t>+0.0301</w:t>
       </w:r>
@@ -6411,9 +5496,9 @@
       </w:r>
       <w:r>
         <w:rPr>
-          <w:rFonts w:ascii="Times New Roman" w:hAnsi="Times New Roman" w:eastAsia="Times New Roman" w:cs="Times New Roman"/>
+          <w:rFonts w:ascii="Courier New" w:hAnsi="Courier New" w:eastAsia="Courier New" w:cs="Courier New"/>
           <w:color w:val="000000"/>
-          <w:sz w:val="24"/>
+          <w:sz w:val="22"/>
         </w:rPr>
         <w:t>[+0.0169,+0.0450]</w:t>
       </w:r>
@@ -6427,9 +5512,9 @@
       </w:r>
       <w:r>
         <w:rPr>
-          <w:rFonts w:ascii="Times New Roman" w:hAnsi="Times New Roman" w:eastAsia="Times New Roman" w:cs="Times New Roman"/>
+          <w:rFonts w:ascii="Courier New" w:hAnsi="Courier New" w:eastAsia="Courier New" w:cs="Courier New"/>
           <w:color w:val="000000"/>
-          <w:sz w:val="24"/>
+          <w:sz w:val="22"/>
         </w:rPr>
         <w:t>p&lt;0.0001</w:t>
       </w:r>
@@ -6445,6 +5530,7 @@
     <w:p>
       <w:pPr>
         <w:pStyle w:val="Heading2"/>
+        <w:widowControl/>
       </w:pPr>
       <w:r>
         <w:rPr>
@@ -6456,6 +5542,9 @@
       </w:r>
     </w:p>
     <w:p>
+      <w:pPr>
+        <w:widowControl/>
+      </w:pPr>
       <w:r>
         <w:rPr>
           <w:rFonts w:ascii="Times New Roman" w:hAnsi="Times New Roman" w:eastAsia="Times New Roman" w:cs="Times New Roman"/>
@@ -6466,9 +5555,9 @@
       </w:r>
       <w:r>
         <w:rPr>
-          <w:rFonts w:ascii="Times New Roman" w:hAnsi="Times New Roman" w:eastAsia="Times New Roman" w:cs="Times New Roman"/>
+          <w:rFonts w:ascii="Courier New" w:hAnsi="Courier New" w:eastAsia="Courier New" w:cs="Courier New"/>
           <w:color w:val="000000"/>
-          <w:sz w:val="24"/>
+          <w:sz w:val="22"/>
         </w:rPr>
         <w:t>484x</w:t>
       </w:r>
@@ -6482,9 +5571,9 @@
       </w:r>
       <w:r>
         <w:rPr>
-          <w:rFonts w:ascii="Times New Roman" w:hAnsi="Times New Roman" w:eastAsia="Times New Roman" w:cs="Times New Roman"/>
+          <w:rFonts w:ascii="Courier New" w:hAnsi="Courier New" w:eastAsia="Courier New" w:cs="Courier New"/>
           <w:color w:val="000000"/>
-          <w:sz w:val="24"/>
+          <w:sz w:val="22"/>
         </w:rPr>
         <w:t>297x</w:t>
       </w:r>
@@ -6498,9 +5587,9 @@
       </w:r>
       <w:r>
         <w:rPr>
-          <w:rFonts w:ascii="Times New Roman" w:hAnsi="Times New Roman" w:eastAsia="Times New Roman" w:cs="Times New Roman"/>
+          <w:rFonts w:ascii="Courier New" w:hAnsi="Courier New" w:eastAsia="Courier New" w:cs="Courier New"/>
           <w:color w:val="000000"/>
-          <w:sz w:val="24"/>
+          <w:sz w:val="22"/>
         </w:rPr>
         <w:t>1.004x--1.011x</w:t>
       </w:r>
@@ -6514,9 +5603,9 @@
       </w:r>
       <w:r>
         <w:rPr>
-          <w:rFonts w:ascii="Times New Roman" w:hAnsi="Times New Roman" w:eastAsia="Times New Roman" w:cs="Times New Roman"/>
+          <w:rFonts w:ascii="Courier New" w:hAnsi="Courier New" w:eastAsia="Courier New" w:cs="Courier New"/>
           <w:color w:val="000000"/>
-          <w:sz w:val="24"/>
+          <w:sz w:val="22"/>
         </w:rPr>
         <w:t>c=0.712</w:t>
       </w:r>
@@ -6530,9 +5619,9 @@
       </w:r>
       <w:r>
         <w:rPr>
-          <w:rFonts w:ascii="Times New Roman" w:hAnsi="Times New Roman" w:eastAsia="Times New Roman" w:cs="Times New Roman"/>
+          <w:rFonts w:ascii="Courier New" w:hAnsi="Courier New" w:eastAsia="Courier New" w:cs="Courier New"/>
           <w:color w:val="000000"/>
-          <w:sz w:val="24"/>
+          <w:sz w:val="22"/>
         </w:rPr>
         <w:t>c=0.526</w:t>
       </w:r>
@@ -6546,9 +5635,9 @@
       </w:r>
       <w:r>
         <w:rPr>
-          <w:rFonts w:ascii="Times New Roman" w:hAnsi="Times New Roman" w:eastAsia="Times New Roman" w:cs="Times New Roman"/>
+          <w:rFonts w:ascii="Courier New" w:hAnsi="Courier New" w:eastAsia="Courier New" w:cs="Courier New"/>
           <w:color w:val="000000"/>
-          <w:sz w:val="24"/>
+          <w:sz w:val="22"/>
         </w:rPr>
         <w:t>awaiting_human_signoff</w:t>
       </w:r>
@@ -6564,6 +5653,7 @@
     <w:p>
       <w:pPr>
         <w:pStyle w:val="Heading1"/>
+        <w:widowControl/>
       </w:pPr>
       <w:r>
         <w:rPr>
@@ -6575,6 +5665,9 @@
       </w:r>
     </w:p>
     <w:p>
+      <w:pPr>
+        <w:widowControl/>
+      </w:pPr>
       <w:r>
         <w:rPr>
           <w:rFonts w:ascii="Times New Roman" w:hAnsi="Times New Roman" w:eastAsia="Times New Roman" w:cs="Times New Roman"/>
@@ -6585,6 +5678,9 @@
       </w:r>
     </w:p>
     <w:p>
+      <w:pPr>
+        <w:widowControl/>
+      </w:pPr>
       <w:r>
         <w:rPr>
           <w:rFonts w:ascii="Times New Roman" w:hAnsi="Times New Roman" w:eastAsia="Times New Roman" w:cs="Times New Roman"/>
@@ -6612,6 +5708,9 @@
       </w:r>
     </w:p>
     <w:p>
+      <w:pPr>
+        <w:widowControl/>
+      </w:pPr>
       <w:r>
         <w:rPr>
           <w:rFonts w:ascii="Times New Roman" w:hAnsi="Times New Roman" w:eastAsia="Times New Roman" w:cs="Times New Roman"/>
@@ -6622,6 +5721,9 @@
       </w:r>
     </w:p>
     <w:p>
+      <w:pPr>
+        <w:widowControl/>
+      </w:pPr>
       <w:r>
         <w:rPr>
           <w:rFonts w:ascii="Times New Roman" w:hAnsi="Times New Roman" w:eastAsia="Times New Roman" w:cs="Times New Roman"/>
@@ -6632,9 +5734,9 @@
       </w:r>
       <w:r>
         <w:rPr>
-          <w:rFonts w:ascii="Times New Roman" w:hAnsi="Times New Roman" w:eastAsia="Times New Roman" w:cs="Times New Roman"/>
+          <w:rFonts w:ascii="Courier New" w:hAnsi="Courier New" w:eastAsia="Courier New" w:cs="Courier New"/>
           <w:color w:val="000000"/>
-          <w:sz w:val="24"/>
+          <w:sz w:val="22"/>
         </w:rPr>
         <w:t>c=1</w:t>
       </w:r>
@@ -6648,9 +5750,9 @@
       </w:r>
       <w:r>
         <w:rPr>
-          <w:rFonts w:ascii="Times New Roman" w:hAnsi="Times New Roman" w:eastAsia="Times New Roman" w:cs="Times New Roman"/>
+          <w:rFonts w:ascii="Courier New" w:hAnsi="Courier New" w:eastAsia="Courier New" w:cs="Courier New"/>
           <w:color w:val="000000"/>
-          <w:sz w:val="24"/>
+          <w:sz w:val="22"/>
         </w:rPr>
         <w:t>c=1</w:t>
       </w:r>
@@ -6664,6 +5766,9 @@
       </w:r>
     </w:p>
     <w:p>
+      <w:pPr>
+        <w:widowControl/>
+      </w:pPr>
       <w:r>
         <w:rPr>
           <w:rFonts w:ascii="Times New Roman" w:hAnsi="Times New Roman" w:eastAsia="Times New Roman" w:cs="Times New Roman"/>
@@ -6674,6 +5779,9 @@
       </w:r>
     </w:p>
     <w:p>
+      <w:pPr>
+        <w:widowControl/>
+      </w:pPr>
       <w:r>
         <w:rPr>
           <w:rFonts w:ascii="Times New Roman" w:hAnsi="Times New Roman" w:eastAsia="Times New Roman" w:cs="Times New Roman"/>
@@ -6686,6 +5794,7 @@
     <w:p>
       <w:pPr>
         <w:pStyle w:val="Heading1"/>
+        <w:widowControl/>
       </w:pPr>
       <w:r>
         <w:rPr>
@@ -6697,6 +5806,9 @@
       </w:r>
     </w:p>
     <w:p>
+      <w:pPr>
+        <w:widowControl/>
+      </w:pPr>
       <w:r>
         <w:rPr>
           <w:rFonts w:ascii="Times New Roman" w:hAnsi="Times New Roman" w:eastAsia="Times New Roman" w:cs="Times New Roman"/>
@@ -6709,6 +5821,7 @@
     <w:p>
       <w:pPr>
         <w:pStyle w:val="Heading1"/>
+        <w:widowControl/>
       </w:pPr>
       <w:r>
         <w:rPr>
@@ -6720,6 +5833,9 @@
       </w:r>
     </w:p>
     <w:p>
+      <w:pPr>
+        <w:widowControl/>
+      </w:pPr>
       <w:r>
         <w:rPr>
           <w:rFonts w:ascii="Times New Roman" w:hAnsi="Times New Roman" w:eastAsia="Times New Roman" w:cs="Times New Roman"/>
@@ -6730,9 +5846,9 @@
       </w:r>
       <w:r>
         <w:rPr>
-          <w:rFonts w:ascii="Times New Roman" w:hAnsi="Times New Roman" w:eastAsia="Times New Roman" w:cs="Times New Roman"/>
+          <w:rFonts w:ascii="Courier New" w:hAnsi="Courier New" w:eastAsia="Courier New" w:cs="Courier New"/>
           <w:color w:val="000000"/>
-          <w:sz w:val="24"/>
+          <w:sz w:val="22"/>
         </w:rPr>
         <w:t>publication/evidence/reproduction-map.md</w:t>
       </w:r>
@@ -6748,6 +5864,7 @@
     <w:p>
       <w:pPr>
         <w:pStyle w:val="Heading1"/>
+        <w:widowControl/>
       </w:pPr>
       <w:r>
         <w:rPr>
@@ -6759,6 +5876,9 @@
       </w:r>
     </w:p>
     <w:p>
+      <w:pPr>
+        <w:widowControl/>
+      </w:pPr>
       <w:r>
         <w:rPr>
           <w:rFonts w:ascii="Times New Roman" w:hAnsi="Times New Roman" w:eastAsia="Times New Roman" w:cs="Times New Roman"/>
@@ -6770,134 +5890,130 @@
     </w:p>
     <w:p>
       <w:pPr>
-        <w:spacing w:line="276" w:lineRule="auto" w:after="40"/>
-        <w:ind w:left="360" w:hanging="288"/>
+        <w:widowControl/>
       </w:pPr>
       <w:r>
         <w:rPr>
           <w:rFonts w:ascii="Times New Roman" w:hAnsi="Times New Roman" w:eastAsia="Times New Roman" w:cs="Times New Roman"/>
           <w:color w:val="000000"/>
-          <w:sz w:val="22"/>
+          <w:sz w:val="24"/>
         </w:rPr>
-        <w:t>☐ Authors, affiliations, corresponding author, and ORCIDs.</w:t>
+        <w:t>- [ ] Authors, affiliations, corresponding author, and ORCIDs.</w:t>
       </w:r>
     </w:p>
     <w:p>
       <w:pPr>
-        <w:spacing w:line="276" w:lineRule="auto" w:after="40"/>
-        <w:ind w:left="360" w:hanging="288"/>
+        <w:widowControl/>
       </w:pPr>
       <w:r>
         <w:rPr>
           <w:rFonts w:ascii="Times New Roman" w:hAnsi="Times New Roman" w:eastAsia="Times New Roman" w:cs="Times New Roman"/>
           <w:color w:val="000000"/>
-          <w:sz w:val="22"/>
+          <w:sz w:val="24"/>
         </w:rPr>
-        <w:t>☐ CRediT contributions approved by all authors.</w:t>
+        <w:t>- [ ] CRediT contributions approved by all authors.</w:t>
       </w:r>
     </w:p>
     <w:p>
       <w:pPr>
-        <w:spacing w:line="276" w:lineRule="auto" w:after="40"/>
-        <w:ind w:left="360" w:hanging="288"/>
+        <w:widowControl/>
       </w:pPr>
       <w:r>
         <w:rPr>
           <w:rFonts w:ascii="Times New Roman" w:hAnsi="Times New Roman" w:eastAsia="Times New Roman" w:cs="Times New Roman"/>
           <w:color w:val="000000"/>
-          <w:sz w:val="22"/>
+          <w:sz w:val="24"/>
         </w:rPr>
-        <w:t>☐ Funding/grant identifiers or explicit no-funding statement.</w:t>
+        <w:t>- [ ] Funding/grant identifiers or explicit no-funding statement.</w:t>
       </w:r>
     </w:p>
     <w:p>
       <w:pPr>
-        <w:spacing w:line="276" w:lineRule="auto" w:after="40"/>
-        <w:ind w:left="360" w:hanging="288"/>
+        <w:widowControl/>
       </w:pPr>
       <w:r>
         <w:rPr>
           <w:rFonts w:ascii="Times New Roman" w:hAnsi="Times New Roman" w:eastAsia="Times New Roman" w:cs="Times New Roman"/>
           <w:color w:val="000000"/>
-          <w:sz w:val="22"/>
+          <w:sz w:val="24"/>
         </w:rPr>
-        <w:t>☐ Competing interests for every author.</w:t>
+        <w:t>- [ ] Competing interests for every author.</w:t>
       </w:r>
     </w:p>
     <w:p>
       <w:pPr>
-        <w:spacing w:line="276" w:lineRule="auto" w:after="40"/>
-        <w:ind w:left="360" w:hanging="288"/>
+        <w:widowControl/>
       </w:pPr>
       <w:r>
         <w:rPr>
           <w:rFonts w:ascii="Times New Roman" w:hAnsi="Times New Roman" w:eastAsia="Times New Roman" w:cs="Times New Roman"/>
           <w:color w:val="000000"/>
-          <w:sz w:val="22"/>
+          <w:sz w:val="24"/>
         </w:rPr>
-        <w:t>☐ Ethics oversight/approval or exemption for in-house human-derived cell material, and any required consent statement.</w:t>
+        <w:t>- [ ] Ethics oversight/approval or exemption for in-house human-derived cell material, and any required consent statement.</w:t>
       </w:r>
     </w:p>
     <w:p>
       <w:pPr>
-        <w:spacing w:line="276" w:lineRule="auto" w:after="40"/>
-        <w:ind w:left="360" w:hanging="288"/>
+        <w:widowControl/>
       </w:pPr>
       <w:r>
         <w:rPr>
           <w:rFonts w:ascii="Times New Roman" w:hAnsi="Times New Roman" w:eastAsia="Times New Roman" w:cs="Times New Roman"/>
           <w:color w:val="000000"/>
-          <w:sz w:val="22"/>
+          <w:sz w:val="24"/>
         </w:rPr>
-        <w:t>☐ Data restrictions, repository identifiers, and release license reconciled with laboratory policy.</w:t>
+        <w:t>- [ ] Data restrictions, repository identifiers, and release license reconciled with laboratory policy.</w:t>
       </w:r>
     </w:p>
     <w:p>
       <w:pPr>
-        <w:spacing w:line="276" w:lineRule="auto" w:after="40"/>
-        <w:ind w:left="360" w:hanging="288"/>
+        <w:widowControl/>
       </w:pPr>
       <w:r>
         <w:rPr>
           <w:rFonts w:ascii="Times New Roman" w:hAnsi="Times New Roman" w:eastAsia="Times New Roman" w:cs="Times New Roman"/>
           <w:color w:val="000000"/>
-          <w:sz w:val="22"/>
+          <w:sz w:val="24"/>
         </w:rPr>
-        <w:t>☐ Code archive DOI/version, license, and submitted environment record.</w:t>
+        <w:t>- [ ] Code archive DOI/version, license, and submitted environment record.</w:t>
       </w:r>
     </w:p>
     <w:p>
       <w:pPr>
-        <w:spacing w:line="276" w:lineRule="auto" w:after="40"/>
-        <w:ind w:left="360" w:hanging="288"/>
+        <w:widowControl/>
       </w:pPr>
       <w:r>
         <w:rPr>
           <w:rFonts w:ascii="Times New Roman" w:hAnsi="Times New Roman" w:eastAsia="Times New Roman" w:cs="Times New Roman"/>
           <w:color w:val="000000"/>
-          <w:sz w:val="22"/>
+          <w:sz w:val="24"/>
         </w:rPr>
-        <w:t>☐ Acknowledgements, material-transfer terms, and third-party permissions.</w:t>
+        <w:t>- [ ] Acknowledgements, material-transfer terms, and third-party permissions.</w:t>
       </w:r>
     </w:p>
     <w:p>
       <w:pPr>
-        <w:spacing w:line="276" w:lineRule="auto" w:after="40"/>
-        <w:ind w:left="360" w:hanging="288"/>
+        <w:widowControl/>
       </w:pPr>
       <w:r>
         <w:rPr>
           <w:rFonts w:ascii="Times New Roman" w:hAnsi="Times New Roman" w:eastAsia="Times New Roman" w:cs="Times New Roman"/>
           <w:color w:val="000000"/>
-          <w:sz w:val="22"/>
+          <w:sz w:val="24"/>
         </w:rPr>
-        <w:t>☐ Target-journal AI-use, protocol-registration, reporting-guideline, and source-data statements.</w:t>
+        <w:t>- [ ] Target-journal AI-use, protocol-registration, reporting-guideline, and source-data statements.</w:t>
+      </w:r>
+    </w:p>
+    <w:p>
+      <w:r>
+        <w:br w:type="page"/>
       </w:r>
     </w:p>
     <w:p>
       <w:pPr>
         <w:pStyle w:val="Heading1"/>
-        <w:pageBreakBefore/>
+        <w:widowControl/>
       </w:pPr>
       <w:r>
         <w:rPr>
@@ -7606,81 +6722,17 @@
     </w:p>
     <w:sectPr>
       <w:footerReference w:type="default" r:id="rId9"/>
-      <w:footerReference w:type="even" r:id="rId10"/>
-      <w:footerReference w:type="first" r:id="rId11"/>
       <w:pgSz w:w="12240" w:h="15840"/>
-      <w:pgMar w:top="1440" w:right="1440" w:bottom="2160" w:left="1440" w:header="720" w:footer="720" w:gutter="0"/>
+      <w:pgMar w:top="1440" w:right="1440" w:bottom="2160" w:left="1440" w:header="708" w:footer="708" w:gutter="0"/>
       <w:cols w:space="720"/>
       <w:docGrid w:linePitch="360"/>
-      <w:lnNumType w:countBy="1" w:start="1" w:restart="continuous" w:distance="360"/>
+      <w:lnNumType w:countBy="1" w:start="1" w:restart="continuous"/>
     </w:sectPr>
   </w:body>
 </w:document>
 </file>
 
 <file path=word/footer1.xml><?xml version="1.0" encoding="utf-8"?>
-<w:ftr xmlns:m="http://schemas.openxmlformats.org/officeDocument/2006/math" xmlns:mc="http://schemas.openxmlformats.org/markup-compatibility/2006" xmlns:mo="http://schemas.microsoft.com/office/mac/office/2008/main" xmlns:mv="urn:schemas-microsoft-com:mac:vml" xmlns:o="urn:schemas-microsoft-com:office:office" xmlns:r="http://schemas.openxmlformats.org/officeDocument/2006/relationships" xmlns:v="urn:schemas-microsoft-com:vml" xmlns:w10="urn:schemas-microsoft-com:office:word" xmlns:w14="http://schemas.microsoft.com/office/word/2010/wordml" xmlns:w="http://schemas.openxmlformats.org/wordprocessingml/2006/main" xmlns:wne="http://schemas.microsoft.com/office/word/2006/wordml" xmlns:wp14="http://schemas.microsoft.com/office/word/2010/wordprocessingDrawing" xmlns:wp="http://schemas.openxmlformats.org/drawingml/2006/wordprocessingDrawing" xmlns:wpc="http://schemas.microsoft.com/office/word/2010/wordprocessingCanvas" xmlns:wpg="http://schemas.microsoft.com/office/word/2010/wordprocessingGroup" xmlns:wpi="http://schemas.microsoft.com/office/word/2010/wordprocessingInk" xmlns:wps="http://schemas.microsoft.com/office/word/2010/wordprocessingShape" mc:Ignorable="w14 wp14">
-  <w:p>
-    <w:pPr>
-      <w:pStyle w:val="Footer"/>
-      <w:jc w:val="center"/>
-    </w:pPr>
-    <w:r>
-      <w:rPr>
-        <w:rFonts w:ascii="Times New Roman" w:hAnsi="Times New Roman" w:eastAsia="Times New Roman" w:cs="Times New Roman"/>
-        <w:color w:val="000000"/>
-        <w:sz w:val="20"/>
-      </w:rPr>
-      <w:t xml:space="preserve">Page </w:t>
-    </w:r>
-    <w:r>
-      <w:rPr>
-        <w:rFonts w:ascii="Times New Roman" w:hAnsi="Times New Roman" w:eastAsia="Times New Roman" w:cs="Times New Roman"/>
-        <w:color w:val="000000"/>
-        <w:sz w:val="20"/>
-      </w:rPr>
-      <w:fldChar w:fldCharType="begin"/>
-      <w:instrText xml:space="preserve">PAGE</w:instrText>
-      <w:fldChar w:fldCharType="separate"/>
-      <w:t>1</w:t>
-      <w:fldChar w:fldCharType="end"/>
-    </w:r>
-  </w:p>
-</w:ftr>
-</file>
-
-<file path=word/footer2.xml><?xml version="1.0" encoding="utf-8"?>
-<w:ftr xmlns:m="http://schemas.openxmlformats.org/officeDocument/2006/math" xmlns:mc="http://schemas.openxmlformats.org/markup-compatibility/2006" xmlns:mo="http://schemas.microsoft.com/office/mac/office/2008/main" xmlns:mv="urn:schemas-microsoft-com:mac:vml" xmlns:o="urn:schemas-microsoft-com:office:office" xmlns:r="http://schemas.openxmlformats.org/officeDocument/2006/relationships" xmlns:v="urn:schemas-microsoft-com:vml" xmlns:w10="urn:schemas-microsoft-com:office:word" xmlns:w14="http://schemas.microsoft.com/office/word/2010/wordml" xmlns:w="http://schemas.openxmlformats.org/wordprocessingml/2006/main" xmlns:wne="http://schemas.microsoft.com/office/word/2006/wordml" xmlns:wp14="http://schemas.microsoft.com/office/word/2010/wordprocessingDrawing" xmlns:wp="http://schemas.openxmlformats.org/drawingml/2006/wordprocessingDrawing" xmlns:wpc="http://schemas.microsoft.com/office/word/2010/wordprocessingCanvas" xmlns:wpg="http://schemas.microsoft.com/office/word/2010/wordprocessingGroup" xmlns:wpi="http://schemas.microsoft.com/office/word/2010/wordprocessingInk" xmlns:wps="http://schemas.microsoft.com/office/word/2010/wordprocessingShape" mc:Ignorable="w14 wp14">
-  <w:p>
-    <w:pPr>
-      <w:pStyle w:val="Footer"/>
-      <w:jc w:val="center"/>
-    </w:pPr>
-    <w:r>
-      <w:rPr>
-        <w:rFonts w:ascii="Times New Roman" w:hAnsi="Times New Roman" w:eastAsia="Times New Roman" w:cs="Times New Roman"/>
-        <w:color w:val="000000"/>
-        <w:sz w:val="20"/>
-      </w:rPr>
-      <w:t xml:space="preserve">Page </w:t>
-    </w:r>
-    <w:r>
-      <w:rPr>
-        <w:rFonts w:ascii="Times New Roman" w:hAnsi="Times New Roman" w:eastAsia="Times New Roman" w:cs="Times New Roman"/>
-        <w:color w:val="000000"/>
-        <w:sz w:val="20"/>
-      </w:rPr>
-      <w:fldChar w:fldCharType="begin"/>
-      <w:instrText xml:space="preserve">PAGE</w:instrText>
-      <w:fldChar w:fldCharType="separate"/>
-      <w:t>1</w:t>
-      <w:fldChar w:fldCharType="end"/>
-    </w:r>
-  </w:p>
-</w:ftr>
-</file>
-
-<file path=word/footer3.xml><?xml version="1.0" encoding="utf-8"?>
 <w:ftr xmlns:m="http://schemas.openxmlformats.org/officeDocument/2006/math" xmlns:mc="http://schemas.openxmlformats.org/markup-compatibility/2006" xmlns:mo="http://schemas.microsoft.com/office/mac/office/2008/main" xmlns:mv="urn:schemas-microsoft-com:mac:vml" xmlns:o="urn:schemas-microsoft-com:office:office" xmlns:r="http://schemas.openxmlformats.org/officeDocument/2006/relationships" xmlns:v="urn:schemas-microsoft-com:vml" xmlns:w10="urn:schemas-microsoft-com:office:word" xmlns:w14="http://schemas.microsoft.com/office/word/2010/wordml" xmlns:w="http://schemas.openxmlformats.org/wordprocessingml/2006/main" xmlns:wne="http://schemas.microsoft.com/office/word/2006/wordml" xmlns:wp14="http://schemas.microsoft.com/office/word/2010/wordprocessingDrawing" xmlns:wp="http://schemas.openxmlformats.org/drawingml/2006/wordprocessingDrawing" xmlns:wpc="http://schemas.microsoft.com/office/word/2010/wordprocessingCanvas" xmlns:wpg="http://schemas.microsoft.com/office/word/2010/wordprocessingGroup" xmlns:wpi="http://schemas.microsoft.com/office/word/2010/wordprocessingInk" xmlns:wps="http://schemas.microsoft.com/office/word/2010/wordprocessingShape" mc:Ignorable="w14 wp14">
   <w:p>
     <w:pPr>
@@ -8171,7 +7223,7 @@
       <w:rFonts w:asciiTheme="majorHAnsi" w:eastAsiaTheme="majorEastAsia" w:hAnsiTheme="majorHAnsi" w:cstheme="majorBidi" w:ascii="Times New Roman" w:hAnsi="Times New Roman"/>
       <w:b/>
       <w:bCs/>
-      <w:i/>
+      <w:i w:val="0"/>
       <w:color w:val="000000"/>
       <w:sz w:val="24"/>
       <w:szCs w:val="26"/>
@@ -8189,14 +7241,16 @@
     <w:pPr>
       <w:keepNext/>
       <w:keepLines/>
-      <w:spacing w:before="200" w:after="0"/>
+      <w:spacing w:before="160" w:after="60" w:line="240" w:lineRule="auto"/>
       <w:outlineLvl w:val="2"/>
     </w:pPr>
     <w:rPr>
-      <w:rFonts w:asciiTheme="majorHAnsi" w:eastAsiaTheme="majorEastAsia" w:hAnsiTheme="majorHAnsi" w:cstheme="majorBidi"/>
+      <w:rFonts w:asciiTheme="majorHAnsi" w:eastAsiaTheme="majorEastAsia" w:hAnsiTheme="majorHAnsi" w:cstheme="majorBidi" w:ascii="Times New Roman" w:hAnsi="Times New Roman"/>
       <w:b/>
       <w:bCs/>
-      <w:color w:val="4F81BD" w:themeColor="accent1"/>
+      <w:i/>
+      <w:color w:val="000000"/>
+      <w:sz w:val="24"/>
     </w:rPr>
   </w:style>
   <w:style w:type="paragraph" w:styleId="Heading4">
@@ -8427,21 +7481,15 @@
     <w:qFormat/>
     <w:rsid w:val="00FC693F"/>
     <w:pPr>
-      <w:keepNext/>
-      <w:pBdr>
-        <w:bottom w:val="single" w:sz="8" w:space="4" w:color="4F81BD" w:themeColor="accent1"/>
-      </w:pBdr>
-      <w:spacing w:after="240" w:line="240" w:lineRule="auto"/>
+      <w:spacing w:after="300" w:line="240" w:lineRule="auto"/>
       <w:contextualSpacing/>
-      <w:jc w:val="center"/>
     </w:pPr>
     <w:rPr>
-      <w:rFonts w:asciiTheme="majorHAnsi" w:eastAsiaTheme="majorEastAsia" w:hAnsiTheme="majorHAnsi" w:cstheme="majorBidi" w:ascii="Times New Roman" w:hAnsi="Times New Roman"/>
-      <w:b/>
+      <w:rFonts w:asciiTheme="majorHAnsi" w:eastAsiaTheme="majorEastAsia" w:hAnsiTheme="majorHAnsi" w:cstheme="majorBidi"/>
       <w:color w:val="000000"/>
       <w:spacing w:val="5"/>
       <w:kern w:val="28"/>
-      <w:sz w:val="28"/>
+      <w:sz w:val="52"/>
       <w:szCs w:val="52"/>
     </w:rPr>
   </w:style>
